--- a/downloads/student/ai-7-week-11.docx
+++ b/downloads/student/ai-7-week-11.docx
@@ -839,6 +839,16 @@
     <w:p>
       <w:r>
         <w:t>These two samples do not supply a probability model or confidence interval; none is invented.</w:t>
+      </w:r>
+    </w:p>
+    <w:p>
+      <w:r>
+        <w:t>Read the labelled picture: Calculate the two four-case rates and their difference. Explain how changed included cases can affect a fixed model, and why identical deterministic records should not differ on a rerun.</w:t>
+      </w:r>
+    </w:p>
+    <w:p>
+      <w:r>
+        <w:t>Change one thing: Evaluate the exact same fixed four cases twice with deterministic predictions. Predict the result before checking the explanation. What remains the same?</w:t>
       </w:r>
     </w:p>
     <w:p>
@@ -1958,6 +1968,187 @@
         <w:t>Attempt the independent case before hints. Record whether you worked alone, used a hint or followed a model. After feedback, fix the first unsupported step and explain why it changed. A later check uses a changed case, not a copied answer.</w:t>
       </w:r>
     </w:p>
+    <w:p>
+      <w:pPr>
+        <w:pStyle w:val="Heading1"/>
+      </w:pPr>
+      <w:r>
+        <w:t>15. Your lesson route</w:t>
+      </w:r>
+    </w:p>
+    <w:p>
+      <w:r>
+        <w:t>Start with this question: Two small samples can differ. A fixed classifier is scored on two distinct four-case samples from a declared collection.</w:t>
+      </w:r>
+    </w:p>
+    <w:tbl>
+      <w:tblPr>
+        <w:tblStyle w:val="LightShading-Accent1"/>
+        <w:tblW w:type="auto" w:w="0"/>
+        <w:tblLook w:firstColumn="1" w:firstRow="1" w:lastColumn="0" w:lastRow="0" w:noHBand="0" w:noVBand="1" w:val="04A0"/>
+      </w:tblPr>
+      <w:tblGrid>
+        <w:gridCol w:w="5112"/>
+        <w:gridCol w:w="5112"/>
+      </w:tblGrid>
+      <w:tr>
+        <w:trPr>
+          <w:tblHeader/>
+        </w:trPr>
+        <w:tc>
+          <w:tcPr>
+            <w:tcW w:type="dxa" w:w="5112"/>
+          </w:tcPr>
+          <w:p>
+            <w:r>
+              <w:t>By the end, I can</w:t>
+            </w:r>
+          </w:p>
+        </w:tc>
+        <w:tc>
+          <w:tcPr>
+            <w:tcW w:type="dxa" w:w="5112"/>
+          </w:tcPr>
+          <w:p>
+            <w:r>
+              <w:t>How I will show it</w:t>
+            </w:r>
+          </w:p>
+        </w:tc>
+      </w:tr>
+      <w:tr>
+        <w:tc>
+          <w:tcPr>
+            <w:tcW w:type="dxa" w:w="5112"/>
+          </w:tcPr>
+          <w:p>
+            <w:r>
+              <w:t>Explain the mechanism and terminology of sampling variability</w:t>
+            </w:r>
+          </w:p>
+        </w:tc>
+        <w:tc>
+          <w:tcPr>
+            <w:tcW w:type="dxa" w:w="5112"/>
+          </w:tcPr>
+          <w:p>
+            <w:r>
+              <w:t>Explain the deciding step, show a trace or test, and state one limit.</w:t>
+            </w:r>
+          </w:p>
+        </w:tc>
+      </w:tr>
+      <w:tr>
+        <w:tc>
+          <w:tcPr>
+            <w:tcW w:type="dxa" w:w="5112"/>
+          </w:tcPr>
+          <w:p>
+            <w:r>
+              <w:t>Apply the stated procedure to a new case with a traceable result</w:t>
+            </w:r>
+          </w:p>
+        </w:tc>
+        <w:tc>
+          <w:tcPr>
+            <w:tcW w:type="dxa" w:w="5112"/>
+          </w:tcPr>
+          <w:p>
+            <w:r>
+              <w:t>Explain the deciding step, show a trace or test, and state one limit.</w:t>
+            </w:r>
+          </w:p>
+        </w:tc>
+      </w:tr>
+      <w:tr>
+        <w:tc>
+          <w:tcPr>
+            <w:tcW w:type="dxa" w:w="5112"/>
+          </w:tcPr>
+          <w:p>
+            <w:r>
+              <w:t>Identify an assumption or limitation and design a revealing follow-up</w:t>
+            </w:r>
+          </w:p>
+        </w:tc>
+        <w:tc>
+          <w:tcPr>
+            <w:tcW w:type="dxa" w:w="5112"/>
+          </w:tcPr>
+          <w:p>
+            <w:r>
+              <w:t>Explain the deciding step, show a trace or test, and state one limit.</w:t>
+            </w:r>
+          </w:p>
+        </w:tc>
+      </w:tr>
+    </w:tbl>
+    <w:p>
+      <w:r>
+        <w:t>Remember → watch and explain → try with help → investigate → try independently → keep project evidence. Your teacher may spread this lesson across several classes.</w:t>
+      </w:r>
+    </w:p>
+    <w:p>
+      <w:r>
+        <w:t>Keep your first prediction. Compare it with what the evidence shows and explain any change.</w:t>
+      </w:r>
+    </w:p>
+    <w:p>
+      <w:pPr>
+        <w:pStyle w:val="Heading1"/>
+      </w:pPr>
+      <w:r>
+        <w:t>16. Finish and return</w:t>
+      </w:r>
+    </w:p>
+    <w:p>
+      <w:r>
+        <w:t>Close your notes. Explain this goal in your own words: Explain the mechanism and terminology of sampling variability</w:t>
+      </w:r>
+    </w:p>
+    <w:p>
+      <w:pPr>
+        <w:pStyle w:val="Heading3"/>
+      </w:pPr>
+      <w:r>
+        <w:t>My deciding step, evidence and one remaining question</w:t>
+      </w:r>
+    </w:p>
+    <w:p>
+      <w:r>
+        <w:t>________________________________________________________________</w:t>
+      </w:r>
+    </w:p>
+    <w:p>
+      <w:r>
+        <w:t>________________________________________________________________</w:t>
+      </w:r>
+    </w:p>
+    <w:p>
+      <w:r>
+        <w:t>________________________________________________________________</w:t>
+      </w:r>
+    </w:p>
+    <w:p>
+      <w:r>
+        <w:t>________________________________________________________________</w:t>
+      </w:r>
+    </w:p>
+    <w:p>
+      <w:r>
+        <w:t>________________________________________________________________</w:t>
+      </w:r>
+    </w:p>
+    <w:p>
+      <w:r>
+        <w:t>If you are unsure, return to the worked picture and explain one arrow. If you are ready, change an input or assumption and justify your prediction.</w:t>
+      </w:r>
+    </w:p>
+    <w:p>
+      <w:r>
+        <w:t>Save your workbook evidence. At the next review, try a different case before opening your old answer.</w:t>
+      </w:r>
+    </w:p>
     <w:sectPr>
       <w:pgSz w:w="12240" w:h="15840"/>
       <w:pgMar w:top="936" w:right="1008" w:bottom="936" w:left="1008" w:header="720" w:footer="720" w:gutter="0"/>

--- a/downloads/student/ai-7-week-11.docx
+++ b/downloads/student/ai-7-week-11.docx
@@ -2149,6 +2149,215 @@
         <w:t>Save your workbook evidence. At the next review, try a different case before opening your old answer.</w:t>
       </w:r>
     </w:p>
+    <w:p>
+      <w:pPr>
+        <w:pStyle w:val="Heading1"/>
+      </w:pPr>
+      <w:r>
+        <w:t>17. Supported practice, repair and portfolio</w:t>
+      </w:r>
+    </w:p>
+    <w:p>
+      <w:r>
+        <w:t>Use this supported practice once, in the browser or on paper. Keep the reserved independent assessment for a separate first attempt before teacher feedback.</w:t>
+      </w:r>
+    </w:p>
+    <w:p>
+      <w:r>
+        <w:t>Two small samples can differ. A fixed classifier is scored on two distinct four-case samples from a declared collection.</w:t>
+      </w:r>
+    </w:p>
+    <w:p>
+      <w:pPr>
+        <w:pStyle w:val="Heading3"/>
+      </w:pPr>
+      <w:r>
+        <w:t>Practice 1: explain the deciding evidence</w:t>
+      </w:r>
+    </w:p>
+    <w:p>
+      <w:r>
+        <w:t>Which labelled step matches this detail? Different included cases can change a small-sample rate.</w:t>
+      </w:r>
+    </w:p>
+    <w:p>
+      <w:r>
+        <w:t>1. Consider sampling</w:t>
+      </w:r>
+    </w:p>
+    <w:p>
+      <w:r>
+        <w:t>2. Keep model fixed</w:t>
+      </w:r>
+    </w:p>
+    <w:p>
+      <w:r>
+        <w:t>3. Compute observed rates</w:t>
+      </w:r>
+    </w:p>
+    <w:p>
+      <w:pPr>
+        <w:pStyle w:val="Heading3"/>
+      </w:pPr>
+      <w:r>
+        <w:t>My selected conclusion, deciding fact and explanation</w:t>
+      </w:r>
+    </w:p>
+    <w:p>
+      <w:r>
+        <w:t>________________________________________________________________</w:t>
+      </w:r>
+    </w:p>
+    <w:p>
+      <w:r>
+        <w:t>________________________________________________________________</w:t>
+      </w:r>
+    </w:p>
+    <w:p>
+      <w:r>
+        <w:t>________________________________________________________________</w:t>
+      </w:r>
+    </w:p>
+    <w:p>
+      <w:r>
+        <w:t>________________________________________________________________</w:t>
+      </w:r>
+    </w:p>
+    <w:p>
+      <w:r>
+        <w:t>________________________________________________________________</w:t>
+      </w:r>
+    </w:p>
+    <w:p>
+      <w:r>
+        <w:t>Hint if needed: Read the steps in the pictorial case. Match the supplied detail to the stage that performs or records it.</w:t>
+      </w:r>
+    </w:p>
+    <w:p>
+      <w:r>
+        <w:t>After your attempt, compare with the supported explanation: Consider sampling Different included cases can change a small-sample rate. Sampling variability means a statistic can vary because different units were observed. Do not automatically attribute every rate change to a model improvement or deterioration.</w:t>
+      </w:r>
+    </w:p>
+    <w:p>
+      <w:pPr>
+        <w:pStyle w:val="Heading3"/>
+      </w:pPr>
+      <w:r>
+        <w:t>Practice 2: explain the deciding evidence</w:t>
+      </w:r>
+    </w:p>
+    <w:p>
+      <w:r>
+        <w:t>Changed-case practice: Evaluate the exact same fixed four cases twice with deterministic predictions. Which conclusion is supported by the supplied facts?</w:t>
+      </w:r>
+    </w:p>
+    <w:p>
+      <w:r>
+        <w:t>1. The counts should agree unless some condition, data or scoring changed.</w:t>
+      </w:r>
+    </w:p>
+    <w:p>
+      <w:r>
+        <w:t>2. We can decide the result without examining the changed input or the procedure.</w:t>
+      </w:r>
+    </w:p>
+    <w:p>
+      <w:r>
+        <w:t>3. This one example guarantees correct results for every future input.</w:t>
+      </w:r>
+    </w:p>
+    <w:p>
+      <w:pPr>
+        <w:pStyle w:val="Heading3"/>
+      </w:pPr>
+      <w:r>
+        <w:t>My selected conclusion, deciding fact and explanation</w:t>
+      </w:r>
+    </w:p>
+    <w:p>
+      <w:r>
+        <w:t>________________________________________________________________</w:t>
+      </w:r>
+    </w:p>
+    <w:p>
+      <w:r>
+        <w:t>________________________________________________________________</w:t>
+      </w:r>
+    </w:p>
+    <w:p>
+      <w:r>
+        <w:t>________________________________________________________________</w:t>
+      </w:r>
+    </w:p>
+    <w:p>
+      <w:r>
+        <w:t>________________________________________________________________</w:t>
+      </w:r>
+    </w:p>
+    <w:p>
+      <w:r>
+        <w:t>________________________________________________________________</w:t>
+      </w:r>
+    </w:p>
+    <w:p>
+      <w:r>
+        <w:t>Hint if needed: Use the changed condition and the deciding step in the pictorial trace. The answer must say what follows from those facts.</w:t>
+      </w:r>
+    </w:p>
+    <w:p>
+      <w:r>
+        <w:t>After your attempt, compare with the supported explanation: The counts should agree unless some condition, data or scoring changed. The sampling explanation no longer applies when the records are identical.</w:t>
+      </w:r>
+    </w:p>
+    <w:p>
+      <w:pPr>
+        <w:pStyle w:val="Heading3"/>
+      </w:pPr>
+      <w:r>
+        <w:t>Repair a missing building block</w:t>
+      </w:r>
+    </w:p>
+    <w:p>
+      <w:r>
+        <w:t>Review Confounders and controls (ai-7/10). Goal: Explain the mechanism and terminology of confounders and controls. Short practice: Draw the four condition/background combinations. Which variables were coupled before, and why would collecting only healthy-white and spotted-blue again leave the confounding unresolved?. Return to this week and explain what you changed.</w:t>
+      </w:r>
+    </w:p>
+    <w:p>
+      <w:r>
+        <w:t>Review Baselines and fair comparisons (ai-7/8). Goal: Explain the mechanism and terminology of baselines and fair comparisons. Short practice: Calculate 6/8 and 7/8 correctness and name the one-case gain. Why is giving B the answer key incompatible with an unseen comparison to the simple baseline?. Return to this week and explain what you changed.</w:t>
+      </w:r>
+    </w:p>
+    <w:p>
+      <w:r>
+        <w:t>Review Replication and reproduction (ai-7/5). Goal: Explain the mechanism and terminology of replication and reproduction. Short practice: Calculate the scores from the original and new four-record sets. Which activity reproduces saved analysis, which repeats the protocol, and why does a different rerun of the original data need investigation?. Return to this week and explain what you changed.</w:t>
+      </w:r>
+    </w:p>
+    <w:p>
+      <w:pPr>
+        <w:pStyle w:val="Heading3"/>
+      </w:pPr>
+      <w:r>
+        <w:t>Predict, run and debug</w:t>
+      </w:r>
+    </w:p>
+    <w:p>
+      <w:r>
+        <w:t>The browser lab lets you edit the supported Python examples already included in this lesson. Predict first, run, inspect the actual output or error, change one input, then run again. Keep code, predictions, actual results and a reasoned revision together. On paper, label your result as a trace rather than an execution.</w:t>
+      </w:r>
+    </w:p>
+    <w:p>
+      <w:pPr>
+        <w:pStyle w:val="Heading3"/>
+      </w:pPr>
+      <w:r>
+        <w:t>Keep your completed work</w:t>
+      </w:r>
+    </w:p>
+    <w:p>
+      <w:r>
+        <w:t>Use Download completed work in the hosted lesson to export your answers, reflections, practice feedback and code-run evidence. Open the HTML copy to read or print it. Drafts stay in this browser when storage is available; clear drafts on a shared device.</w:t>
+      </w:r>
+    </w:p>
     <w:sectPr>
       <w:pgSz w:w="12240" w:h="15840"/>
       <w:pgMar w:top="936" w:right="1008" w:bottom="936" w:left="1008" w:header="720" w:footer="720" w:gutter="0"/>

--- a/downloads/student/ai-7-week-11.docx
+++ b/downloads/student/ai-7-week-11.docx
@@ -42,6 +42,11 @@
       </w:r>
     </w:p>
     <w:p>
+      <w:r>
+        <w:t>Start with the target: Explain the mechanism and terminology of sampling variability. Try the recall before opening notes.</w:t>
+      </w:r>
+    </w:p>
+    <w:p>
       <w:pPr>
         <w:pStyle w:val="Heading3"/>
       </w:pPr>
@@ -50,17 +55,59 @@
       </w:r>
     </w:p>
     <w:p>
-      <w:r>
-        <w:t>I can explain the mechanism and terminology of sampling variability.</w:t>
-      </w:r>
-    </w:p>
-    <w:p>
-      <w:r>
+      <w:pPr>
+        <w:spacing w:line="336" w:lineRule="auto" w:after="180"/>
+      </w:pPr>
+      <w:r>
+        <w:rPr>
+          <w:b w:val="0"/>
+        </w:rPr>
+        <w:t xml:space="preserve">I can explain the </w:t>
+      </w:r>
+      <w:r>
+        <w:rPr>
+          <w:b/>
+        </w:rPr>
+        <w:t>mechanism</w:t>
+      </w:r>
+      <w:r>
+        <w:rPr>
+          <w:b w:val="0"/>
+        </w:rPr>
+        <w:t xml:space="preserve"> and terminology of </w:t>
+      </w:r>
+      <w:r>
+        <w:rPr>
+          <w:b/>
+        </w:rPr>
+        <w:t>sampling variability</w:t>
+      </w:r>
+      <w:r>
+        <w:rPr>
+          <w:b w:val="0"/>
+        </w:rPr>
+        <w:t>.</w:t>
+      </w:r>
+    </w:p>
+    <w:p>
+      <w:pPr>
+        <w:spacing w:line="336" w:lineRule="auto" w:after="180"/>
+      </w:pPr>
+      <w:r>
+        <w:rPr>
+          <w:b w:val="0"/>
+        </w:rPr>
         <w:t>I can apply the stated procedure to a new case with a traceable result.</w:t>
       </w:r>
     </w:p>
     <w:p>
-      <w:r>
+      <w:pPr>
+        <w:spacing w:line="336" w:lineRule="auto" w:after="180"/>
+      </w:pPr>
+      <w:r>
+        <w:rPr>
+          <w:b w:val="0"/>
+        </w:rPr>
         <w:t>I can identify an assumption or limitation and design a revealing follow-up.</w:t>
       </w:r>
     </w:p>
@@ -73,47 +120,131 @@
       </w:r>
     </w:p>
     <w:p>
-      <w:r>
+      <w:pPr>
+        <w:spacing w:line="336" w:lineRule="auto" w:after="180"/>
+      </w:pPr>
+      <w:r>
+        <w:rPr>
+          <w:b w:val="0"/>
+        </w:rPr>
         <w:t>Close your notes first. A rough first answer helps us choose the right starting point; it is not a score for your ability.</w:t>
       </w:r>
     </w:p>
     <w:p>
-      <w:r>
+      <w:pPr>
+        <w:spacing w:line="336" w:lineRule="auto" w:after="180"/>
+      </w:pPr>
+      <w:r>
+        <w:rPr>
+          <w:b w:val="0"/>
+        </w:rPr>
         <w:t>Without opening the old lesson, explain one key idea from Confounders and controls. Give an example and a mistake that the idea helps you avoid.</w:t>
       </w:r>
     </w:p>
     <w:p>
-      <w:r>
+      <w:pPr>
+        <w:spacing w:line="336" w:lineRule="auto" w:after="180"/>
+      </w:pPr>
+      <w:r>
+        <w:rPr>
+          <w:b w:val="0"/>
+        </w:rPr>
         <w:t>Without opening the old lesson, explain one key idea from Baselines and fair comparisons. Give an example and a mistake that the idea helps you avoid.</w:t>
       </w:r>
     </w:p>
     <w:p>
-      <w:r>
+      <w:pPr>
+        <w:spacing w:line="336" w:lineRule="auto" w:after="180"/>
+      </w:pPr>
+      <w:r>
+        <w:rPr>
+          <w:b w:val="0"/>
+        </w:rPr>
         <w:t>Without opening the old lesson, explain one key idea from Replication and reproduction. Give an example and a mistake that the idea helps you avoid.</w:t>
       </w:r>
     </w:p>
     <w:p>
-      <w:r>
-        <w:t>After trying, check the relevant lesson or ask your teacher. Change the part of your explanation that the evidence shows was wrong.</w:t>
-      </w:r>
-    </w:p>
-    <w:p>
-      <w:r>
+      <w:pPr>
+        <w:spacing w:line="336" w:lineRule="auto" w:after="180"/>
+      </w:pPr>
+      <w:r>
+        <w:rPr>
+          <w:b w:val="0"/>
+        </w:rPr>
+        <w:t xml:space="preserve">After trying, check the relevant lesson or ask your teacher. Change the part of your explanation that the </w:t>
+      </w:r>
+      <w:r>
+        <w:rPr>
+          <w:b/>
+        </w:rPr>
+        <w:t>evidence</w:t>
+      </w:r>
+      <w:r>
+        <w:rPr>
+          <w:b w:val="0"/>
+        </w:rPr>
+        <w:t xml:space="preserve"> shows was wrong.</w:t>
+      </w:r>
+    </w:p>
+    <w:p>
+      <w:pPr>
+        <w:spacing w:line="336" w:lineRule="auto" w:after="180"/>
+      </w:pPr>
+      <w:r>
+        <w:rPr>
+          <w:b w:val="0"/>
+        </w:rPr>
         <w:t>This week you will practise:</w:t>
       </w:r>
     </w:p>
     <w:p>
-      <w:r>
-        <w:t>Explain the mechanism and terminology of sampling variability</w:t>
-      </w:r>
-    </w:p>
-    <w:p>
-      <w:r>
+      <w:pPr>
+        <w:spacing w:line="336" w:lineRule="auto" w:after="180"/>
+      </w:pPr>
+      <w:r>
+        <w:rPr>
+          <w:b w:val="0"/>
+        </w:rPr>
+        <w:t xml:space="preserve">Explain the </w:t>
+      </w:r>
+      <w:r>
+        <w:rPr>
+          <w:b/>
+        </w:rPr>
+        <w:t>mechanism</w:t>
+      </w:r>
+      <w:r>
+        <w:rPr>
+          <w:b w:val="0"/>
+        </w:rPr>
+        <w:t xml:space="preserve"> and terminology of </w:t>
+      </w:r>
+      <w:r>
+        <w:rPr>
+          <w:b/>
+        </w:rPr>
+        <w:t>sampling variability</w:t>
+      </w:r>
+    </w:p>
+    <w:p>
+      <w:pPr>
+        <w:spacing w:line="336" w:lineRule="auto" w:after="180"/>
+      </w:pPr>
+      <w:r>
+        <w:rPr>
+          <w:b w:val="0"/>
+        </w:rPr>
         <w:t>Apply the stated procedure to a new case with a traceable result</w:t>
       </w:r>
     </w:p>
     <w:p>
-      <w:r>
+      <w:pPr>
+        <w:spacing w:line="336" w:lineRule="auto" w:after="180"/>
+      </w:pPr>
+      <w:r>
+        <w:rPr>
+          <w:b w:val="0"/>
+        </w:rPr>
         <w:t>Identify an assumption or limitation and design a revealing follow-up</w:t>
       </w:r>
     </w:p>
@@ -126,8 +257,38 @@
       </w:r>
     </w:p>
     <w:p>
-      <w:r>
-        <w:t>Recall Confounders and controls. Explain why a recorded result needs its input conditions and evidence source before it can support a claim.</w:t>
+      <w:pPr>
+        <w:spacing w:line="336" w:lineRule="auto" w:after="180"/>
+      </w:pPr>
+      <w:r>
+        <w:rPr>
+          <w:b w:val="0"/>
+        </w:rPr>
+        <w:t xml:space="preserve">Recall Confounders and controls. Explain why a recorded result needs its </w:t>
+      </w:r>
+      <w:r>
+        <w:rPr>
+          <w:b/>
+        </w:rPr>
+        <w:t>input</w:t>
+      </w:r>
+      <w:r>
+        <w:rPr>
+          <w:b w:val="0"/>
+        </w:rPr>
+        <w:t xml:space="preserve"> conditions and </w:t>
+      </w:r>
+      <w:r>
+        <w:rPr>
+          <w:b/>
+        </w:rPr>
+        <w:t>evidence</w:t>
+      </w:r>
+      <w:r>
+        <w:rPr>
+          <w:b w:val="0"/>
+        </w:rPr>
+        <w:t xml:space="preserve"> source before it can support a claim.</w:t>
       </w:r>
     </w:p>
     <w:p>
@@ -162,8 +323,26 @@
       </w:r>
     </w:p>
     <w:p>
-      <w:r>
-        <w:t>Explain sampling variability using the records and boundaries of this fictional investigation.</w:t>
+      <w:pPr>
+        <w:spacing w:line="336" w:lineRule="auto" w:after="180"/>
+      </w:pPr>
+      <w:r>
+        <w:rPr>
+          <w:b w:val="0"/>
+        </w:rPr>
+        <w:t xml:space="preserve">Explain </w:t>
+      </w:r>
+      <w:r>
+        <w:rPr>
+          <w:b/>
+        </w:rPr>
+        <w:t>sampling variability</w:t>
+      </w:r>
+      <w:r>
+        <w:rPr>
+          <w:b w:val="0"/>
+        </w:rPr>
+        <w:t xml:space="preserve"> using the records and boundaries of this fictional investigation.</w:t>
       </w:r>
     </w:p>
     <w:p>
@@ -176,12 +355,46 @@
     </w:p>
     <w:p>
       <w:r>
-        <w:t>Sampling variability means different eligible samples can give different estimates even under the same population. Separate this from procedure changes.</w:t>
-      </w:r>
-    </w:p>
-    <w:p>
-      <w:r>
-        <w:t>Begin by writing the question the procedure is intended to answer. Identify the information already supplied, the information it will produce and the information still missing. These are constructed classroom examples; they do not require live accounts, private records or an external service. Do not treat a plausible explanation as a measured outcome.</w:t>
+        <w:t>Investigate the supplied Sampling variability case. Separate observations, given facts and assumptions before choosing an explanation.</w:t>
+      </w:r>
+    </w:p>
+    <w:p>
+      <w:pPr>
+        <w:spacing w:line="336" w:lineRule="auto" w:after="180"/>
+      </w:pPr>
+      <w:r>
+        <w:rPr>
+          <w:b/>
+        </w:rPr>
+        <w:t>Sampling variability</w:t>
+      </w:r>
+      <w:r>
+        <w:rPr>
+          <w:b w:val="0"/>
+        </w:rPr>
+        <w:t xml:space="preserve"> means different eligible samples can give different estimates even under the same population. Separate this from procedure changes.</w:t>
+      </w:r>
+    </w:p>
+    <w:p>
+      <w:pPr>
+        <w:spacing w:line="336" w:lineRule="auto" w:after="180"/>
+      </w:pPr>
+      <w:r>
+        <w:rPr>
+          <w:b w:val="0"/>
+        </w:rPr>
+        <w:t>Begin by writing the question the procedure is intended to answer. Identify the information already supplied, the information it will produce and the information still missing.</w:t>
+      </w:r>
+    </w:p>
+    <w:p>
+      <w:pPr>
+        <w:spacing w:line="336" w:lineRule="auto" w:after="180"/>
+      </w:pPr>
+      <w:r>
+        <w:rPr>
+          <w:b w:val="0"/>
+        </w:rPr>
+        <w:t>These are constructed classroom examples; they do not require live accounts, private records or an external service. Do not treat a plausible explanation as a measured outcome.</w:t>
       </w:r>
     </w:p>
     <w:p>
@@ -217,7 +430,30 @@
     </w:p>
     <w:p>
       <w:r>
-        <w:t>Consider finite population values1, 1, 3, 3 with distinct IDs. Enumerate the six unordered samples of size2 without replacement. Their means are1, 2, 2, 2, 2, 3.</w:t>
+        <w:t>Follow the mechanism for Sampling variability. Connect each labelled input, deciding step and result.</w:t>
+      </w:r>
+    </w:p>
+    <w:p>
+      <w:pPr>
+        <w:spacing w:line="336" w:lineRule="auto" w:after="180"/>
+      </w:pPr>
+      <w:r>
+        <w:rPr>
+          <w:b w:val="0"/>
+        </w:rPr>
+        <w:t xml:space="preserve">Consider finite population values1, 1, 3, 3 with distinct IDs. Enumerate the six unordered samples of size2 </w:t>
+      </w:r>
+      <w:r>
+        <w:rPr>
+          <w:b/>
+        </w:rPr>
+        <w:t>without replacement</w:t>
+      </w:r>
+      <w:r>
+        <w:rPr>
+          <w:b w:val="0"/>
+        </w:rPr>
+        <w:t>. Their means are1, 2, 2, 2, 2, 3.</w:t>
       </w:r>
     </w:p>
     <w:p>
@@ -313,8 +549,49 @@
       </w:r>
     </w:p>
     <w:p>
-      <w:r>
-        <w:t>Before applying the procedure, write its units, denominator or decision boundary where relevant. A partner should be able to repeat each step using the same inputs. If a required input is absent or violates the stated contract, record that condition explicitly instead of quietly replacing it with a convenient value.</w:t>
+      <w:pPr>
+        <w:spacing w:line="336" w:lineRule="auto" w:after="180"/>
+      </w:pPr>
+      <w:r>
+        <w:rPr>
+          <w:b w:val="0"/>
+        </w:rPr>
+        <w:t xml:space="preserve">Before applying the procedure, write its units, denominator or decision boundary where relevant. A partner should be able to repeat each step using the same </w:t>
+      </w:r>
+      <w:r>
+        <w:rPr>
+          <w:b/>
+        </w:rPr>
+        <w:t>input</w:t>
+      </w:r>
+      <w:r>
+        <w:rPr>
+          <w:b w:val="0"/>
+        </w:rPr>
+        <w:t>s.</w:t>
+      </w:r>
+    </w:p>
+    <w:p>
+      <w:pPr>
+        <w:spacing w:line="336" w:lineRule="auto" w:after="180"/>
+      </w:pPr>
+      <w:r>
+        <w:rPr>
+          <w:b w:val="0"/>
+        </w:rPr>
+        <w:t xml:space="preserve">If a required </w:t>
+      </w:r>
+      <w:r>
+        <w:rPr>
+          <w:b/>
+        </w:rPr>
+        <w:t>input</w:t>
+      </w:r>
+      <w:r>
+        <w:rPr>
+          <w:b w:val="0"/>
+        </w:rPr>
+        <w:t xml:space="preserve"> is absent or violates the stated contract, record that condition explicitly instead of quietly replacing it with a convenient value.</w:t>
       </w:r>
     </w:p>
     <w:p>
@@ -326,8 +603,26 @@
       </w:r>
     </w:p>
     <w:p>
-      <w:r>
-        <w:t>Point to the input, the deciding step and the result in this week’s visual. Explain the same step in ordinary words. A picture helps when you can say what each part represents.</w:t>
+      <w:pPr>
+        <w:spacing w:line="336" w:lineRule="auto" w:after="180"/>
+      </w:pPr>
+      <w:r>
+        <w:rPr>
+          <w:b w:val="0"/>
+        </w:rPr>
+        <w:t xml:space="preserve">Point to the </w:t>
+      </w:r>
+      <w:r>
+        <w:rPr>
+          <w:b/>
+        </w:rPr>
+        <w:t>input</w:t>
+      </w:r>
+      <w:r>
+        <w:rPr>
+          <w:b w:val="0"/>
+        </w:rPr>
+        <w:t>, the deciding step and the result in this week’s visual. Explain the same step in ordinary words. A picture helps when you can say what each part represents.</w:t>
       </w:r>
     </w:p>
     <w:p>
@@ -339,6 +634,11 @@
       </w:r>
     </w:p>
     <w:p>
+      <w:r>
+        <w:t>Compare the supplied cases for Sampling variability. Identify the detail that changes the conclusion.</w:t>
+      </w:r>
+    </w:p>
+    <w:p>
       <w:pPr>
         <w:pStyle w:val="Heading3"/>
       </w:pPr>
@@ -347,7 +647,13 @@
       </w:r>
     </w:p>
     <w:p>
-      <w:r>
+      <w:pPr>
+        <w:spacing w:line="336" w:lineRule="auto" w:after="180"/>
+      </w:pPr>
+      <w:r>
+        <w:rPr>
+          <w:b w:val="0"/>
+        </w:rPr>
         <w:t>Find the mean of sample means and the chance of mean2 under uniform selection of those six samples. Show the intermediate steps and give the conclusion with its scope.</w:t>
       </w:r>
     </w:p>
@@ -393,17 +699,80 @@
       </w:r>
     </w:p>
     <w:p>
-      <w:r>
-        <w:t>Change: Evaluate the exact same fixed four cases twice with deterministic predictions.</w:t>
-      </w:r>
-    </w:p>
-    <w:p>
-      <w:r>
-        <w:t>Prediction: The counts should agree unless some condition, data or scoring changed.</w:t>
-      </w:r>
-    </w:p>
-    <w:p>
-      <w:r>
+      <w:pPr>
+        <w:pStyle w:val="Heading3"/>
+      </w:pPr>
+      <w:r>
+        <w:t>Change one thing</w:t>
+      </w:r>
+    </w:p>
+    <w:p>
+      <w:pPr>
+        <w:spacing w:line="336" w:lineRule="auto" w:after="180"/>
+        <w:shd w:fill="F5F1FB"/>
+      </w:pPr>
+      <w:r>
+        <w:rPr>
+          <w:b w:val="0"/>
+        </w:rPr>
+        <w:t xml:space="preserve">Change: Evaluate the exact same fixed four cases twice with deterministic </w:t>
+      </w:r>
+      <w:r>
+        <w:rPr>
+          <w:b/>
+        </w:rPr>
+        <w:t>prediction</w:t>
+      </w:r>
+      <w:r>
+        <w:rPr>
+          <w:b w:val="0"/>
+        </w:rPr>
+        <w:t>s.</w:t>
+      </w:r>
+    </w:p>
+    <w:p>
+      <w:pPr>
+        <w:pStyle w:val="Heading3"/>
+      </w:pPr>
+      <w:r>
+        <w:t>Predicted result</w:t>
+      </w:r>
+    </w:p>
+    <w:p>
+      <w:pPr>
+        <w:spacing w:line="336" w:lineRule="auto" w:after="180"/>
+        <w:shd w:fill="F1F6FC"/>
+      </w:pPr>
+      <w:r>
+        <w:rPr>
+          <w:b/>
+        </w:rPr>
+        <w:t>Prediction</w:t>
+      </w:r>
+      <w:r>
+        <w:rPr>
+          <w:b w:val="0"/>
+        </w:rPr>
+        <w:t>: The counts should agree unless some condition, data or scoring changed.</w:t>
+      </w:r>
+    </w:p>
+    <w:p>
+      <w:pPr>
+        <w:pStyle w:val="Heading3"/>
+      </w:pPr>
+      <w:r>
+        <w:t>Why the result follows</w:t>
+      </w:r>
+    </w:p>
+    <w:p>
+      <w:pPr>
+        <w:spacing w:line="336" w:lineRule="auto" w:after="180"/>
+        <w:shd w:fill="F1F6FC"/>
+      </w:pPr>
+      <w:r>
+        <w:rPr>
+          <w:b w:val="0"/>
+        </w:rPr>
         <w:t>Reason: The sampling explanation no longer applies when the records are identical.</w:t>
       </w:r>
     </w:p>
@@ -413,6 +782,11 @@
       </w:pPr>
       <w:r>
         <w:t>05. Words that unlock the idea</w:t>
+      </w:r>
+    </w:p>
+    <w:p>
+      <w:r>
+        <w:t>Use the vocabulary of Sampling variability to explain a concrete decision, rather than only memorising definitions.</w:t>
       </w:r>
     </w:p>
     <w:tbl>
@@ -550,22 +924,141 @@
     </w:p>
     <w:p>
       <w:r>
+        <w:t>Follow the worked trace for Sampling variability, predict a step, then compare with its explanation.</w:t>
+      </w:r>
+    </w:p>
+    <w:p>
+      <w:pPr>
+        <w:spacing w:line="336" w:lineRule="auto" w:after="180"/>
+      </w:pPr>
+      <w:r>
+        <w:rPr>
+          <w:b w:val="0"/>
+        </w:rPr>
         <w:t>Find the mean of sample means and the chance of mean2 under uniform selection of those six samples.</w:t>
       </w:r>
     </w:p>
     <w:p>
-      <w:r>
+      <w:pPr>
+        <w:spacing w:line="336" w:lineRule="auto" w:after="180"/>
+      </w:pPr>
+      <w:r>
+        <w:rPr>
+          <w:b w:val="0"/>
+        </w:rPr>
         <w:t>Mean=(1+2+2+2+2+3)/6=2; mean2 occurs4/6=2/3. The population mean is2, while individual samples differ.</w:t>
       </w:r>
     </w:p>
     <w:p>
-      <w:r>
-        <w:t>Compare the intermediate evidence with the final statement. Explain why each number or decision follows from the stated inputs. The conclusion belongs to this scenario and procedure; changing the inputs, evaluation population or authority can change what it establishes. Retain the raw record so a later revision can be compared honestly.</w:t>
-      </w:r>
-    </w:p>
-    <w:p>
-      <w:r>
-        <w:t>Optional local lab: predict the printed result before running this standalone Python 3 example. Change one relevant boundary input, record the outcome and state the contract or statistical assumptions. The program uses fictional values and the Python standard library; it performs no external operations.</w:t>
+      <w:pPr>
+        <w:pStyle w:val="Heading3"/>
+      </w:pPr>
+      <w:r>
+        <w:t>Worked explanation · Sampling variability</w:t>
+      </w:r>
+    </w:p>
+    <w:p>
+      <w:pPr>
+        <w:spacing w:line="336" w:lineRule="auto" w:after="180"/>
+        <w:shd w:fill="F1F6FC"/>
+      </w:pPr>
+      <w:r>
+        <w:rPr>
+          <w:b w:val="0"/>
+        </w:rPr>
+        <w:t xml:space="preserve">Compare the intermediate </w:t>
+      </w:r>
+      <w:r>
+        <w:rPr>
+          <w:b/>
+        </w:rPr>
+        <w:t>evidence</w:t>
+      </w:r>
+      <w:r>
+        <w:rPr>
+          <w:b w:val="0"/>
+        </w:rPr>
+        <w:t xml:space="preserve"> with the final statement. Explain why each number or decision follows from the stated </w:t>
+      </w:r>
+      <w:r>
+        <w:rPr>
+          <w:b/>
+        </w:rPr>
+        <w:t>input</w:t>
+      </w:r>
+      <w:r>
+        <w:rPr>
+          <w:b w:val="0"/>
+        </w:rPr>
+        <w:t>s.</w:t>
+      </w:r>
+    </w:p>
+    <w:p>
+      <w:pPr>
+        <w:spacing w:line="336" w:lineRule="auto" w:after="180"/>
+        <w:shd w:fill="F1F6FC"/>
+      </w:pPr>
+      <w:r>
+        <w:rPr>
+          <w:b w:val="0"/>
+        </w:rPr>
+        <w:t xml:space="preserve">The conclusion belongs to this scenario and procedure; changing the </w:t>
+      </w:r>
+      <w:r>
+        <w:rPr>
+          <w:b/>
+        </w:rPr>
+        <w:t>input</w:t>
+      </w:r>
+      <w:r>
+        <w:rPr>
+          <w:b w:val="0"/>
+        </w:rPr>
+        <w:t>s, evaluation population or authority can change what it establishes. Retain the raw record so a later revision can be compared honestly.</w:t>
+      </w:r>
+    </w:p>
+    <w:p>
+      <w:pPr>
+        <w:pStyle w:val="Heading3"/>
+      </w:pPr>
+      <w:r>
+        <w:t>Worked explanation · Sampling variability</w:t>
+      </w:r>
+    </w:p>
+    <w:p>
+      <w:pPr>
+        <w:spacing w:line="336" w:lineRule="auto" w:after="180"/>
+        <w:shd w:fill="F1F6FC"/>
+      </w:pPr>
+      <w:r>
+        <w:rPr>
+          <w:b w:val="0"/>
+        </w:rPr>
+        <w:t xml:space="preserve">Optional local lab: predict the printed result before running this standalone Python 3 example. Change one relevant boundary </w:t>
+      </w:r>
+      <w:r>
+        <w:rPr>
+          <w:b/>
+        </w:rPr>
+        <w:t>input</w:t>
+      </w:r>
+      <w:r>
+        <w:rPr>
+          <w:b w:val="0"/>
+        </w:rPr>
+        <w:t>, record the outcome and state the contract or statistical assumptions.</w:t>
+      </w:r>
+    </w:p>
+    <w:p>
+      <w:pPr>
+        <w:spacing w:line="336" w:lineRule="auto" w:after="180"/>
+        <w:shd w:fill="F1F6FC"/>
+      </w:pPr>
+      <w:r>
+        <w:rPr>
+          <w:b w:val="0"/>
+        </w:rPr>
+        <w:t>The program uses fictional values and the Python standard library; it performs no external operations.</w:t>
       </w:r>
     </w:p>
     <w:p>
@@ -598,7 +1091,13 @@
       </w:r>
     </w:p>
     <w:p>
-      <w:r>
+      <w:pPr>
+        <w:spacing w:line="336" w:lineRule="auto" w:after="180"/>
+      </w:pPr>
+      <w:r>
+        <w:rPr>
+          <w:b w:val="0"/>
+        </w:rPr>
         <w:t>Cover the result before checking it. Say what is given, choose the procedure, and follow one step at a time. Then uncover the result and explain your first mismatch. Ask why a step is allowed, not only what number it produces.</w:t>
       </w:r>
     </w:p>
@@ -611,7 +1110,13 @@
       </w:r>
     </w:p>
     <w:p>
-      <w:r>
+      <w:pPr>
+        <w:spacing w:line="336" w:lineRule="auto" w:after="180"/>
+      </w:pPr>
+      <w:r>
+        <w:rPr>
+          <w:b w:val="0"/>
+        </w:rPr>
         <w:t>Two small samples can differ. A fixed classifier is scored on two distinct four-case samples from a declared collection.</w:t>
       </w:r>
     </w:p>
@@ -624,7 +1129,22 @@
       </w:r>
     </w:p>
     <w:p>
-      <w:r>
+      <w:pPr>
+        <w:pStyle w:val="Heading3"/>
+      </w:pPr>
+      <w:r>
+        <w:t>Supplied facts</w:t>
+      </w:r>
+    </w:p>
+    <w:p>
+      <w:pPr>
+        <w:spacing w:line="336" w:lineRule="auto" w:after="180"/>
+        <w:shd w:fill="F1F6FC"/>
+      </w:pPr>
+      <w:r>
+        <w:rPr>
+          <w:b w:val="0"/>
+        </w:rPr>
         <w:t>Sample A has 3 correct of 4; sample B has 2 correct of 4. The model and rubric are unchanged.</w:t>
       </w:r>
     </w:p>
@@ -824,31 +1344,109 @@
       </w:r>
     </w:p>
     <w:p>
-      <w:r>
-        <w:t>Sampling variability means a statistic can vary because different units were observed. Do not automatically attribute every rate change to a model improvement or deterioration.</w:t>
-      </w:r>
-    </w:p>
-    <w:p>
       <w:pPr>
         <w:pStyle w:val="Heading3"/>
       </w:pPr>
       <w:r>
+        <w:t>Why the result follows</w:t>
+      </w:r>
+    </w:p>
+    <w:p>
+      <w:pPr>
+        <w:spacing w:line="336" w:lineRule="auto" w:after="180"/>
+        <w:shd w:fill="F1F6FC"/>
+      </w:pPr>
+      <w:r>
+        <w:rPr>
+          <w:b/>
+        </w:rPr>
+        <w:t>Sampling variability</w:t>
+      </w:r>
+      <w:r>
+        <w:rPr>
+          <w:b w:val="0"/>
+        </w:rPr>
+        <w:t xml:space="preserve"> means a statistic can vary because different units were observed. Do not automatically attribute every rate change to a model improvement or deterioration.</w:t>
+      </w:r>
+    </w:p>
+    <w:p>
+      <w:pPr>
+        <w:pStyle w:val="Heading3"/>
+      </w:pPr>
+      <w:r>
         <w:t>What this example does not establish</w:t>
       </w:r>
     </w:p>
     <w:p>
-      <w:r>
+      <w:pPr>
+        <w:pStyle w:val="Heading3"/>
+      </w:pPr>
+      <w:r>
+        <w:t>Keep the stated limit</w:t>
+      </w:r>
+    </w:p>
+    <w:p>
+      <w:pPr>
+        <w:spacing w:line="336" w:lineRule="auto" w:after="180"/>
+        <w:shd w:fill="FFF5E6"/>
+      </w:pPr>
+      <w:r>
+        <w:rPr>
+          <w:b w:val="0"/>
+        </w:rPr>
         <w:t>These two samples do not supply a probability model or confidence interval; none is invented.</w:t>
       </w:r>
     </w:p>
     <w:p>
-      <w:r>
+      <w:pPr>
+        <w:pStyle w:val="Heading3"/>
+      </w:pPr>
+      <w:r>
+        <w:t>Keep the stated limit</w:t>
+      </w:r>
+    </w:p>
+    <w:p>
+      <w:pPr>
+        <w:spacing w:line="336" w:lineRule="auto" w:after="180"/>
+        <w:shd w:fill="FFF5E6"/>
+      </w:pPr>
+      <w:r>
+        <w:rPr>
+          <w:b w:val="0"/>
+        </w:rPr>
         <w:t>Read the labelled picture: Calculate the two four-case rates and their difference. Explain how changed included cases can affect a fixed model, and why identical deterministic records should not differ on a rerun.</w:t>
       </w:r>
     </w:p>
     <w:p>
-      <w:r>
-        <w:t>Change one thing: Evaluate the exact same fixed four cases twice with deterministic predictions. Predict the result before checking the explanation. What remains the same?</w:t>
+      <w:pPr>
+        <w:pStyle w:val="Heading3"/>
+      </w:pPr>
+      <w:r>
+        <w:t>Keep the stated limit</w:t>
+      </w:r>
+    </w:p>
+    <w:p>
+      <w:pPr>
+        <w:spacing w:line="336" w:lineRule="auto" w:after="180"/>
+        <w:shd w:fill="FFF5E6"/>
+      </w:pPr>
+      <w:r>
+        <w:rPr>
+          <w:b w:val="0"/>
+        </w:rPr>
+        <w:t xml:space="preserve">Change one thing: Evaluate the exact same fixed four cases twice with deterministic </w:t>
+      </w:r>
+      <w:r>
+        <w:rPr>
+          <w:b/>
+        </w:rPr>
+        <w:t>prediction</w:t>
+      </w:r>
+      <w:r>
+        <w:rPr>
+          <w:b w:val="0"/>
+        </w:rPr>
+        <w:t>s. Predict the result before checking the explanation. What remains the same?</w:t>
       </w:r>
     </w:p>
     <w:p>
@@ -861,19 +1459,69 @@
     </w:p>
     <w:p>
       <w:r>
+        <w:t>Find the unsupported step in the Sampling variability claim and explain a repair using the supplied evidence.</w:t>
+      </w:r>
+    </w:p>
+    <w:p>
+      <w:pPr>
+        <w:spacing w:line="336" w:lineRule="auto" w:after="180"/>
+      </w:pPr>
+      <w:r>
+        <w:rPr>
+          <w:b w:val="0"/>
+        </w:rPr>
         <w:t>This finite example is not a general normality guarantee or a model of a biased convenience sample.</w:t>
       </w:r>
     </w:p>
     <w:p>
-      <w:r>
-        <w:t>A useful check asks what would make the reasoning fail. Distinguish a failure to execute the declared procedure from a weakness in the procedure itself. The first may require a correction; the second requires an explicitly revised method and new evidence. Preserve unsuccessful cases so an improved result cannot hide the original problem.</w:t>
-      </w:r>
-    </w:p>
-    <w:p>
       <w:pPr>
         <w:pStyle w:val="Heading3"/>
       </w:pPr>
       <w:r>
+        <w:t>Check the claim against the facts</w:t>
+      </w:r>
+    </w:p>
+    <w:p>
+      <w:pPr>
+        <w:spacing w:line="336" w:lineRule="auto" w:after="180"/>
+        <w:shd w:fill="FFF5E6"/>
+      </w:pPr>
+      <w:r>
+        <w:rPr>
+          <w:b w:val="0"/>
+        </w:rPr>
+        <w:t>A useful check asks what would make the reasoning fail. Distinguish a failure to execute the declared procedure from a weakness in the procedure itself.</w:t>
+      </w:r>
+    </w:p>
+    <w:p>
+      <w:pPr>
+        <w:spacing w:line="336" w:lineRule="auto" w:after="180"/>
+        <w:shd w:fill="FFF5E6"/>
+      </w:pPr>
+      <w:r>
+        <w:rPr>
+          <w:b w:val="0"/>
+        </w:rPr>
+        <w:t xml:space="preserve">The first may require a correction; the second requires an explicitly revised method and new </w:t>
+      </w:r>
+      <w:r>
+        <w:rPr>
+          <w:b/>
+        </w:rPr>
+        <w:t>evidence</w:t>
+      </w:r>
+      <w:r>
+        <w:rPr>
+          <w:b w:val="0"/>
+        </w:rPr>
+        <w:t>. Preserve unsuccessful cases so an improved result cannot hide the original problem.</w:t>
+      </w:r>
+    </w:p>
+    <w:p>
+      <w:pPr>
+        <w:pStyle w:val="Heading3"/>
+      </w:pPr>
+      <w:r>
         <w:t>Guided: restate the worked result, then name the assumption or limitation that prevents a broader conclusion.</w:t>
       </w:r>
     </w:p>
@@ -911,8 +1559,25 @@
       </w:r>
     </w:p>
     <w:p>
-      <w:r>
-        <w:t>A report omits this qualification: This finite example is not a general normality guarantee or a model of a biased convenience sample. Explain how omitting it could change a reader's interpretation, and write an accurate replacement.</w:t>
+      <w:pPr>
+        <w:spacing w:line="336" w:lineRule="auto" w:after="180"/>
+      </w:pPr>
+      <w:r>
+        <w:rPr>
+          <w:b w:val="0"/>
+        </w:rPr>
+        <w:t>A report omits this qualification: This finite example is not a general normality guarantee or a model of a biased convenience sample.</w:t>
+      </w:r>
+    </w:p>
+    <w:p>
+      <w:pPr>
+        <w:spacing w:line="336" w:lineRule="auto" w:after="180"/>
+      </w:pPr>
+      <w:r>
+        <w:rPr>
+          <w:b w:val="0"/>
+        </w:rPr>
+        <w:t>Explain how omitting it could change a reader's interpretation, and write an accurate replacement.</w:t>
       </w:r>
     </w:p>
     <w:p>
@@ -963,7 +1628,54 @@
     </w:p>
     <w:p>
       <w:r>
-        <w:t>Explain the weekly mechanism in your own words. Use the worked scenario to name its input, decision rule and output.</w:t>
+        <w:t>Practise Sampling variability with support, then explain the deciding step in your own words.</w:t>
+      </w:r>
+    </w:p>
+    <w:p>
+      <w:pPr>
+        <w:spacing w:line="336" w:lineRule="auto" w:after="180"/>
+      </w:pPr>
+      <w:r>
+        <w:rPr>
+          <w:b w:val="0"/>
+        </w:rPr>
+        <w:t xml:space="preserve">Explain the weekly </w:t>
+      </w:r>
+      <w:r>
+        <w:rPr>
+          <w:b/>
+        </w:rPr>
+        <w:t>mechanism</w:t>
+      </w:r>
+      <w:r>
+        <w:rPr>
+          <w:b w:val="0"/>
+        </w:rPr>
+        <w:t xml:space="preserve"> in your own words. Use the worked scenario to name its </w:t>
+      </w:r>
+      <w:r>
+        <w:rPr>
+          <w:b/>
+        </w:rPr>
+        <w:t>input</w:t>
+      </w:r>
+      <w:r>
+        <w:rPr>
+          <w:b w:val="0"/>
+        </w:rPr>
+        <w:t xml:space="preserve">, decision rule and </w:t>
+      </w:r>
+      <w:r>
+        <w:rPr>
+          <w:b/>
+        </w:rPr>
+        <w:t>output</w:t>
+      </w:r>
+      <w:r>
+        <w:rPr>
+          <w:b w:val="0"/>
+        </w:rPr>
+        <w:t>.</w:t>
       </w:r>
     </w:p>
     <w:p>
@@ -1036,8 +1748,38 @@
       </w:r>
     </w:p>
     <w:p>
-      <w:r>
-        <w:t>Use workbook W2 for the connected example “Sampling variability”. First fill the input and rule boxes. Try the middle steps before asking for a hint. After a hint, try the next step yourself.</w:t>
+      <w:pPr>
+        <w:spacing w:line="336" w:lineRule="auto" w:after="180"/>
+      </w:pPr>
+      <w:r>
+        <w:rPr>
+          <w:b w:val="0"/>
+        </w:rPr>
+        <w:t>Use workbook W2 for the connected example “</w:t>
+      </w:r>
+      <w:r>
+        <w:rPr>
+          <w:b/>
+        </w:rPr>
+        <w:t>Sampling variability</w:t>
+      </w:r>
+      <w:r>
+        <w:rPr>
+          <w:b w:val="0"/>
+        </w:rPr>
+        <w:t xml:space="preserve">”. First fill the </w:t>
+      </w:r>
+      <w:r>
+        <w:rPr>
+          <w:b/>
+        </w:rPr>
+        <w:t>input</w:t>
+      </w:r>
+      <w:r>
+        <w:rPr>
+          <w:b w:val="0"/>
+        </w:rPr>
+        <w:t xml:space="preserve"> and rule boxes. Try the middle steps before asking for a hint. After a hint, try the next step yourself.</w:t>
       </w:r>
     </w:p>
     <w:tbl>
@@ -1120,7 +1862,13 @@
       </w:tr>
     </w:tbl>
     <w:p>
-      <w:r>
+      <w:pPr>
+        <w:spacing w:line="336" w:lineRule="auto" w:after="180"/>
+      </w:pPr>
+      <w:r>
+        <w:rPr>
+          <w:b w:val="0"/>
+        </w:rPr>
         <w:t>Explain your trace to a partner. Your partner points to one step to check. Swap roles on the next case. Each person writes their own explanation.</w:t>
       </w:r>
     </w:p>
@@ -1133,12 +1881,47 @@
       </w:r>
     </w:p>
     <w:p>
-      <w:r>
-        <w:t>Use the worked case for Sampling variability. Proposed explanation: “The worked result establishes every future case”. Decide whether this explanation is supported. Point to the step or supplied fact that decides; explain your repair if needed.</w:t>
-      </w:r>
-    </w:p>
-    <w:p>
-      <w:r>
+      <w:pPr>
+        <w:spacing w:line="336" w:lineRule="auto" w:after="180"/>
+      </w:pPr>
+      <w:r>
+        <w:rPr>
+          <w:b w:val="0"/>
+        </w:rPr>
+        <w:t xml:space="preserve">Use the worked case for </w:t>
+      </w:r>
+      <w:r>
+        <w:rPr>
+          <w:b/>
+        </w:rPr>
+        <w:t>Sampling variability</w:t>
+      </w:r>
+      <w:r>
+        <w:rPr>
+          <w:b w:val="0"/>
+        </w:rPr>
+        <w:t>. Proposed explanation: “The worked result establishes every future case”. Decide whether this explanation is supported.</w:t>
+      </w:r>
+    </w:p>
+    <w:p>
+      <w:pPr>
+        <w:spacing w:line="336" w:lineRule="auto" w:after="180"/>
+      </w:pPr>
+      <w:r>
+        <w:rPr>
+          <w:b w:val="0"/>
+        </w:rPr>
+        <w:t>Point to the step or supplied fact that decides; explain your repair if needed.</w:t>
+      </w:r>
+    </w:p>
+    <w:p>
+      <w:pPr>
+        <w:spacing w:line="336" w:lineRule="auto" w:after="180"/>
+      </w:pPr>
+      <w:r>
+        <w:rPr>
+          <w:b w:val="0"/>
+        </w:rPr>
         <w:t>Answer on your own before discussion. If you are unsure, say which step you need help with.</w:t>
       </w:r>
     </w:p>
@@ -1151,7 +1934,13 @@
       </w:r>
     </w:p>
     <w:p>
-      <w:r>
+      <w:pPr>
+        <w:spacing w:line="336" w:lineRule="auto" w:after="180"/>
+      </w:pPr>
+      <w:r>
+        <w:rPr>
+          <w:b w:val="0"/>
+        </w:rPr>
         <w:t>Calculate the two four-case rates and their difference. Explain how changed included cases can affect a fixed model, and why identical deterministic records should not differ on a rerun.</w:t>
       </w:r>
     </w:p>
@@ -1184,7 +1973,13 @@
       </w:r>
     </w:p>
     <w:p>
-      <w:r>
+      <w:pPr>
+        <w:spacing w:line="336" w:lineRule="auto" w:after="180"/>
+      </w:pPr>
+      <w:r>
+        <w:rPr>
+          <w:b w:val="0"/>
+        </w:rPr>
         <w:t>This is supported practice. Keep the separately named independent case for an attempt before feedback.</w:t>
       </w:r>
     </w:p>
@@ -1197,6 +1992,11 @@
       </w:r>
     </w:p>
     <w:p>
+      <w:r>
+        <w:t>Investigate Sampling variability. Record the prediction, actual observation or labelled paper trace, explanation and next test separately.</w:t>
+      </w:r>
+    </w:p>
+    <w:p>
       <w:pPr>
         <w:pStyle w:val="Heading3"/>
       </w:pPr>
@@ -1205,7 +2005,13 @@
       </w:r>
     </w:p>
     <w:p>
-      <w:r>
+      <w:pPr>
+        <w:spacing w:line="336" w:lineRule="auto" w:after="180"/>
+      </w:pPr>
+      <w:r>
+        <w:rPr>
+          <w:b w:val="0"/>
+        </w:rPr>
         <w:t>Find the mean of sample means and the chance of mean2 under uniform selection of those six samples. Show the intermediate steps and give the conclusion with its scope.</w:t>
       </w:r>
     </w:p>
@@ -1367,7 +2173,13 @@
       </w:tr>
     </w:tbl>
     <w:p>
-      <w:r>
+      <w:pPr>
+        <w:spacing w:line="336" w:lineRule="auto" w:after="180"/>
+      </w:pPr>
+      <w:r>
+        <w:rPr>
+          <w:b w:val="0"/>
+        </w:rPr>
         <w:t>On paper, trace the supplied procedure. If code is provided, predict before running it in a local practice file. Never write an expected answer as though it were an observed run.</w:t>
       </w:r>
     </w:p>
@@ -1380,7 +2192,13 @@
       </w:r>
     </w:p>
     <w:p>
-      <w:r>
+      <w:pPr>
+        <w:spacing w:line="336" w:lineRule="auto" w:after="180"/>
+      </w:pPr>
+      <w:r>
+        <w:rPr>
+          <w:b w:val="0"/>
+        </w:rPr>
         <w:t>Before trying: what do I expect, and why? While trying: which step could first go wrong? Afterwards: what did I actually observe, and what should change? Keep “not run” if you only traced the procedure.</w:t>
       </w:r>
     </w:p>
@@ -1393,6 +2211,11 @@
       </w:r>
     </w:p>
     <w:p>
+      <w:r>
+        <w:t>Move from recall to tracing, diagnosis and transfer in Sampling variability. Explain why each step is justified.</w:t>
+      </w:r>
+    </w:p>
+    <w:p>
       <w:pPr>
         <w:pStyle w:val="Heading3"/>
       </w:pPr>
@@ -1401,18 +2224,94 @@
       </w:r>
     </w:p>
     <w:p>
-      <w:r>
-        <w:t>Explain the weekly mechanism in your own words. Use the worked scenario to name its input, decision rule and output.</w:t>
-      </w:r>
-    </w:p>
-    <w:p>
-      <w:r>
-        <w:t>A report omits this qualification: This finite example is not a general normality guarantee or a model of a biased convenience sample. Explain how omitting it could change a reader's interpretation, and write an accurate replacement.</w:t>
-      </w:r>
-    </w:p>
-    <w:p>
-      <w:r>
-        <w:t>For the worked scenario, propose one additional case that could reveal a failure, describe its expected outcome before running it, and explain what would need to remain fixed for a fair comparison. Do not reuse W4 as a new final test after receiving feedback.</w:t>
+      <w:pPr>
+        <w:spacing w:line="336" w:lineRule="auto" w:after="180"/>
+      </w:pPr>
+      <w:r>
+        <w:rPr>
+          <w:b w:val="0"/>
+        </w:rPr>
+        <w:t xml:space="preserve">Explain the weekly </w:t>
+      </w:r>
+      <w:r>
+        <w:rPr>
+          <w:b/>
+        </w:rPr>
+        <w:t>mechanism</w:t>
+      </w:r>
+      <w:r>
+        <w:rPr>
+          <w:b w:val="0"/>
+        </w:rPr>
+        <w:t xml:space="preserve"> in your own words. Use the worked scenario to name its </w:t>
+      </w:r>
+      <w:r>
+        <w:rPr>
+          <w:b/>
+        </w:rPr>
+        <w:t>input</w:t>
+      </w:r>
+      <w:r>
+        <w:rPr>
+          <w:b w:val="0"/>
+        </w:rPr>
+        <w:t xml:space="preserve">, decision rule and </w:t>
+      </w:r>
+      <w:r>
+        <w:rPr>
+          <w:b/>
+        </w:rPr>
+        <w:t>output</w:t>
+      </w:r>
+      <w:r>
+        <w:rPr>
+          <w:b w:val="0"/>
+        </w:rPr>
+        <w:t>.</w:t>
+      </w:r>
+    </w:p>
+    <w:p>
+      <w:pPr>
+        <w:spacing w:line="336" w:lineRule="auto" w:after="180"/>
+      </w:pPr>
+      <w:r>
+        <w:rPr>
+          <w:b w:val="0"/>
+        </w:rPr>
+        <w:t>A report omits this qualification: This finite example is not a general normality guarantee or a model of a biased convenience sample.</w:t>
+      </w:r>
+    </w:p>
+    <w:p>
+      <w:pPr>
+        <w:spacing w:line="336" w:lineRule="auto" w:after="180"/>
+      </w:pPr>
+      <w:r>
+        <w:rPr>
+          <w:b w:val="0"/>
+        </w:rPr>
+        <w:t>Explain how omitting it could change a reader's interpretation, and write an accurate replacement.</w:t>
+      </w:r>
+    </w:p>
+    <w:p>
+      <w:pPr>
+        <w:spacing w:line="336" w:lineRule="auto" w:after="180"/>
+      </w:pPr>
+      <w:r>
+        <w:rPr>
+          <w:b w:val="0"/>
+        </w:rPr>
+        <w:t>For the worked scenario, propose one additional case that could reveal a failure, describe its expected outcome before running it, and explain what would need to remain fixed for a fair comparison.</w:t>
+      </w:r>
+    </w:p>
+    <w:p>
+      <w:pPr>
+        <w:spacing w:line="336" w:lineRule="auto" w:after="180"/>
+      </w:pPr>
+      <w:r>
+        <w:rPr>
+          <w:b w:val="0"/>
+        </w:rPr>
+        <w:t>Do not reuse W4 as a new final test after receiving feedback.</w:t>
       </w:r>
     </w:p>
     <w:p>
@@ -1458,7 +2357,101 @@
     </w:p>
     <w:p>
       <w:r>
-        <w:t>Add a labelled sampling variability evidence sheet to Reproducible AI Research Study. Show how you can explain the mechanism and terminology of sampling variability. Use the supplied fictional case and keep its inputs, intermediate steps, calculation or prediction, and limitation. Connect this record to last week’s record; a matching answer without a trace is insufficient.</w:t>
+        <w:t>Apply this week’s idea to Reproducible AI Research Study. Keep an annotated decision and the evidence supporting it.</w:t>
+      </w:r>
+    </w:p>
+    <w:p>
+      <w:pPr>
+        <w:spacing w:line="336" w:lineRule="auto" w:after="180"/>
+      </w:pPr>
+      <w:r>
+        <w:rPr>
+          <w:b w:val="0"/>
+        </w:rPr>
+        <w:t xml:space="preserve">Add a labelled </w:t>
+      </w:r>
+      <w:r>
+        <w:rPr>
+          <w:b/>
+        </w:rPr>
+        <w:t>sampling variability</w:t>
+      </w:r>
+      <w:r>
+        <w:rPr>
+          <w:b w:val="0"/>
+        </w:rPr>
+        <w:t xml:space="preserve"> </w:t>
+      </w:r>
+      <w:r>
+        <w:rPr>
+          <w:b/>
+        </w:rPr>
+        <w:t>evidence</w:t>
+      </w:r>
+      <w:r>
+        <w:rPr>
+          <w:b w:val="0"/>
+        </w:rPr>
+        <w:t xml:space="preserve"> sheet to Reproducible AI Research Study. Show how you can explain the </w:t>
+      </w:r>
+      <w:r>
+        <w:rPr>
+          <w:b/>
+        </w:rPr>
+        <w:t>mechanism</w:t>
+      </w:r>
+      <w:r>
+        <w:rPr>
+          <w:b w:val="0"/>
+        </w:rPr>
+        <w:t xml:space="preserve"> and terminology of </w:t>
+      </w:r>
+      <w:r>
+        <w:rPr>
+          <w:b/>
+        </w:rPr>
+        <w:t>sampling variability</w:t>
+      </w:r>
+      <w:r>
+        <w:rPr>
+          <w:b w:val="0"/>
+        </w:rPr>
+        <w:t>.</w:t>
+      </w:r>
+    </w:p>
+    <w:p>
+      <w:pPr>
+        <w:spacing w:line="336" w:lineRule="auto" w:after="180"/>
+      </w:pPr>
+      <w:r>
+        <w:rPr>
+          <w:b w:val="0"/>
+        </w:rPr>
+        <w:t xml:space="preserve">Use the supplied fictional case and keep its </w:t>
+      </w:r>
+      <w:r>
+        <w:rPr>
+          <w:b/>
+        </w:rPr>
+        <w:t>input</w:t>
+      </w:r>
+      <w:r>
+        <w:rPr>
+          <w:b w:val="0"/>
+        </w:rPr>
+        <w:t xml:space="preserve">s, intermediate steps, calculation or </w:t>
+      </w:r>
+      <w:r>
+        <w:rPr>
+          <w:b/>
+        </w:rPr>
+        <w:t>prediction</w:t>
+      </w:r>
+      <w:r>
+        <w:rPr>
+          <w:b w:val="0"/>
+        </w:rPr>
+        <w:t>, and limitation. Connect this record to last week’s record; a matching answer without a trace is insufficient.</w:t>
       </w:r>
     </w:p>
     <w:tbl>
@@ -1586,7 +2579,13 @@
       </w:r>
     </w:p>
     <w:p>
-      <w:r>
+      <w:pPr>
+        <w:spacing w:line="336" w:lineRule="auto" w:after="180"/>
+      </w:pPr>
+      <w:r>
+        <w:rPr>
+          <w:b w:val="0"/>
+        </w:rPr>
         <w:t>For the Reproducible AI Research Study, retain an annotated worked trace and the changed-case reasoning. Connect the claim to its records, units and assumptions so another investigator can challenge or reproduce it.</w:t>
       </w:r>
     </w:p>
@@ -1600,7 +2599,29 @@
     </w:p>
     <w:p>
       <w:r>
-        <w:t>Complete the supported workbook tasks before attempting W4 independently. Record any hints or help used. After feedback, use the teacher's fresh retry rather than copying the earlier answer. For a project, select a relevant new case, predict the outcome from the declared rule and preserve the result alongside any revision.</w:t>
+        <w:t>Use a genuinely new case for independent evidence. Previously discussed examples remain practice; use the separately named independent case before feedback.</w:t>
+      </w:r>
+    </w:p>
+    <w:p>
+      <w:pPr>
+        <w:spacing w:line="336" w:lineRule="auto" w:after="180"/>
+      </w:pPr>
+      <w:r>
+        <w:rPr>
+          <w:b w:val="0"/>
+        </w:rPr>
+        <w:t>Complete the supported workbook tasks before attempting W4 independently. Record any hints or help used. After feedback, use the teacher's fresh retry rather than copying the earlier answer.</w:t>
+      </w:r>
+    </w:p>
+    <w:p>
+      <w:pPr>
+        <w:spacing w:line="336" w:lineRule="auto" w:after="180"/>
+      </w:pPr>
+      <w:r>
+        <w:rPr>
+          <w:b w:val="0"/>
+        </w:rPr>
+        <w:t>For a project, select a relevant new case, predict the outcome from the declared rule and preserve the result alongside any revision.</w:t>
       </w:r>
     </w:p>
     <w:p>
@@ -1637,8 +2658,25 @@
       </w:r>
     </w:p>
     <w:p>
-      <w:r>
-        <w:t>For the worked scenario, propose one additional case that could reveal a failure, describe its expected outcome before running it, and explain what would need to remain fixed for a fair comparison. Do not reuse W4 as a new final test after receiving feedback.</w:t>
+      <w:pPr>
+        <w:spacing w:line="336" w:lineRule="auto" w:after="180"/>
+      </w:pPr>
+      <w:r>
+        <w:rPr>
+          <w:b w:val="0"/>
+        </w:rPr>
+        <w:t>For the worked scenario, propose one additional case that could reveal a failure, describe its expected outcome before running it, and explain what would need to remain fixed for a fair comparison.</w:t>
+      </w:r>
+    </w:p>
+    <w:p>
+      <w:pPr>
+        <w:spacing w:line="336" w:lineRule="auto" w:after="180"/>
+      </w:pPr>
+      <w:r>
+        <w:rPr>
+          <w:b w:val="0"/>
+        </w:rPr>
+        <w:t>Do not reuse W4 as a new final test after receiving feedback.</w:t>
       </w:r>
     </w:p>
     <w:p>
@@ -1675,6 +2713,11 @@
       </w:pPr>
       <w:r>
         <w:t>13. Study a complete case</w:t>
+      </w:r>
+    </w:p>
+    <w:p>
+      <w:r>
+        <w:t>Revisit the complete Sampling variability case for supported practice. Repeated examples do not become fresh assessments.</w:t>
       </w:r>
     </w:p>
     <w:p>
@@ -1778,8 +2821,26 @@
       </w:r>
     </w:p>
     <w:p>
-      <w:r>
-        <w:t>Follow the input through the stated procedure to its result. Cover the result first, predict it, then explain every intermediate step. The text/table accompanies the figure so the example can be read without colour.</w:t>
+      <w:pPr>
+        <w:spacing w:line="336" w:lineRule="auto" w:after="180"/>
+      </w:pPr>
+      <w:r>
+        <w:rPr>
+          <w:b w:val="0"/>
+        </w:rPr>
+        <w:t xml:space="preserve">Follow the </w:t>
+      </w:r>
+      <w:r>
+        <w:rPr>
+          <w:b/>
+        </w:rPr>
+        <w:t>input</w:t>
+      </w:r>
+      <w:r>
+        <w:rPr>
+          <w:b w:val="0"/>
+        </w:rPr>
+        <w:t xml:space="preserve"> through the stated procedure to its result. Cover the result first, predict it, then explain every intermediate step. The text/table accompanies the figure so the example can be read without colour.</w:t>
       </w:r>
     </w:p>
     <w:p>
@@ -1829,6 +2890,11 @@
       </w:r>
     </w:p>
     <w:p>
+      <w:r>
+        <w:t>Attempt the reserved new case before feedback. Record support; the earlier examples below remain additional practice.</w:t>
+      </w:r>
+    </w:p>
+    <w:p>
       <w:pPr>
         <w:pStyle w:val="Heading3"/>
       </w:pPr>
@@ -1837,7 +2903,13 @@
       </w:r>
     </w:p>
     <w:p>
-      <w:r>
+      <w:pPr>
+        <w:spacing w:line="336" w:lineRule="auto" w:after="180"/>
+      </w:pPr>
+      <w:r>
+        <w:rPr>
+          <w:b w:val="0"/>
+        </w:rPr>
         <w:t>Population0, 0, 4, 4 with distinct IDs; enumerate size2 sample means and their average.</w:t>
       </w:r>
     </w:p>
@@ -1885,7 +2957,13 @@
       </w:r>
     </w:p>
     <w:p>
-      <w:r>
+      <w:pPr>
+        <w:spacing w:line="336" w:lineRule="auto" w:after="180"/>
+      </w:pPr>
+      <w:r>
+        <w:rPr>
+          <w:b w:val="0"/>
+        </w:rPr>
         <w:t>Attempt this case before feedback. Record any help. Earlier examples below are further practice; a case already practised with feedback cannot establish fresh transfer.</w:t>
       </w:r>
     </w:p>
@@ -1898,7 +2976,13 @@
       </w:r>
     </w:p>
     <w:p>
-      <w:r>
+      <w:pPr>
+        <w:spacing w:line="336" w:lineRule="auto" w:after="180"/>
+      </w:pPr>
+      <w:r>
+        <w:rPr>
+          <w:b w:val="0"/>
+        </w:rPr>
         <w:t>Population0, 0, 4, 4 with distinct IDs; enumerate size2 sample means and their average.</w:t>
       </w:r>
     </w:p>
@@ -1951,7 +3035,13 @@
       </w:r>
     </w:p>
     <w:p>
-      <w:r>
+      <w:pPr>
+        <w:spacing w:line="336" w:lineRule="auto" w:after="180"/>
+      </w:pPr>
+      <w:r>
+        <w:rPr>
+          <w:b w:val="0"/>
+        </w:rPr>
         <w:t>Record support used: none, hint or teacher explanation. After feedback, a different case is needed to demonstrate independence.</w:t>
       </w:r>
     </w:p>
@@ -1964,8 +3054,25 @@
       </w:r>
     </w:p>
     <w:p>
-      <w:r>
-        <w:t>Attempt the independent case before hints. Record whether you worked alone, used a hint or followed a model. After feedback, fix the first unsupported step and explain why it changed. A later check uses a changed case, not a copied answer.</w:t>
+      <w:pPr>
+        <w:spacing w:line="336" w:lineRule="auto" w:after="180"/>
+      </w:pPr>
+      <w:r>
+        <w:rPr>
+          <w:b w:val="0"/>
+        </w:rPr>
+        <w:t>Attempt the independent case before hints. Record whether you worked alone, used a hint or followed a model. After feedback, fix the first unsupported step and explain why it changed.</w:t>
+      </w:r>
+    </w:p>
+    <w:p>
+      <w:pPr>
+        <w:spacing w:line="336" w:lineRule="auto" w:after="180"/>
+      </w:pPr>
+      <w:r>
+        <w:rPr>
+          <w:b w:val="0"/>
+        </w:rPr>
+        <w:t>A later check uses a changed case, not a copied answer.</w:t>
       </w:r>
     </w:p>
     <w:p>
@@ -1978,6 +3085,17 @@
     </w:p>
     <w:p>
       <w:r>
+        <w:t>Use this map to navigate Sampling variability, connect the goals to tasks and keep one evidence record for each attempt.</w:t>
+      </w:r>
+    </w:p>
+    <w:p>
+      <w:pPr>
+        <w:spacing w:line="336" w:lineRule="auto" w:after="180"/>
+      </w:pPr>
+      <w:r>
+        <w:rPr>
+          <w:b w:val="0"/>
+        </w:rPr>
         <w:t>Start with this question: Two small samples can differ. A fixed classifier is scored on two distinct four-case samples from a declared collection.</w:t>
       </w:r>
     </w:p>
@@ -2084,13 +3202,61 @@
       </w:tr>
     </w:tbl>
     <w:p>
-      <w:r>
-        <w:t>Remember → watch and explain → try with help → investigate → try independently → keep project evidence. Your teacher may spread this lesson across several classes.</w:t>
-      </w:r>
-    </w:p>
-    <w:p>
-      <w:r>
-        <w:t>Keep your first prediction. Compare it with what the evidence shows and explain any change.</w:t>
+      <w:pPr>
+        <w:spacing w:line="336" w:lineRule="auto" w:after="180"/>
+      </w:pPr>
+      <w:r>
+        <w:rPr>
+          <w:b w:val="0"/>
+        </w:rPr>
+        <w:t xml:space="preserve">Remember → watch and explain → try with help → investigate → try independently → keep project </w:t>
+      </w:r>
+      <w:r>
+        <w:rPr>
+          <w:b/>
+        </w:rPr>
+        <w:t>evidence</w:t>
+      </w:r>
+      <w:r>
+        <w:rPr>
+          <w:b w:val="0"/>
+        </w:rPr>
+        <w:t>. Your teacher may spread this lesson across several classes.</w:t>
+      </w:r>
+    </w:p>
+    <w:p>
+      <w:pPr>
+        <w:spacing w:line="336" w:lineRule="auto" w:after="180"/>
+      </w:pPr>
+      <w:r>
+        <w:rPr>
+          <w:b w:val="0"/>
+        </w:rPr>
+        <w:t xml:space="preserve">Keep your first </w:t>
+      </w:r>
+      <w:r>
+        <w:rPr>
+          <w:b/>
+        </w:rPr>
+        <w:t>prediction</w:t>
+      </w:r>
+      <w:r>
+        <w:rPr>
+          <w:b w:val="0"/>
+        </w:rPr>
+        <w:t xml:space="preserve">. Compare it with what the </w:t>
+      </w:r>
+      <w:r>
+        <w:rPr>
+          <w:b/>
+        </w:rPr>
+        <w:t>evidence</w:t>
+      </w:r>
+      <w:r>
+        <w:rPr>
+          <w:b w:val="0"/>
+        </w:rPr>
+        <w:t xml:space="preserve"> shows and explain any change.</w:t>
       </w:r>
     </w:p>
     <w:p>
@@ -2103,7 +3269,36 @@
     </w:p>
     <w:p>
       <w:r>
-        <w:t>Close your notes. Explain this goal in your own words: Explain the mechanism and terminology of sampling variability</w:t>
+        <w:t>Explain Sampling variability without notes, identify a remaining question and plan a later check with a changed case.</w:t>
+      </w:r>
+    </w:p>
+    <w:p>
+      <w:pPr>
+        <w:spacing w:line="336" w:lineRule="auto" w:after="180"/>
+      </w:pPr>
+      <w:r>
+        <w:rPr>
+          <w:b w:val="0"/>
+        </w:rPr>
+        <w:t xml:space="preserve">Close your notes. Explain this goal in your own words: Explain the </w:t>
+      </w:r>
+      <w:r>
+        <w:rPr>
+          <w:b/>
+        </w:rPr>
+        <w:t>mechanism</w:t>
+      </w:r>
+      <w:r>
+        <w:rPr>
+          <w:b w:val="0"/>
+        </w:rPr>
+        <w:t xml:space="preserve"> and terminology of </w:t>
+      </w:r>
+      <w:r>
+        <w:rPr>
+          <w:b/>
+        </w:rPr>
+        <w:t>sampling variability</w:t>
       </w:r>
     </w:p>
     <w:p>
@@ -2140,13 +3335,61 @@
       </w:r>
     </w:p>
     <w:p>
-      <w:r>
-        <w:t>If you are unsure, return to the worked picture and explain one arrow. If you are ready, change an input or assumption and justify your prediction.</w:t>
-      </w:r>
-    </w:p>
-    <w:p>
-      <w:r>
-        <w:t>Save your workbook evidence. At the next review, try a different case before opening your old answer.</w:t>
+      <w:pPr>
+        <w:spacing w:line="336" w:lineRule="auto" w:after="180"/>
+      </w:pPr>
+      <w:r>
+        <w:rPr>
+          <w:b w:val="0"/>
+        </w:rPr>
+        <w:t xml:space="preserve">If you are unsure, return to the worked picture and explain one arrow. If you are ready, change an </w:t>
+      </w:r>
+      <w:r>
+        <w:rPr>
+          <w:b/>
+        </w:rPr>
+        <w:t>input</w:t>
+      </w:r>
+      <w:r>
+        <w:rPr>
+          <w:b w:val="0"/>
+        </w:rPr>
+        <w:t xml:space="preserve"> or assumption and justify your </w:t>
+      </w:r>
+      <w:r>
+        <w:rPr>
+          <w:b/>
+        </w:rPr>
+        <w:t>prediction</w:t>
+      </w:r>
+      <w:r>
+        <w:rPr>
+          <w:b w:val="0"/>
+        </w:rPr>
+        <w:t>.</w:t>
+      </w:r>
+    </w:p>
+    <w:p>
+      <w:pPr>
+        <w:spacing w:line="336" w:lineRule="auto" w:after="180"/>
+      </w:pPr>
+      <w:r>
+        <w:rPr>
+          <w:b w:val="0"/>
+        </w:rPr>
+        <w:t xml:space="preserve">Save your workbook </w:t>
+      </w:r>
+      <w:r>
+        <w:rPr>
+          <w:b/>
+        </w:rPr>
+        <w:t>evidence</w:t>
+      </w:r>
+      <w:r>
+        <w:rPr>
+          <w:b w:val="0"/>
+        </w:rPr>
+        <w:t>. At the next review, try a different case before opening your old answer.</w:t>
       </w:r>
     </w:p>
     <w:p>
@@ -2159,11 +3402,28 @@
     </w:p>
     <w:p>
       <w:r>
+        <w:t>Attempt supported questions before using hints or feedback. Review a missing building block, then keep the completed work.</w:t>
+      </w:r>
+    </w:p>
+    <w:p>
+      <w:pPr>
+        <w:spacing w:line="336" w:lineRule="auto" w:after="180"/>
+      </w:pPr>
+      <w:r>
+        <w:rPr>
+          <w:b w:val="0"/>
+        </w:rPr>
         <w:t>Use this supported practice once, in the browser or on paper. Keep the reserved independent assessment for a separate first attempt before teacher feedback.</w:t>
       </w:r>
     </w:p>
     <w:p>
-      <w:r>
+      <w:pPr>
+        <w:spacing w:line="336" w:lineRule="auto" w:after="180"/>
+      </w:pPr>
+      <w:r>
+        <w:rPr>
+          <w:b w:val="0"/>
+        </w:rPr>
         <w:t>Two small samples can differ. A fixed classifier is scored on two distinct four-case samples from a declared collection.</w:t>
       </w:r>
     </w:p>
@@ -2176,22 +3436,49 @@
       </w:r>
     </w:p>
     <w:p>
-      <w:r>
+      <w:pPr>
+        <w:spacing w:line="336" w:lineRule="auto" w:after="180"/>
+      </w:pPr>
+      <w:r>
+        <w:rPr>
+          <w:b w:val="0"/>
+        </w:rPr>
         <w:t>Which labelled step matches this detail? Different included cases can change a small-sample rate.</w:t>
       </w:r>
     </w:p>
     <w:p>
-      <w:r>
+      <w:pPr>
+        <w:spacing w:line="336" w:lineRule="auto" w:after="180"/>
+        <w:shd w:fill="F4F9FC"/>
+      </w:pPr>
+      <w:r>
+        <w:rPr>
+          <w:b w:val="0"/>
+        </w:rPr>
         <w:t>1. Consider sampling</w:t>
       </w:r>
     </w:p>
     <w:p>
-      <w:r>
+      <w:pPr>
+        <w:spacing w:line="336" w:lineRule="auto" w:after="180"/>
+        <w:shd w:fill="F4F9FC"/>
+      </w:pPr>
+      <w:r>
+        <w:rPr>
+          <w:b w:val="0"/>
+        </w:rPr>
         <w:t>2. Keep model fixed</w:t>
       </w:r>
     </w:p>
     <w:p>
-      <w:r>
+      <w:pPr>
+        <w:spacing w:line="336" w:lineRule="auto" w:after="180"/>
+        <w:shd w:fill="F4F9FC"/>
+      </w:pPr>
+      <w:r>
+        <w:rPr>
+          <w:b w:val="0"/>
+        </w:rPr>
         <w:t>3. Compute observed rates</w:t>
       </w:r>
     </w:p>
@@ -2229,41 +3516,167 @@
       </w:r>
     </w:p>
     <w:p>
-      <w:r>
+      <w:pPr>
+        <w:pStyle w:val="Heading3"/>
+      </w:pPr>
+      <w:r>
+        <w:t>Hint · try first</w:t>
+      </w:r>
+    </w:p>
+    <w:p>
+      <w:pPr>
+        <w:spacing w:line="336" w:lineRule="auto" w:after="180"/>
+        <w:shd w:fill="F1F6F8"/>
+      </w:pPr>
+      <w:r>
+        <w:rPr>
+          <w:b w:val="0"/>
+        </w:rPr>
         <w:t>Hint if needed: Read the steps in the pictorial case. Match the supplied detail to the stage that performs or records it.</w:t>
       </w:r>
     </w:p>
     <w:p>
-      <w:r>
-        <w:t>After your attempt, compare with the supported explanation: Consider sampling Different included cases can change a small-sample rate. Sampling variability means a statistic can vary because different units were observed. Do not automatically attribute every rate change to a model improvement or deterioration.</w:t>
-      </w:r>
-    </w:p>
-    <w:p>
       <w:pPr>
         <w:pStyle w:val="Heading3"/>
       </w:pPr>
       <w:r>
+        <w:t>Feedback · compare after trying</w:t>
+      </w:r>
+    </w:p>
+    <w:p>
+      <w:pPr>
+        <w:spacing w:line="336" w:lineRule="auto" w:after="180"/>
+        <w:shd w:fill="F1F6FC"/>
+      </w:pPr>
+      <w:r>
+        <w:rPr>
+          <w:b w:val="0"/>
+        </w:rPr>
+        <w:t xml:space="preserve">After your attempt, compare with the supported explanation: Consider sampling Different included cases can change a small-sample rate. </w:t>
+      </w:r>
+      <w:r>
+        <w:rPr>
+          <w:b/>
+        </w:rPr>
+        <w:t>Sampling variability</w:t>
+      </w:r>
+      <w:r>
+        <w:rPr>
+          <w:b w:val="0"/>
+        </w:rPr>
+        <w:t xml:space="preserve"> means a statistic can vary because different units were observed.</w:t>
+      </w:r>
+    </w:p>
+    <w:p>
+      <w:pPr>
+        <w:spacing w:line="336" w:lineRule="auto" w:after="180"/>
+        <w:shd w:fill="F1F6FC"/>
+      </w:pPr>
+      <w:r>
+        <w:rPr>
+          <w:b w:val="0"/>
+        </w:rPr>
+        <w:t>Do not automatically attribute every rate change to a model improvement or deterioration.</w:t>
+      </w:r>
+    </w:p>
+    <w:p>
+      <w:pPr>
+        <w:pStyle w:val="Heading3"/>
+      </w:pPr>
+      <w:r>
         <w:t>Practice 2: explain the deciding evidence</w:t>
       </w:r>
     </w:p>
     <w:p>
-      <w:r>
-        <w:t>Changed-case practice: Evaluate the exact same fixed four cases twice with deterministic predictions. Which conclusion is supported by the supplied facts?</w:t>
-      </w:r>
-    </w:p>
-    <w:p>
-      <w:r>
+      <w:pPr>
+        <w:pStyle w:val="Heading3"/>
+      </w:pPr>
+      <w:r>
+        <w:t>Changed case · predict first</w:t>
+      </w:r>
+    </w:p>
+    <w:p>
+      <w:pPr>
+        <w:spacing w:line="336" w:lineRule="auto" w:after="180"/>
+        <w:shd w:fill="F5F1FB"/>
+      </w:pPr>
+      <w:r>
+        <w:rPr>
+          <w:b w:val="0"/>
+        </w:rPr>
+        <w:t xml:space="preserve">Changed-case practice: Evaluate the exact same fixed four cases twice with deterministic </w:t>
+      </w:r>
+      <w:r>
+        <w:rPr>
+          <w:b/>
+        </w:rPr>
+        <w:t>prediction</w:t>
+      </w:r>
+      <w:r>
+        <w:rPr>
+          <w:b w:val="0"/>
+        </w:rPr>
+        <w:t>s. Which conclusion is supported by the supplied facts?</w:t>
+      </w:r>
+    </w:p>
+    <w:p>
+      <w:pPr>
+        <w:spacing w:line="336" w:lineRule="auto" w:after="180"/>
+        <w:shd w:fill="F4F9FC"/>
+      </w:pPr>
+      <w:r>
+        <w:rPr>
+          <w:b w:val="0"/>
+        </w:rPr>
         <w:t>1. The counts should agree unless some condition, data or scoring changed.</w:t>
       </w:r>
     </w:p>
     <w:p>
-      <w:r>
-        <w:t>2. We can decide the result without examining the changed input or the procedure.</w:t>
-      </w:r>
-    </w:p>
-    <w:p>
-      <w:r>
-        <w:t>3. This one example guarantees correct results for every future input.</w:t>
+      <w:pPr>
+        <w:spacing w:line="336" w:lineRule="auto" w:after="180"/>
+        <w:shd w:fill="F4F9FC"/>
+      </w:pPr>
+      <w:r>
+        <w:rPr>
+          <w:b w:val="0"/>
+        </w:rPr>
+        <w:t xml:space="preserve">2. We can decide the result without examining the changed </w:t>
+      </w:r>
+      <w:r>
+        <w:rPr>
+          <w:b/>
+        </w:rPr>
+        <w:t>input</w:t>
+      </w:r>
+      <w:r>
+        <w:rPr>
+          <w:b w:val="0"/>
+        </w:rPr>
+        <w:t xml:space="preserve"> or the procedure.</w:t>
+      </w:r>
+    </w:p>
+    <w:p>
+      <w:pPr>
+        <w:spacing w:line="336" w:lineRule="auto" w:after="180"/>
+        <w:shd w:fill="F4F9FC"/>
+      </w:pPr>
+      <w:r>
+        <w:rPr>
+          <w:b w:val="0"/>
+        </w:rPr>
+        <w:t xml:space="preserve">3. This one example guarantees correct results for every future </w:t>
+      </w:r>
+      <w:r>
+        <w:rPr>
+          <w:b/>
+        </w:rPr>
+        <w:t>input</w:t>
+      </w:r>
+      <w:r>
+        <w:rPr>
+          <w:b w:val="0"/>
+        </w:rPr>
+        <w:t>.</w:t>
       </w:r>
     </w:p>
     <w:p>
@@ -2300,12 +3713,42 @@
       </w:r>
     </w:p>
     <w:p>
-      <w:r>
+      <w:pPr>
+        <w:pStyle w:val="Heading3"/>
+      </w:pPr>
+      <w:r>
+        <w:t>Hint · try first</w:t>
+      </w:r>
+    </w:p>
+    <w:p>
+      <w:pPr>
+        <w:spacing w:line="336" w:lineRule="auto" w:after="180"/>
+        <w:shd w:fill="F1F6F8"/>
+      </w:pPr>
+      <w:r>
+        <w:rPr>
+          <w:b w:val="0"/>
+        </w:rPr>
         <w:t>Hint if needed: Use the changed condition and the deciding step in the pictorial trace. The answer must say what follows from those facts.</w:t>
       </w:r>
     </w:p>
     <w:p>
-      <w:r>
+      <w:pPr>
+        <w:pStyle w:val="Heading3"/>
+      </w:pPr>
+      <w:r>
+        <w:t>Feedback · compare after trying</w:t>
+      </w:r>
+    </w:p>
+    <w:p>
+      <w:pPr>
+        <w:spacing w:line="336" w:lineRule="auto" w:after="180"/>
+        <w:shd w:fill="F1F6FC"/>
+      </w:pPr>
+      <w:r>
+        <w:rPr>
+          <w:b w:val="0"/>
+        </w:rPr>
         <w:t>After your attempt, compare with the supported explanation: The counts should agree unless some condition, data or scoring changed. The sampling explanation no longer applies when the records are identical.</w:t>
       </w:r>
     </w:p>
@@ -2318,18 +3761,105 @@
       </w:r>
     </w:p>
     <w:p>
-      <w:r>
-        <w:t>Review Confounders and controls (ai-7/10). Goal: Explain the mechanism and terminology of confounders and controls. Short practice: Draw the four condition/background combinations. Which variables were coupled before, and why would collecting only healthy-white and spotted-blue again leave the confounding unresolved?. Return to this week and explain what you changed.</w:t>
-      </w:r>
-    </w:p>
-    <w:p>
-      <w:r>
-        <w:t>Review Baselines and fair comparisons (ai-7/8). Goal: Explain the mechanism and terminology of baselines and fair comparisons. Short practice: Calculate 6/8 and 7/8 correctness and name the one-case gain. Why is giving B the answer key incompatible with an unseen comparison to the simple baseline?. Return to this week and explain what you changed.</w:t>
-      </w:r>
-    </w:p>
-    <w:p>
-      <w:r>
-        <w:t>Review Replication and reproduction (ai-7/5). Goal: Explain the mechanism and terminology of replication and reproduction. Short practice: Calculate the scores from the original and new four-record sets. Which activity reproduces saved analysis, which repeats the protocol, and why does a different rerun of the original data need investigation?. Return to this week and explain what you changed.</w:t>
+      <w:pPr>
+        <w:spacing w:line="336" w:lineRule="auto" w:after="180"/>
+      </w:pPr>
+      <w:r>
+        <w:rPr>
+          <w:b w:val="0"/>
+        </w:rPr>
+        <w:t xml:space="preserve">Review Confounders and controls (ai-7/10). Goal: Explain the </w:t>
+      </w:r>
+      <w:r>
+        <w:rPr>
+          <w:b/>
+        </w:rPr>
+        <w:t>mechanism</w:t>
+      </w:r>
+      <w:r>
+        <w:rPr>
+          <w:b w:val="0"/>
+        </w:rPr>
+        <w:t xml:space="preserve"> and terminology of confounders and controls. Short practice: Draw the four condition/background combinations.</w:t>
+      </w:r>
+    </w:p>
+    <w:p>
+      <w:pPr>
+        <w:spacing w:line="336" w:lineRule="auto" w:after="180"/>
+      </w:pPr>
+      <w:r>
+        <w:rPr>
+          <w:b w:val="0"/>
+        </w:rPr>
+        <w:t>Which variables were coupled before, and why would collecting only healthy-white and spotted-blue again leave the confounding unresolved?. Return to this week and explain what you changed.</w:t>
+      </w:r>
+    </w:p>
+    <w:p>
+      <w:pPr>
+        <w:spacing w:line="336" w:lineRule="auto" w:after="180"/>
+      </w:pPr>
+      <w:r>
+        <w:rPr>
+          <w:b w:val="0"/>
+        </w:rPr>
+        <w:t xml:space="preserve">Review Baselines and fair comparisons (ai-7/8). Goal: Explain the </w:t>
+      </w:r>
+      <w:r>
+        <w:rPr>
+          <w:b/>
+        </w:rPr>
+        <w:t>mechanism</w:t>
+      </w:r>
+      <w:r>
+        <w:rPr>
+          <w:b w:val="0"/>
+        </w:rPr>
+        <w:t xml:space="preserve"> and terminology of baselines and fair comparisons. Short practice: Calculate 6/8 and 7/8 correctness and name the one-case gain.</w:t>
+      </w:r>
+    </w:p>
+    <w:p>
+      <w:pPr>
+        <w:spacing w:line="336" w:lineRule="auto" w:after="180"/>
+      </w:pPr>
+      <w:r>
+        <w:rPr>
+          <w:b w:val="0"/>
+        </w:rPr>
+        <w:t>Why is giving B the answer key incompatible with an unseen comparison to the simple baseline?. Return to this week and explain what you changed.</w:t>
+      </w:r>
+    </w:p>
+    <w:p>
+      <w:pPr>
+        <w:spacing w:line="336" w:lineRule="auto" w:after="180"/>
+      </w:pPr>
+      <w:r>
+        <w:rPr>
+          <w:b w:val="0"/>
+        </w:rPr>
+        <w:t xml:space="preserve">Review Replication and reproduction (ai-7/5). Goal: Explain the </w:t>
+      </w:r>
+      <w:r>
+        <w:rPr>
+          <w:b/>
+        </w:rPr>
+        <w:t>mechanism</w:t>
+      </w:r>
+      <w:r>
+        <w:rPr>
+          <w:b w:val="0"/>
+        </w:rPr>
+        <w:t xml:space="preserve"> and terminology of replication and reproduction. Short practice: Calculate the scores from the original and new four-record sets.</w:t>
+      </w:r>
+    </w:p>
+    <w:p>
+      <w:pPr>
+        <w:spacing w:line="336" w:lineRule="auto" w:after="180"/>
+      </w:pPr>
+      <w:r>
+        <w:rPr>
+          <w:b w:val="0"/>
+        </w:rPr>
+        <w:t>Which activity reproduces saved analysis, which repeats the protocol, and why does a different rerun of the original data need investigation?. Return to this week and explain what you changed.</w:t>
       </w:r>
     </w:p>
     <w:p>
@@ -2341,8 +3871,61 @@
       </w:r>
     </w:p>
     <w:p>
-      <w:r>
-        <w:t>The browser lab lets you edit the supported Python examples already included in this lesson. Predict first, run, inspect the actual output or error, change one input, then run again. Keep code, predictions, actual results and a reasoned revision together. On paper, label your result as a trace rather than an execution.</w:t>
+      <w:pPr>
+        <w:spacing w:line="336" w:lineRule="auto" w:after="180"/>
+      </w:pPr>
+      <w:r>
+        <w:rPr>
+          <w:b w:val="0"/>
+        </w:rPr>
+        <w:t xml:space="preserve">The browser lab lets you edit the supported Python examples already included in this lesson. Predict first, run, inspect the actual </w:t>
+      </w:r>
+      <w:r>
+        <w:rPr>
+          <w:b/>
+        </w:rPr>
+        <w:t>output</w:t>
+      </w:r>
+      <w:r>
+        <w:rPr>
+          <w:b w:val="0"/>
+        </w:rPr>
+        <w:t xml:space="preserve"> or error, change one </w:t>
+      </w:r>
+      <w:r>
+        <w:rPr>
+          <w:b/>
+        </w:rPr>
+        <w:t>input</w:t>
+      </w:r>
+      <w:r>
+        <w:rPr>
+          <w:b w:val="0"/>
+        </w:rPr>
+        <w:t>, then run again.</w:t>
+      </w:r>
+    </w:p>
+    <w:p>
+      <w:pPr>
+        <w:spacing w:line="336" w:lineRule="auto" w:after="180"/>
+      </w:pPr>
+      <w:r>
+        <w:rPr>
+          <w:b w:val="0"/>
+        </w:rPr>
+        <w:t xml:space="preserve">Keep code, </w:t>
+      </w:r>
+      <w:r>
+        <w:rPr>
+          <w:b/>
+        </w:rPr>
+        <w:t>prediction</w:t>
+      </w:r>
+      <w:r>
+        <w:rPr>
+          <w:b w:val="0"/>
+        </w:rPr>
+        <w:t>s, actual results and a reasoned revision together. On paper, label your result as a trace rather than an execution.</w:t>
       </w:r>
     </w:p>
     <w:p>
@@ -2354,8 +3937,573 @@
       </w:r>
     </w:p>
     <w:p>
-      <w:r>
-        <w:t>Use Download completed work in the hosted lesson to export your answers, reflections, practice feedback and code-run evidence. Open the HTML copy to read or print it. Drafts stay in this browser when storage is available; clear drafts on a shared device.</w:t>
+      <w:pPr>
+        <w:spacing w:line="336" w:lineRule="auto" w:after="180"/>
+      </w:pPr>
+      <w:r>
+        <w:rPr>
+          <w:b w:val="0"/>
+        </w:rPr>
+        <w:t xml:space="preserve">Use Download completed work in the hosted lesson to export your answers, reflections, practice feedback and code-run </w:t>
+      </w:r>
+      <w:r>
+        <w:rPr>
+          <w:b/>
+        </w:rPr>
+        <w:t>evidence</w:t>
+      </w:r>
+      <w:r>
+        <w:rPr>
+          <w:b w:val="0"/>
+        </w:rPr>
+        <w:t>. Open the HTML copy to read or print it.</w:t>
+      </w:r>
+    </w:p>
+    <w:p>
+      <w:pPr>
+        <w:spacing w:line="336" w:lineRule="auto" w:after="180"/>
+      </w:pPr>
+      <w:r>
+        <w:rPr>
+          <w:b w:val="0"/>
+        </w:rPr>
+        <w:t>Drafts stay in this browser when storage is available; clear drafts on a shared device.</w:t>
+      </w:r>
+    </w:p>
+    <w:p>
+      <w:pPr>
+        <w:pStyle w:val="Heading1"/>
+      </w:pPr>
+      <w:r>
+        <w:t>18. Visual concept journey</w:t>
+      </w:r>
+    </w:p>
+    <w:p>
+      <w:r>
+        <w:t>Explain each Sampling variability graphic using its labels, deciding evidence and relevant limitation.</w:t>
+      </w:r>
+    </w:p>
+    <w:p>
+      <w:pPr>
+        <w:pStyle w:val="Heading3"/>
+      </w:pPr>
+      <w:r>
+        <w:t>01. Sampling variability: the case</w:t>
+      </w:r>
+    </w:p>
+    <w:p>
+      <w:r>
+        <w:drawing>
+          <wp:inline xmlns:a="http://schemas.openxmlformats.org/drawingml/2006/main" xmlns:pic="http://schemas.openxmlformats.org/drawingml/2006/picture">
+            <wp:extent cx="5486400" cy="2834640"/>
+            <wp:docPr id="3" name="Picture 3" descr="Two small samples can differ. A fixed classifier is scored on two distinct four-case samples from a declared collection. Supplied facts: Sample A has 3 correct of 4; sample B has 2 correct of 4. The model and rubric are unchanged."/>
+            <wp:cNvGraphicFramePr>
+              <a:graphicFrameLocks noChangeAspect="1"/>
+            </wp:cNvGraphicFramePr>
+            <a:graphic>
+              <a:graphicData uri="http://schemas.openxmlformats.org/drawingml/2006/picture">
+                <pic:pic>
+                  <pic:nvPicPr>
+                    <pic:cNvPr id="0" name="academy-story-ai-7-11-01.png"/>
+                    <pic:cNvPicPr/>
+                  </pic:nvPicPr>
+                  <pic:blipFill>
+                    <a:blip r:embed="rId11"/>
+                    <a:stretch>
+                      <a:fillRect/>
+                    </a:stretch>
+                  </pic:blipFill>
+                  <pic:spPr>
+                    <a:xfrm>
+                      <a:off x="0" y="0"/>
+                      <a:ext cx="5486400" cy="2834640"/>
+                    </a:xfrm>
+                    <a:prstGeom prst="rect"/>
+                  </pic:spPr>
+                </pic:pic>
+              </a:graphicData>
+            </a:graphic>
+          </wp:inline>
+        </w:drawing>
+      </w:r>
+    </w:p>
+    <w:p>
+      <w:pPr>
+        <w:spacing w:line="336" w:lineRule="auto" w:after="180"/>
+      </w:pPr>
+      <w:r>
+        <w:rPr>
+          <w:b w:val="0"/>
+        </w:rPr>
+        <w:t>Two small samples can differ. A fixed classifier is scored on two distinct four-case samples from a declared collection. Supplied facts: Sample A has 3 correct of 4; sample B has 2 correct of 4.</w:t>
+      </w:r>
+    </w:p>
+    <w:p>
+      <w:pPr>
+        <w:spacing w:line="336" w:lineRule="auto" w:after="180"/>
+      </w:pPr>
+      <w:r>
+        <w:rPr>
+          <w:b w:val="0"/>
+        </w:rPr>
+        <w:t>The model and rubric are unchanged.</w:t>
+      </w:r>
+    </w:p>
+    <w:p>
+      <w:pPr>
+        <w:spacing w:line="336" w:lineRule="auto" w:after="180"/>
+        <w:shd w:fill="F5F1FB"/>
+      </w:pPr>
+      <w:r>
+        <w:rPr>
+          <w:b w:val="0"/>
+        </w:rPr>
+        <w:t>Point to the given fact that matters most. Explain why it matters.</w:t>
+      </w:r>
+    </w:p>
+    <w:p>
+      <w:pPr>
+        <w:pStyle w:val="Heading3"/>
+      </w:pPr>
+      <w:r>
+        <w:t>02. Follow the deciding steps</w:t>
+      </w:r>
+    </w:p>
+    <w:p>
+      <w:r>
+        <w:drawing>
+          <wp:inline xmlns:a="http://schemas.openxmlformats.org/drawingml/2006/main" xmlns:pic="http://schemas.openxmlformats.org/drawingml/2006/picture">
+            <wp:extent cx="5486400" cy="3182112"/>
+            <wp:docPr id="4" name="Picture 4" descr="Keep model fixed: No training or threshold change occurs between samples. → Compute observed rates: A is 75%; B is 50%, differing by 25 percentage points. → Consider sampling: Different included cases can change a small-sample rate."/>
+            <wp:cNvGraphicFramePr>
+              <a:graphicFrameLocks noChangeAspect="1"/>
+            </wp:cNvGraphicFramePr>
+            <a:graphic>
+              <a:graphicData uri="http://schemas.openxmlformats.org/drawingml/2006/picture">
+                <pic:pic>
+                  <pic:nvPicPr>
+                    <pic:cNvPr id="0" name="academy-story-ai-7-11-02.png"/>
+                    <pic:cNvPicPr/>
+                  </pic:nvPicPr>
+                  <pic:blipFill>
+                    <a:blip r:embed="rId12"/>
+                    <a:stretch>
+                      <a:fillRect/>
+                    </a:stretch>
+                  </pic:blipFill>
+                  <pic:spPr>
+                    <a:xfrm>
+                      <a:off x="0" y="0"/>
+                      <a:ext cx="5486400" cy="3182112"/>
+                    </a:xfrm>
+                    <a:prstGeom prst="rect"/>
+                  </pic:spPr>
+                </pic:pic>
+              </a:graphicData>
+            </a:graphic>
+          </wp:inline>
+        </w:drawing>
+      </w:r>
+    </w:p>
+    <w:p>
+      <w:pPr>
+        <w:spacing w:line="336" w:lineRule="auto" w:after="180"/>
+      </w:pPr>
+      <w:r>
+        <w:rPr>
+          <w:b w:val="0"/>
+        </w:rPr>
+        <w:t xml:space="preserve">Keep model fixed: No </w:t>
+      </w:r>
+      <w:r>
+        <w:rPr>
+          <w:b/>
+        </w:rPr>
+        <w:t>training</w:t>
+      </w:r>
+      <w:r>
+        <w:rPr>
+          <w:b w:val="0"/>
+        </w:rPr>
+        <w:t xml:space="preserve"> or threshold change occurs between samples. → Compute observed rates: A is 75%; B is 50%, differing by 25 percentage points. → Consider sampling: Different included cases can change a small-sample rate.</w:t>
+      </w:r>
+    </w:p>
+    <w:p>
+      <w:pPr>
+        <w:spacing w:line="336" w:lineRule="auto" w:after="180"/>
+        <w:shd w:fill="F5F1FB"/>
+      </w:pPr>
+      <w:r>
+        <w:rPr>
+          <w:b w:val="0"/>
+        </w:rPr>
+        <w:t xml:space="preserve">Point to each numbered stage and explain which recorded </w:t>
+      </w:r>
+      <w:r>
+        <w:rPr>
+          <w:b/>
+        </w:rPr>
+        <w:t>input</w:t>
+      </w:r>
+      <w:r>
+        <w:rPr>
+          <w:b w:val="0"/>
+        </w:rPr>
+        <w:t xml:space="preserve"> it uses.</w:t>
+      </w:r>
+    </w:p>
+    <w:p>
+      <w:pPr>
+        <w:pStyle w:val="Heading3"/>
+      </w:pPr>
+      <w:r>
+        <w:t>03. Two distinct samples, fixed model</w:t>
+      </w:r>
+    </w:p>
+    <w:p>
+      <w:r>
+        <w:drawing>
+          <wp:inline xmlns:a="http://schemas.openxmlformats.org/drawingml/2006/main" xmlns:pic="http://schemas.openxmlformats.org/drawingml/2006/picture">
+            <wp:extent cx="5486400" cy="2834640"/>
+            <wp:docPr id="5" name="Picture 5" descr="Two distinct samples, fixed model. Units: correct cases out of 4 in each sample. Sample A: 3. Sample B: 2."/>
+            <wp:cNvGraphicFramePr>
+              <a:graphicFrameLocks noChangeAspect="1"/>
+            </wp:cNvGraphicFramePr>
+            <a:graphic>
+              <a:graphicData uri="http://schemas.openxmlformats.org/drawingml/2006/picture">
+                <pic:pic>
+                  <pic:nvPicPr>
+                    <pic:cNvPr id="0" name="academy-story-ai-7-11-03.png"/>
+                    <pic:cNvPicPr/>
+                  </pic:nvPicPr>
+                  <pic:blipFill>
+                    <a:blip r:embed="rId13"/>
+                    <a:stretch>
+                      <a:fillRect/>
+                    </a:stretch>
+                  </pic:blipFill>
+                  <pic:spPr>
+                    <a:xfrm>
+                      <a:off x="0" y="0"/>
+                      <a:ext cx="5486400" cy="2834640"/>
+                    </a:xfrm>
+                    <a:prstGeom prst="rect"/>
+                  </pic:spPr>
+                </pic:pic>
+              </a:graphicData>
+            </a:graphic>
+          </wp:inline>
+        </w:drawing>
+      </w:r>
+    </w:p>
+    <w:p>
+      <w:pPr>
+        <w:spacing w:line="336" w:lineRule="auto" w:after="180"/>
+      </w:pPr>
+      <w:r>
+        <w:rPr>
+          <w:b w:val="0"/>
+        </w:rPr>
+        <w:t>Two distinct samples, fixed model. Units: correct cases out of 4 in each sample. Sample A: 3. Sample B: 2.</w:t>
+      </w:r>
+    </w:p>
+    <w:p>
+      <w:pPr>
+        <w:spacing w:line="336" w:lineRule="auto" w:after="180"/>
+        <w:shd w:fill="F5F1FB"/>
+      </w:pPr>
+      <w:r>
+        <w:rPr>
+          <w:b w:val="0"/>
+        </w:rPr>
+        <w:t>Read the labels and values. Explain the relationship the model shows.</w:t>
+      </w:r>
+    </w:p>
+    <w:p>
+      <w:pPr>
+        <w:pStyle w:val="Heading3"/>
+      </w:pPr>
+      <w:r>
+        <w:t>04. Change one thing. Trace what follows.</w:t>
+      </w:r>
+    </w:p>
+    <w:p>
+      <w:r>
+        <w:drawing>
+          <wp:inline xmlns:a="http://schemas.openxmlformats.org/drawingml/2006/main" xmlns:pic="http://schemas.openxmlformats.org/drawingml/2006/picture">
+            <wp:extent cx="5486400" cy="3026664"/>
+            <wp:docPr id="6" name="Picture 6" descr="Original case: Different included cases can change a small-sample rate. Changed condition: Evaluate the exact same fixed four cases twice with deterministic predictions. Expected result: The counts should agree unless some condition, data or scoring changed. Reason: The sampling explanation no longer applies when the records are identical."/>
+            <wp:cNvGraphicFramePr>
+              <a:graphicFrameLocks noChangeAspect="1"/>
+            </wp:cNvGraphicFramePr>
+            <a:graphic>
+              <a:graphicData uri="http://schemas.openxmlformats.org/drawingml/2006/picture">
+                <pic:pic>
+                  <pic:nvPicPr>
+                    <pic:cNvPr id="0" name="academy-story-ai-7-11-04.png"/>
+                    <pic:cNvPicPr/>
+                  </pic:nvPicPr>
+                  <pic:blipFill>
+                    <a:blip r:embed="rId14"/>
+                    <a:stretch>
+                      <a:fillRect/>
+                    </a:stretch>
+                  </pic:blipFill>
+                  <pic:spPr>
+                    <a:xfrm>
+                      <a:off x="0" y="0"/>
+                      <a:ext cx="5486400" cy="3026664"/>
+                    </a:xfrm>
+                    <a:prstGeom prst="rect"/>
+                  </pic:spPr>
+                </pic:pic>
+              </a:graphicData>
+            </a:graphic>
+          </wp:inline>
+        </w:drawing>
+      </w:r>
+    </w:p>
+    <w:p>
+      <w:pPr>
+        <w:spacing w:line="336" w:lineRule="auto" w:after="180"/>
+      </w:pPr>
+      <w:r>
+        <w:rPr>
+          <w:b w:val="0"/>
+        </w:rPr>
+        <w:t xml:space="preserve">Original case: Different included cases can change a small-sample rate. Changed condition: Evaluate the exact same fixed four cases twice with deterministic </w:t>
+      </w:r>
+      <w:r>
+        <w:rPr>
+          <w:b/>
+        </w:rPr>
+        <w:t>prediction</w:t>
+      </w:r>
+      <w:r>
+        <w:rPr>
+          <w:b w:val="0"/>
+        </w:rPr>
+        <w:t>s.</w:t>
+      </w:r>
+    </w:p>
+    <w:p>
+      <w:pPr>
+        <w:spacing w:line="336" w:lineRule="auto" w:after="180"/>
+      </w:pPr>
+      <w:r>
+        <w:rPr>
+          <w:b w:val="0"/>
+        </w:rPr>
+        <w:t>Expected result: The counts should agree unless some condition, data or scoring changed. Reason: The sampling explanation no longer applies when the records are identical.</w:t>
+      </w:r>
+    </w:p>
+    <w:p>
+      <w:pPr>
+        <w:spacing w:line="336" w:lineRule="auto" w:after="180"/>
+        <w:shd w:fill="F5F1FB"/>
+      </w:pPr>
+      <w:r>
+        <w:rPr>
+          <w:b w:val="0"/>
+        </w:rPr>
+        <w:t>Predict before checking the worked changed-case result. Name what changed and what the supplied facts allow you to conclude.</w:t>
+      </w:r>
+    </w:p>
+    <w:p>
+      <w:pPr>
+        <w:pStyle w:val="Heading3"/>
+      </w:pPr>
+      <w:r>
+        <w:t>05. Connect the explanation to its limit</w:t>
+      </w:r>
+    </w:p>
+    <w:p>
+      <w:r>
+        <w:drawing>
+          <wp:inline xmlns:a="http://schemas.openxmlformats.org/drawingml/2006/main" xmlns:pic="http://schemas.openxmlformats.org/drawingml/2006/picture">
+            <wp:extent cx="5486400" cy="2834640"/>
+            <wp:docPr id="7" name="Picture 7" descr="Sampling variability means a statistic can vary because different units were observed. Do not automatically attribute every rate change to a model improvement or deterioration. Limit: These two samples do not supply a probability model or confidence interval; none is invented."/>
+            <wp:cNvGraphicFramePr>
+              <a:graphicFrameLocks noChangeAspect="1"/>
+            </wp:cNvGraphicFramePr>
+            <a:graphic>
+              <a:graphicData uri="http://schemas.openxmlformats.org/drawingml/2006/picture">
+                <pic:pic>
+                  <pic:nvPicPr>
+                    <pic:cNvPr id="0" name="academy-story-ai-7-11-05.png"/>
+                    <pic:cNvPicPr/>
+                  </pic:nvPicPr>
+                  <pic:blipFill>
+                    <a:blip r:embed="rId15"/>
+                    <a:stretch>
+                      <a:fillRect/>
+                    </a:stretch>
+                  </pic:blipFill>
+                  <pic:spPr>
+                    <a:xfrm>
+                      <a:off x="0" y="0"/>
+                      <a:ext cx="5486400" cy="2834640"/>
+                    </a:xfrm>
+                    <a:prstGeom prst="rect"/>
+                  </pic:spPr>
+                </pic:pic>
+              </a:graphicData>
+            </a:graphic>
+          </wp:inline>
+        </w:drawing>
+      </w:r>
+    </w:p>
+    <w:p>
+      <w:pPr>
+        <w:spacing w:line="336" w:lineRule="auto" w:after="180"/>
+      </w:pPr>
+      <w:r>
+        <w:rPr>
+          <w:b/>
+        </w:rPr>
+        <w:t>Sampling variability</w:t>
+      </w:r>
+      <w:r>
+        <w:rPr>
+          <w:b w:val="0"/>
+        </w:rPr>
+        <w:t xml:space="preserve"> means a statistic can vary because different units were observed. Do not automatically attribute every rate change to a model improvement or deterioration.</w:t>
+      </w:r>
+    </w:p>
+    <w:p>
+      <w:pPr>
+        <w:spacing w:line="336" w:lineRule="auto" w:after="180"/>
+      </w:pPr>
+      <w:r>
+        <w:rPr>
+          <w:b w:val="0"/>
+        </w:rPr>
+        <w:t>Limit: These two samples do not supply a probability model or confidence interval; none is invented.</w:t>
+      </w:r>
+    </w:p>
+    <w:p>
+      <w:pPr>
+        <w:spacing w:line="336" w:lineRule="auto" w:after="180"/>
+        <w:shd w:fill="F5F1FB"/>
+      </w:pPr>
+      <w:r>
+        <w:rPr>
+          <w:b w:val="0"/>
+        </w:rPr>
+        <w:t>Explain the case, then point to a limit on the claim.</w:t>
+      </w:r>
+    </w:p>
+    <w:p>
+      <w:pPr>
+        <w:pStyle w:val="Heading3"/>
+      </w:pPr>
+      <w:r>
+        <w:t>06. Make the idea visible in your project</w:t>
+      </w:r>
+    </w:p>
+    <w:p>
+      <w:r>
+        <w:drawing>
+          <wp:inline xmlns:a="http://schemas.openxmlformats.org/drawingml/2006/main" xmlns:pic="http://schemas.openxmlformats.org/drawingml/2006/picture">
+            <wp:extent cx="5486400" cy="3681984"/>
+            <wp:docPr id="8" name="Picture 8" descr="For the Reproducible AI Research Study, retain an annotated worked trace and the changed-case reasoning. Connect the claim to its records, units and assumptions so another investigator can challenge or reproduce it. Draw your input, deciding step, result and limit. Supported question: Calculate the two four-case rates and their difference. Explain how changed included cases can affect a fixed model, and why identical deterministic records should not differ on a rerun."/>
+            <wp:cNvGraphicFramePr>
+              <a:graphicFrameLocks noChangeAspect="1"/>
+            </wp:cNvGraphicFramePr>
+            <a:graphic>
+              <a:graphicData uri="http://schemas.openxmlformats.org/drawingml/2006/picture">
+                <pic:pic>
+                  <pic:nvPicPr>
+                    <pic:cNvPr id="0" name="academy-story-ai-7-11-06.png"/>
+                    <pic:cNvPicPr/>
+                  </pic:nvPicPr>
+                  <pic:blipFill>
+                    <a:blip r:embed="rId16"/>
+                    <a:stretch>
+                      <a:fillRect/>
+                    </a:stretch>
+                  </pic:blipFill>
+                  <pic:spPr>
+                    <a:xfrm>
+                      <a:off x="0" y="0"/>
+                      <a:ext cx="5486400" cy="3681984"/>
+                    </a:xfrm>
+                    <a:prstGeom prst="rect"/>
+                  </pic:spPr>
+                </pic:pic>
+              </a:graphicData>
+            </a:graphic>
+          </wp:inline>
+        </w:drawing>
+      </w:r>
+    </w:p>
+    <w:p>
+      <w:pPr>
+        <w:spacing w:line="336" w:lineRule="auto" w:after="180"/>
+      </w:pPr>
+      <w:r>
+        <w:rPr>
+          <w:b w:val="0"/>
+        </w:rPr>
+        <w:t>For the Reproducible AI Research Study, retain an annotated worked trace and the changed-case reasoning. Connect the claim to its records, units and assumptions so another investigator can challenge or reproduce it.</w:t>
+      </w:r>
+    </w:p>
+    <w:p>
+      <w:pPr>
+        <w:spacing w:line="336" w:lineRule="auto" w:after="180"/>
+      </w:pPr>
+      <w:r>
+        <w:rPr>
+          <w:b w:val="0"/>
+        </w:rPr>
+        <w:t xml:space="preserve">Draw your </w:t>
+      </w:r>
+      <w:r>
+        <w:rPr>
+          <w:b/>
+        </w:rPr>
+        <w:t>input</w:t>
+      </w:r>
+      <w:r>
+        <w:rPr>
+          <w:b w:val="0"/>
+        </w:rPr>
+        <w:t>, deciding step, result and limit. Supported question: Calculate the two four-case rates and their difference.</w:t>
+      </w:r>
+    </w:p>
+    <w:p>
+      <w:pPr>
+        <w:spacing w:line="336" w:lineRule="auto" w:after="180"/>
+      </w:pPr>
+      <w:r>
+        <w:rPr>
+          <w:b w:val="0"/>
+        </w:rPr>
+        <w:t>Explain how changed included cases can affect a fixed model, and why identical deterministic records should not differ on a rerun.</w:t>
+      </w:r>
+    </w:p>
+    <w:p>
+      <w:pPr>
+        <w:spacing w:line="336" w:lineRule="auto" w:after="180"/>
+        <w:shd w:fill="F5F1FB"/>
+      </w:pPr>
+      <w:r>
+        <w:rPr>
+          <w:b w:val="0"/>
+        </w:rPr>
+        <w:t xml:space="preserve">Draw your project trace and justify the deciding step using </w:t>
+      </w:r>
+      <w:r>
+        <w:rPr>
+          <w:b/>
+        </w:rPr>
+        <w:t>evidence</w:t>
+      </w:r>
+      <w:r>
+        <w:rPr>
+          <w:b w:val="0"/>
+        </w:rPr>
+        <w:t>.</w:t>
       </w:r>
     </w:p>
     <w:sectPr>

--- a/downloads/student/ai-7-week-11.docx
+++ b/downloads/student/ai-7-week-11.docx
@@ -517,7 +517,7 @@
           </w:tcPr>
           <w:p>
             <w:r>
-              <w:t>Find the mean of sample means and the chance of mean2 under uniform selection of those six samples.</w:t>
+              <w:t>Population values are 1, 1, 3, 3, with four distinct IDs. Choose two IDs uniformly without replacement. List all six unordered pairs and their means, then find the mean of those means and the chance of obtaining a mean of 2.</w:t>
             </w:r>
           </w:p>
         </w:tc>
@@ -654,7 +654,7 @@
         <w:rPr>
           <w:b w:val="0"/>
         </w:rPr>
-        <w:t>Find the mean of sample means and the chance of mean2 under uniform selection of those six samples. Show the intermediate steps and give the conclusion with its scope.</w:t>
+        <w:t>Population values are 1, 1, 3, 3, with four distinct IDs. Choose two IDs uniformly without replacement. List all six unordered pairs and their means, then find the mean of those means and the chance of obtaining a mean of 2. Show the intermediate steps and give the conclusion with its scope.</w:t>
       </w:r>
     </w:p>
     <w:p>
@@ -935,7 +935,7 @@
         <w:rPr>
           <w:b w:val="0"/>
         </w:rPr>
-        <w:t>Find the mean of sample means and the chance of mean2 under uniform selection of those six samples.</w:t>
+        <w:t>Population values are 1, 1, 3, 3, with four distinct IDs. Choose two IDs uniformly without replacement. List all six unordered pairs and their means, then find the mean of those means and the chance of obtaining a mean of 2.</w:t>
       </w:r>
     </w:p>
     <w:p>
@@ -2012,7 +2012,7 @@
         <w:rPr>
           <w:b w:val="0"/>
         </w:rPr>
-        <w:t>Find the mean of sample means and the chance of mean2 under uniform selection of those six samples. Show the intermediate steps and give the conclusion with its scope.</w:t>
+        <w:t>Population values are 1, 1, 3, 3, with four distinct IDs. Choose two IDs uniformly without replacement. List all six unordered pairs and their means, then find the mean of those means and the chance of obtaining a mean of 2. Show the intermediate steps and give the conclusion with its scope.</w:t>
       </w:r>
     </w:p>
     <w:p>
@@ -2789,7 +2789,7 @@
           </w:tcPr>
           <w:p>
             <w:r>
-              <w:t>Find the mean of sample means and the chance of mean2 under uniform selection of those six samples.</w:t>
+              <w:t>Population values are 1, 1, 3, 3, with four distinct IDs. Choose two IDs uniformly without replacement. List all six unordered pairs and their means, then find the mean of those means and the chance of obtaining a mean of 2.</w:t>
             </w:r>
           </w:p>
         </w:tc>
@@ -2910,7 +2910,7 @@
         <w:rPr>
           <w:b w:val="0"/>
         </w:rPr>
-        <w:t>Population0, 0, 4, 4 with distinct IDs; enumerate size2 sample means and their average.</w:t>
+        <w:t>Population values are 0, 0, 4, 4, with four distinct IDs. Choose two IDs uniformly without replacement. Enumerate all six unordered pairs, calculate their sample means and find their average.</w:t>
       </w:r>
     </w:p>
     <w:p>
@@ -2983,7 +2983,7 @@
         <w:rPr>
           <w:b w:val="0"/>
         </w:rPr>
-        <w:t>Population0, 0, 4, 4 with distinct IDs; enumerate size2 sample means and their average.</w:t>
+        <w:t>Population values are 0, 0, 4, 4, with four distinct IDs. Choose two IDs uniformly without replacement. Enumerate all six unordered pairs, calculate their sample means and find their average.</w:t>
       </w:r>
     </w:p>
     <w:p>

--- a/downloads/student/ai-7-week-11.docx
+++ b/downloads/student/ai-7-week-11.docx
@@ -25,12 +25,17 @@
         <w:pStyle w:val="Heading1"/>
       </w:pPr>
       <w:r>
-        <w:t>Before you start</w:t>
-      </w:r>
-    </w:p>
-    <w:p>
-      <w:r>
-        <w:t>Recall Confounders and controls. Explain why a recorded result needs its input conditions and evidence source before it can support a claim.</w:t>
+        <w:t>List the ID samples. Compute the statistic. State the sampling model.</w:t>
+      </w:r>
+    </w:p>
+    <w:p>
+      <w:r>
+        <w:t>Explain exact finite-population variability and distinguish it from unrelated observed classifier-rate changes.</w:t>
+      </w:r>
+    </w:p>
+    <w:p>
+      <w:r>
+        <w:t>Sampling contract → all-six-pair ledger/native chart → classifier picture → model/replay probes → exact enumeration → independent new-value population.</w:t>
       </w:r>
     </w:p>
     <w:p>
@@ -38,20 +43,20 @@
         <w:pStyle w:val="Heading1"/>
       </w:pPr>
       <w:r>
-        <w:t>01. Your mission</w:t>
-      </w:r>
-    </w:p>
-    <w:p>
-      <w:r>
-        <w:t>Start with the target: Explain the mechanism and terminology of sampling variability. Try the recall before opening notes.</w:t>
-      </w:r>
-    </w:p>
-    <w:p>
-      <w:pPr>
-        <w:pStyle w:val="Heading3"/>
-      </w:pPr>
-      <w:r>
-        <w:t>Your learning target</w:t>
+        <w:t>01. See how different eligible samples change a statistic</w:t>
+      </w:r>
+    </w:p>
+    <w:p>
+      <w:r>
+        <w:t>Hold population and procedure fixed while tracing every possible sample.</w:t>
+      </w:r>
+    </w:p>
+    <w:p>
+      <w:pPr>
+        <w:pStyle w:val="Heading2"/>
+      </w:pPr>
+      <w:r>
+        <w:t>Learning goals</w:t>
       </w:r>
     </w:p>
     <w:p>
@@ -113,10 +118,10 @@
     </w:p>
     <w:p>
       <w:pPr>
-        <w:pStyle w:val="Heading3"/>
-      </w:pPr>
-      <w:r>
-        <w:t>Remember before reading</w:t>
+        <w:pStyle w:val="Heading2"/>
+      </w:pPr>
+      <w:r>
+        <w:t>Retrieve units, repeated observations and controlled comparisons</w:t>
       </w:r>
     </w:p>
     <w:p>
@@ -188,6 +193,100 @@
     </w:p>
     <w:p>
       <w:pPr>
+        <w:pStyle w:val="Heading2"/>
+      </w:pPr>
+      <w:r>
+        <w:t>Prerequisite and starting response</w:t>
+      </w:r>
+    </w:p>
+    <w:p>
+      <w:pPr>
+        <w:pStyle w:val="ListBullet"/>
+      </w:pPr>
+      <w:r>
+        <w:t>Recall Confounders and controls. Explain why a recorded result needs its input conditions and evidence source before it can support a claim.</w:t>
+      </w:r>
+    </w:p>
+    <w:p>
+      <w:pPr>
+        <w:pStyle w:val="Heading3"/>
+      </w:pPr>
+      <w:r>
+        <w:t>My starting explanation</w:t>
+      </w:r>
+    </w:p>
+    <w:p>
+      <w:r>
+        <w:t>________________________________________________________________</w:t>
+      </w:r>
+    </w:p>
+    <w:p>
+      <w:r>
+        <w:t>________________________________________________________________</w:t>
+      </w:r>
+    </w:p>
+    <w:p>
+      <w:r>
+        <w:t>________________________________________________________________</w:t>
+      </w:r>
+    </w:p>
+    <w:p>
+      <w:pPr>
+        <w:pStyle w:val="Heading2"/>
+      </w:pPr>
+      <w:r>
+        <w:t>End goal</w:t>
+      </w:r>
+    </w:p>
+    <w:p>
+      <w:pPr>
+        <w:spacing w:line="336" w:lineRule="auto" w:after="180"/>
+      </w:pPr>
+      <w:r>
+        <w:rPr>
+          <w:b w:val="0"/>
+        </w:rPr>
+        <w:t xml:space="preserve">Explain </w:t>
+      </w:r>
+      <w:r>
+        <w:rPr>
+          <w:b/>
+        </w:rPr>
+        <w:t>sampling variability</w:t>
+      </w:r>
+      <w:r>
+        <w:rPr>
+          <w:b w:val="0"/>
+        </w:rPr>
+        <w:t xml:space="preserve"> using the records and boundaries of this fictional investigation.</w:t>
+      </w:r>
+    </w:p>
+    <w:p>
+      <w:pPr>
+        <w:pStyle w:val="Heading2"/>
+      </w:pPr>
+      <w:r>
+        <w:t>Earlier wording, alternatives and picture transcripts · reference / check after trying</w:t>
+      </w:r>
+    </w:p>
+    <w:p>
+      <w:pPr>
+        <w:pStyle w:val="Heading3"/>
+      </w:pPr>
+      <w:r>
+        <w:t>Your learning target</w:t>
+      </w:r>
+    </w:p>
+    <w:p>
+      <w:pPr>
+        <w:pStyle w:val="Heading3"/>
+      </w:pPr>
+      <w:r>
+        <w:t>Remember before reading</w:t>
+      </w:r>
+    </w:p>
+    <w:p>
+      <w:pPr>
         <w:spacing w:line="336" w:lineRule="auto" w:after="180"/>
       </w:pPr>
       <w:r>
@@ -258,13 +357,870 @@
     </w:p>
     <w:p>
       <w:pPr>
+        <w:pStyle w:val="Heading3"/>
+      </w:pPr>
+      <w:r>
+        <w:t>This week’s end goal</w:t>
+      </w:r>
+    </w:p>
+    <w:p>
+      <w:pPr>
+        <w:pStyle w:val="Heading1"/>
+      </w:pPr>
+      <w:r>
+        <w:t>02. Define the population, sample rule and statistic before counting outcomes</w:t>
+      </w:r>
+    </w:p>
+    <w:p>
+      <w:r>
+        <w:t>The probability belongs to this explicit sampling model.</w:t>
+      </w:r>
+    </w:p>
+    <w:p>
+      <w:pPr>
+        <w:pStyle w:val="Heading2"/>
+      </w:pPr>
+      <w:r>
+        <w:t>Begin with four numbered cards</w:t>
+      </w:r>
+    </w:p>
+    <w:p>
+      <w:pPr>
         <w:spacing w:line="336" w:lineRule="auto" w:after="180"/>
       </w:pPr>
       <w:r>
         <w:rPr>
           <w:b w:val="0"/>
         </w:rPr>
-        <w:t xml:space="preserve">Recall Confounders and controls. Explain why a recorded result needs its </w:t>
+        <w:t>Imagine four numbered cards with values one, one, three and three. Choose two different card IDs without replacement. The mean depends on which cards were included even though the population and calculation never changed. Here every unordered ID pair is equally likely, so we can list all possibilities and compute exact probabilities. The equal values still belong to different cards.</w:t>
+      </w:r>
+    </w:p>
+    <w:p>
+      <w:pPr>
+        <w:spacing w:line="336" w:lineRule="auto" w:after="180"/>
+      </w:pPr>
+      <w:r>
+        <w:rPr>
+          <w:b w:val="0"/>
+        </w:rPr>
+        <w:t>These six possibilities are not six newly observed experiments.</w:t>
+      </w:r>
+    </w:p>
+    <w:p>
+      <w:pPr>
+        <w:pStyle w:val="Heading2"/>
+      </w:pPr>
+      <w:r>
+        <w:t>Define sampling variability</w:t>
+      </w:r>
+    </w:p>
+    <w:p>
+      <w:pPr>
+        <w:spacing w:line="336" w:lineRule="auto" w:after="180"/>
+      </w:pPr>
+      <w:r>
+        <w:rPr>
+          <w:b/>
+        </w:rPr>
+        <w:t>Sampling variability</w:t>
+      </w:r>
+      <w:r>
+        <w:rPr>
+          <w:b w:val="0"/>
+        </w:rPr>
+        <w:t xml:space="preserve"> means different eligible samples can give different estimates even under the same population. Separate this from procedure changes.</w:t>
+      </w:r>
+    </w:p>
+    <w:p>
+      <w:pPr>
+        <w:pStyle w:val="Heading2"/>
+      </w:pPr>
+      <w:r>
+        <w:t>Complete known-population probability contract</w:t>
+      </w:r>
+    </w:p>
+    <w:tbl>
+      <w:tblPr>
+        <w:tblStyle w:val="LightShading-Accent1"/>
+        <w:tblW w:type="auto" w:w="0"/>
+        <w:tblLook w:firstColumn="1" w:firstRow="1" w:lastColumn="0" w:lastRow="0" w:noHBand="0" w:noVBand="1" w:val="04A0"/>
+      </w:tblPr>
+      <w:tblGrid>
+        <w:gridCol w:w="5112"/>
+        <w:gridCol w:w="5112"/>
+      </w:tblGrid>
+      <w:tr>
+        <w:trPr>
+          <w:tblHeader/>
+        </w:trPr>
+        <w:tc>
+          <w:tcPr>
+            <w:tcW w:type="dxa" w:w="5112"/>
+          </w:tcPr>
+          <w:p>
+            <w:r>
+              <w:t>Sampling-model item</w:t>
+            </w:r>
+          </w:p>
+        </w:tc>
+        <w:tc>
+          <w:tcPr>
+            <w:tcW w:type="dxa" w:w="5112"/>
+          </w:tcPr>
+          <w:p>
+            <w:r>
+              <w:t>Complete fictional finite-population rule</w:t>
+            </w:r>
+          </w:p>
+        </w:tc>
+      </w:tr>
+      <w:tr>
+        <w:tc>
+          <w:tcPr>
+            <w:tcW w:type="dxa" w:w="5112"/>
+          </w:tcPr>
+          <w:p>
+            <w:r>
+              <w:t>Known population</w:t>
+            </w:r>
+          </w:p>
+        </w:tc>
+        <w:tc>
+          <w:tcPr>
+            <w:tcW w:type="dxa" w:w="5112"/>
+          </w:tcPr>
+          <w:p>
+            <w:r>
+              <w:t>U1=1, U2=1, U3=3, U4=3; four distinct IDs</w:t>
+            </w:r>
+          </w:p>
+        </w:tc>
+      </w:tr>
+      <w:tr>
+        <w:tc>
+          <w:tcPr>
+            <w:tcW w:type="dxa" w:w="5112"/>
+          </w:tcPr>
+          <w:p>
+            <w:r>
+              <w:t>Sample</w:t>
+            </w:r>
+          </w:p>
+        </w:tc>
+        <w:tc>
+          <w:tcPr>
+            <w:tcW w:type="dxa" w:w="5112"/>
+          </w:tcPr>
+          <w:p>
+            <w:r>
+              <w:t>Two different IDs, without replacement within a sample</w:t>
+            </w:r>
+          </w:p>
+        </w:tc>
+      </w:tr>
+      <w:tr>
+        <w:tc>
+          <w:tcPr>
+            <w:tcW w:type="dxa" w:w="5112"/>
+          </w:tcPr>
+          <w:p>
+            <w:r>
+              <w:t>Probability model</w:t>
+            </w:r>
+          </w:p>
+        </w:tc>
+        <w:tc>
+          <w:tcPr>
+            <w:tcW w:type="dxa" w:w="5112"/>
+          </w:tcPr>
+          <w:p>
+            <w:r>
+              <w:t>All six unordered ID pairs equally likely</w:t>
+            </w:r>
+          </w:p>
+        </w:tc>
+      </w:tr>
+      <w:tr>
+        <w:tc>
+          <w:tcPr>
+            <w:tcW w:type="dxa" w:w="5112"/>
+          </w:tcPr>
+          <w:p>
+            <w:r>
+              <w:t>Statistic</w:t>
+            </w:r>
+          </w:p>
+        </w:tc>
+        <w:tc>
+          <w:tcPr>
+            <w:tcW w:type="dxa" w:w="5112"/>
+          </w:tcPr>
+          <w:p>
+            <w:r>
+              <w:t>Arithmetic mean of the two selected values</w:t>
+            </w:r>
+          </w:p>
+        </w:tc>
+      </w:tr>
+      <w:tr>
+        <w:tc>
+          <w:tcPr>
+            <w:tcW w:type="dxa" w:w="5112"/>
+          </w:tcPr>
+          <w:p>
+            <w:r>
+              <w:t>All possible sample means</w:t>
+            </w:r>
+          </w:p>
+        </w:tc>
+        <w:tc>
+          <w:tcPr>
+            <w:tcW w:type="dxa" w:w="5112"/>
+          </w:tcPr>
+          <w:p>
+            <w:r>
+              <w:t>1, 2, 2, 2, 2, 3 in the declared pair order</w:t>
+            </w:r>
+          </w:p>
+        </w:tc>
+      </w:tr>
+      <w:tr>
+        <w:tc>
+          <w:tcPr>
+            <w:tcW w:type="dxa" w:w="5112"/>
+          </w:tcPr>
+          <w:p>
+            <w:r>
+              <w:t>Probability of mean 2</w:t>
+            </w:r>
+          </w:p>
+        </w:tc>
+        <w:tc>
+          <w:tcPr>
+            <w:tcW w:type="dxa" w:w="5112"/>
+          </w:tcPr>
+          <w:p>
+            <w:r>
+              <w:t>Four of six eligible pairs = 2/3</w:t>
+            </w:r>
+          </w:p>
+        </w:tc>
+      </w:tr>
+      <w:tr>
+        <w:tc>
+          <w:tcPr>
+            <w:tcW w:type="dxa" w:w="5112"/>
+          </w:tcPr>
+          <w:p>
+            <w:r>
+              <w:t>Average of all possible means</w:t>
+            </w:r>
+          </w:p>
+        </w:tc>
+        <w:tc>
+          <w:tcPr>
+            <w:tcW w:type="dxa" w:w="5112"/>
+          </w:tcPr>
+          <w:p>
+            <w:r>
+              <w:t>2, equal to this known population mean</w:t>
+            </w:r>
+          </w:p>
+        </w:tc>
+      </w:tr>
+      <w:tr>
+        <w:tc>
+          <w:tcPr>
+            <w:tcW w:type="dxa" w:w="5112"/>
+          </w:tcPr>
+          <w:p>
+            <w:r>
+              <w:t>Dependence and counting</w:t>
+            </w:r>
+          </w:p>
+        </w:tc>
+        <w:tc>
+          <w:tcPr>
+            <w:tcW w:type="dxa" w:w="5112"/>
+          </w:tcPr>
+          <w:p>
+            <w:r>
+              <w:t>Do not merge IDs with equal values; without-replacement draws are not independent</w:t>
+            </w:r>
+          </w:p>
+        </w:tc>
+      </w:tr>
+      <w:tr>
+        <w:tc>
+          <w:tcPr>
+            <w:tcW w:type="dxa" w:w="5112"/>
+          </w:tcPr>
+          <w:p>
+            <w:r>
+              <w:t>Separate picture</w:t>
+            </w:r>
+          </w:p>
+        </w:tc>
+        <w:tc>
+          <w:tcPr>
+            <w:tcW w:type="dxa" w:w="5112"/>
+          </w:tcPr>
+          <w:p>
+            <w:r>
+              <w:t>Different four-case classifier samples score 3/4 and 2/4; no sampling probability model supplied</w:t>
+            </w:r>
+          </w:p>
+        </w:tc>
+      </w:tr>
+      <w:tr>
+        <w:tc>
+          <w:tcPr>
+            <w:tcW w:type="dxa" w:w="5112"/>
+          </w:tcPr>
+          <w:p>
+            <w:r>
+              <w:t>Scope</w:t>
+            </w:r>
+          </w:p>
+        </w:tc>
+        <w:tc>
+          <w:tcPr>
+            <w:tcW w:type="dxa" w:w="5112"/>
+          </w:tcPr>
+          <w:p>
+            <w:r>
+              <w:t>Exact enumeration under the stated toy model, not a random experiment, confidence interval or real model evaluation</w:t>
+            </w:r>
+          </w:p>
+        </w:tc>
+      </w:tr>
+    </w:tbl>
+    <w:p>
+      <w:pPr>
+        <w:pStyle w:val="Heading2"/>
+      </w:pPr>
+      <w:r>
+        <w:t>Name supplied and missing evidence</w:t>
+      </w:r>
+    </w:p>
+    <w:p>
+      <w:pPr>
+        <w:pStyle w:val="Heading3"/>
+      </w:pPr>
+      <w:r>
+        <w:t>List the given facts and one fact that is not supplied.</w:t>
+      </w:r>
+    </w:p>
+    <w:p>
+      <w:r>
+        <w:t>________________________________________________________________</w:t>
+      </w:r>
+    </w:p>
+    <w:p>
+      <w:r>
+        <w:t>________________________________________________________________</w:t>
+      </w:r>
+    </w:p>
+    <w:p>
+      <w:r>
+        <w:t>________________________________________________________________</w:t>
+      </w:r>
+    </w:p>
+    <w:p>
+      <w:pPr>
+        <w:pStyle w:val="Heading2"/>
+      </w:pPr>
+      <w:r>
+        <w:t>Earlier wording, alternatives and picture transcripts · reference / check after trying</w:t>
+      </w:r>
+    </w:p>
+    <w:p>
+      <w:pPr>
+        <w:spacing w:line="336" w:lineRule="auto" w:after="180"/>
+      </w:pPr>
+      <w:r>
+        <w:rPr>
+          <w:b w:val="0"/>
+        </w:rPr>
+        <w:t>Begin by writing the question the procedure is intended to answer. Identify the information already supplied, the information it will produce and the information still missing.</w:t>
+      </w:r>
+    </w:p>
+    <w:p>
+      <w:pPr>
+        <w:spacing w:line="336" w:lineRule="auto" w:after="180"/>
+      </w:pPr>
+      <w:r>
+        <w:rPr>
+          <w:b w:val="0"/>
+        </w:rPr>
+        <w:t>These are constructed classroom examples; they do not require live accounts, private records or an external service. Do not treat a plausible explanation as a measured outcome.</w:t>
+      </w:r>
+    </w:p>
+    <w:p>
+      <w:pPr>
+        <w:pStyle w:val="Heading1"/>
+      </w:pPr>
+      <w:r>
+        <w:t>03. Trace every ID pair and the resulting sampling distribution</w:t>
+      </w:r>
+    </w:p>
+    <w:p>
+      <w:r>
+        <w:t>A single sample mean can differ from the known population mean.</w:t>
+      </w:r>
+    </w:p>
+    <w:p>
+      <w:pPr>
+        <w:pStyle w:val="Heading2"/>
+      </w:pPr>
+      <w:r>
+        <w:t>Original finite-population enumeration rule</w:t>
+      </w:r>
+    </w:p>
+    <w:p>
+      <w:pPr>
+        <w:spacing w:line="336" w:lineRule="auto" w:after="180"/>
+      </w:pPr>
+      <w:r>
+        <w:rPr>
+          <w:b w:val="0"/>
+        </w:rPr>
+        <w:t xml:space="preserve">Consider finite population values 1, 1, 3, 3 with distinct IDs. Enumerate the six unordered samples of size 2 </w:t>
+      </w:r>
+      <w:r>
+        <w:rPr>
+          <w:b/>
+        </w:rPr>
+        <w:t>without replacement</w:t>
+      </w:r>
+      <w:r>
+        <w:rPr>
+          <w:b w:val="0"/>
+        </w:rPr>
+        <w:t>. Their means are 1, 2, 2, 2, 2, 3.</w:t>
+      </w:r>
+    </w:p>
+    <w:p>
+      <w:pPr>
+        <w:pStyle w:val="Heading2"/>
+      </w:pPr>
+      <w:r>
+        <w:t>Complete six-pair value/mean/probability ledger</w:t>
+      </w:r>
+    </w:p>
+    <w:tbl>
+      <w:tblPr>
+        <w:tblStyle w:val="LightShading-Accent1"/>
+        <w:tblW w:type="auto" w:w="0"/>
+        <w:tblLook w:firstColumn="1" w:firstRow="1" w:lastColumn="0" w:lastRow="0" w:noHBand="0" w:noVBand="1" w:val="04A0"/>
+      </w:tblPr>
+      <w:tblGrid>
+        <w:gridCol w:w="2556"/>
+        <w:gridCol w:w="2556"/>
+        <w:gridCol w:w="2556"/>
+        <w:gridCol w:w="2556"/>
+      </w:tblGrid>
+      <w:tr>
+        <w:trPr>
+          <w:tblHeader/>
+        </w:trPr>
+        <w:tc>
+          <w:tcPr>
+            <w:tcW w:type="dxa" w:w="2556"/>
+          </w:tcPr>
+          <w:p>
+            <w:r>
+              <w:t>Unordered ID pair</w:t>
+            </w:r>
+          </w:p>
+        </w:tc>
+        <w:tc>
+          <w:tcPr>
+            <w:tcW w:type="dxa" w:w="2556"/>
+          </w:tcPr>
+          <w:p>
+            <w:r>
+              <w:t>Selected values</w:t>
+            </w:r>
+          </w:p>
+        </w:tc>
+        <w:tc>
+          <w:tcPr>
+            <w:tcW w:type="dxa" w:w="2556"/>
+          </w:tcPr>
+          <w:p>
+            <w:r>
+              <w:t>Sample mean</w:t>
+            </w:r>
+          </w:p>
+        </w:tc>
+        <w:tc>
+          <w:tcPr>
+            <w:tcW w:type="dxa" w:w="2556"/>
+          </w:tcPr>
+          <w:p>
+            <w:r>
+              <w:t>Model probability</w:t>
+            </w:r>
+          </w:p>
+        </w:tc>
+      </w:tr>
+      <w:tr>
+        <w:tc>
+          <w:tcPr>
+            <w:tcW w:type="dxa" w:w="2556"/>
+          </w:tcPr>
+          <w:p>
+            <w:r>
+              <w:t>U1, U2</w:t>
+            </w:r>
+          </w:p>
+        </w:tc>
+        <w:tc>
+          <w:tcPr>
+            <w:tcW w:type="dxa" w:w="2556"/>
+          </w:tcPr>
+          <w:p>
+            <w:r>
+              <w:t>1, 1</w:t>
+            </w:r>
+          </w:p>
+        </w:tc>
+        <w:tc>
+          <w:tcPr>
+            <w:tcW w:type="dxa" w:w="2556"/>
+          </w:tcPr>
+          <w:p>
+            <w:r>
+              <w:t>1</w:t>
+            </w:r>
+          </w:p>
+        </w:tc>
+        <w:tc>
+          <w:tcPr>
+            <w:tcW w:type="dxa" w:w="2556"/>
+          </w:tcPr>
+          <w:p>
+            <w:r>
+              <w:t>1/6</w:t>
+            </w:r>
+          </w:p>
+        </w:tc>
+      </w:tr>
+      <w:tr>
+        <w:tc>
+          <w:tcPr>
+            <w:tcW w:type="dxa" w:w="2556"/>
+          </w:tcPr>
+          <w:p>
+            <w:r>
+              <w:t>U1, U3</w:t>
+            </w:r>
+          </w:p>
+        </w:tc>
+        <w:tc>
+          <w:tcPr>
+            <w:tcW w:type="dxa" w:w="2556"/>
+          </w:tcPr>
+          <w:p>
+            <w:r>
+              <w:t>1, 3</w:t>
+            </w:r>
+          </w:p>
+        </w:tc>
+        <w:tc>
+          <w:tcPr>
+            <w:tcW w:type="dxa" w:w="2556"/>
+          </w:tcPr>
+          <w:p>
+            <w:r>
+              <w:t>2</w:t>
+            </w:r>
+          </w:p>
+        </w:tc>
+        <w:tc>
+          <w:tcPr>
+            <w:tcW w:type="dxa" w:w="2556"/>
+          </w:tcPr>
+          <w:p>
+            <w:r>
+              <w:t>1/6</w:t>
+            </w:r>
+          </w:p>
+        </w:tc>
+      </w:tr>
+      <w:tr>
+        <w:tc>
+          <w:tcPr>
+            <w:tcW w:type="dxa" w:w="2556"/>
+          </w:tcPr>
+          <w:p>
+            <w:r>
+              <w:t>U1, U4</w:t>
+            </w:r>
+          </w:p>
+        </w:tc>
+        <w:tc>
+          <w:tcPr>
+            <w:tcW w:type="dxa" w:w="2556"/>
+          </w:tcPr>
+          <w:p>
+            <w:r>
+              <w:t>1, 3</w:t>
+            </w:r>
+          </w:p>
+        </w:tc>
+        <w:tc>
+          <w:tcPr>
+            <w:tcW w:type="dxa" w:w="2556"/>
+          </w:tcPr>
+          <w:p>
+            <w:r>
+              <w:t>2</w:t>
+            </w:r>
+          </w:p>
+        </w:tc>
+        <w:tc>
+          <w:tcPr>
+            <w:tcW w:type="dxa" w:w="2556"/>
+          </w:tcPr>
+          <w:p>
+            <w:r>
+              <w:t>1/6</w:t>
+            </w:r>
+          </w:p>
+        </w:tc>
+      </w:tr>
+      <w:tr>
+        <w:tc>
+          <w:tcPr>
+            <w:tcW w:type="dxa" w:w="2556"/>
+          </w:tcPr>
+          <w:p>
+            <w:r>
+              <w:t>U2, U3</w:t>
+            </w:r>
+          </w:p>
+        </w:tc>
+        <w:tc>
+          <w:tcPr>
+            <w:tcW w:type="dxa" w:w="2556"/>
+          </w:tcPr>
+          <w:p>
+            <w:r>
+              <w:t>1, 3</w:t>
+            </w:r>
+          </w:p>
+        </w:tc>
+        <w:tc>
+          <w:tcPr>
+            <w:tcW w:type="dxa" w:w="2556"/>
+          </w:tcPr>
+          <w:p>
+            <w:r>
+              <w:t>2</w:t>
+            </w:r>
+          </w:p>
+        </w:tc>
+        <w:tc>
+          <w:tcPr>
+            <w:tcW w:type="dxa" w:w="2556"/>
+          </w:tcPr>
+          <w:p>
+            <w:r>
+              <w:t>1/6</w:t>
+            </w:r>
+          </w:p>
+        </w:tc>
+      </w:tr>
+      <w:tr>
+        <w:tc>
+          <w:tcPr>
+            <w:tcW w:type="dxa" w:w="2556"/>
+          </w:tcPr>
+          <w:p>
+            <w:r>
+              <w:t>U2, U4</w:t>
+            </w:r>
+          </w:p>
+        </w:tc>
+        <w:tc>
+          <w:tcPr>
+            <w:tcW w:type="dxa" w:w="2556"/>
+          </w:tcPr>
+          <w:p>
+            <w:r>
+              <w:t>1, 3</w:t>
+            </w:r>
+          </w:p>
+        </w:tc>
+        <w:tc>
+          <w:tcPr>
+            <w:tcW w:type="dxa" w:w="2556"/>
+          </w:tcPr>
+          <w:p>
+            <w:r>
+              <w:t>2</w:t>
+            </w:r>
+          </w:p>
+        </w:tc>
+        <w:tc>
+          <w:tcPr>
+            <w:tcW w:type="dxa" w:w="2556"/>
+          </w:tcPr>
+          <w:p>
+            <w:r>
+              <w:t>1/6</w:t>
+            </w:r>
+          </w:p>
+        </w:tc>
+      </w:tr>
+      <w:tr>
+        <w:tc>
+          <w:tcPr>
+            <w:tcW w:type="dxa" w:w="2556"/>
+          </w:tcPr>
+          <w:p>
+            <w:r>
+              <w:t>U3, U4</w:t>
+            </w:r>
+          </w:p>
+        </w:tc>
+        <w:tc>
+          <w:tcPr>
+            <w:tcW w:type="dxa" w:w="2556"/>
+          </w:tcPr>
+          <w:p>
+            <w:r>
+              <w:t>3, 3</w:t>
+            </w:r>
+          </w:p>
+        </w:tc>
+        <w:tc>
+          <w:tcPr>
+            <w:tcW w:type="dxa" w:w="2556"/>
+          </w:tcPr>
+          <w:p>
+            <w:r>
+              <w:t>3</w:t>
+            </w:r>
+          </w:p>
+        </w:tc>
+        <w:tc>
+          <w:tcPr>
+            <w:tcW w:type="dxa" w:w="2556"/>
+          </w:tcPr>
+          <w:p>
+            <w:r>
+              <w:t>1/6</w:t>
+            </w:r>
+          </w:p>
+        </w:tc>
+      </w:tr>
+      <w:tr>
+        <w:tc>
+          <w:tcPr>
+            <w:tcW w:type="dxa" w:w="2556"/>
+          </w:tcPr>
+          <w:p>
+            <w:r>
+              <w:t>Summary</w:t>
+            </w:r>
+          </w:p>
+        </w:tc>
+        <w:tc>
+          <w:tcPr>
+            <w:tcW w:type="dxa" w:w="2556"/>
+          </w:tcPr>
+          <w:p>
+            <w:r>
+              <w:t>Six equally likely ID pairs</w:t>
+            </w:r>
+          </w:p>
+        </w:tc>
+        <w:tc>
+          <w:tcPr>
+            <w:tcW w:type="dxa" w:w="2556"/>
+          </w:tcPr>
+          <w:p>
+            <w:r>
+              <w:t>Average = (1+2+2+2+2+3)/6 = 2</w:t>
+            </w:r>
+          </w:p>
+        </w:tc>
+        <w:tc>
+          <w:tcPr>
+            <w:tcW w:type="dxa" w:w="2556"/>
+          </w:tcPr>
+          <w:p>
+            <w:r>
+              <w:t>P(mean 2) = 4/6 = 2/3</w:t>
+            </w:r>
+          </w:p>
+        </w:tc>
+      </w:tr>
+    </w:tbl>
+    <w:p>
+      <w:pPr>
+        <w:pStyle w:val="Heading2"/>
+      </w:pPr>
+      <w:r>
+        <w:t>Read the exact distribution in the native chart</w:t>
+      </w:r>
+    </w:p>
+    <w:p>
+      <w:r>
+        <w:drawing>
+          <wp:inline xmlns:a="http://schemas.openxmlformats.org/drawingml/2006/main" xmlns:pic="http://schemas.openxmlformats.org/drawingml/2006/picture">
+            <wp:extent cx="5161935" cy="3200400"/>
+            <wp:docPr id="1" name="Picture 1" descr="Exact sampling distribution for choosing two distinct IDs uniformly from values one, one, three, three. One of six unordered pairs has mean one, four have mean two and one has mean three. Probabilities are one sixth, two thirds and one sixth; the average of the six means is two."/>
+            <wp:cNvGraphicFramePr>
+              <a:graphicFrameLocks noChangeAspect="1"/>
+            </wp:cNvGraphicFramePr>
+            <a:graphic>
+              <a:graphicData uri="http://schemas.openxmlformats.org/drawingml/2006/picture">
+                <pic:pic>
+                  <pic:nvPicPr>
+                    <pic:cNvPr id="0" name="ai-7-11-exact-sampling-distribution.png"/>
+                    <pic:cNvPicPr/>
+                  </pic:nvPicPr>
+                  <pic:blipFill>
+                    <a:blip r:embed="rId9"/>
+                    <a:stretch>
+                      <a:fillRect/>
+                    </a:stretch>
+                  </pic:blipFill>
+                  <pic:spPr>
+                    <a:xfrm>
+                      <a:off x="0" y="0"/>
+                      <a:ext cx="5161935" cy="3200400"/>
+                    </a:xfrm>
+                    <a:prstGeom prst="rect"/>
+                  </pic:spPr>
+                </pic:pic>
+              </a:graphicData>
+            </a:graphic>
+          </wp:inline>
+        </w:drawing>
+      </w:r>
+    </w:p>
+    <w:p>
+      <w:pPr>
+        <w:pStyle w:val="Heading2"/>
+      </w:pPr>
+      <w:r>
+        <w:t>State the model before generalizing</w:t>
+      </w:r>
+    </w:p>
+    <w:p>
+      <w:pPr>
+        <w:spacing w:line="336" w:lineRule="auto" w:after="180"/>
+      </w:pPr>
+      <w:r>
+        <w:rPr>
+          <w:b w:val="0"/>
+        </w:rPr>
+        <w:t xml:space="preserve">Before applying the procedure, write its units, denominator or decision boundary where relevant. A partner should be able to repeat each step using the same </w:t>
       </w:r>
       <w:r>
         <w:rPr>
@@ -276,50 +1232,38 @@
         <w:rPr>
           <w:b w:val="0"/>
         </w:rPr>
-        <w:t xml:space="preserve"> conditions and </w:t>
+        <w:t>s.</w:t>
+      </w:r>
+    </w:p>
+    <w:p>
+      <w:pPr>
+        <w:spacing w:line="336" w:lineRule="auto" w:after="180"/>
+      </w:pPr>
+      <w:r>
+        <w:rPr>
+          <w:b w:val="0"/>
+        </w:rPr>
+        <w:t xml:space="preserve">If a required </w:t>
       </w:r>
       <w:r>
         <w:rPr>
           <w:b/>
         </w:rPr>
-        <w:t>evidence</w:t>
+        <w:t>input</w:t>
       </w:r>
       <w:r>
         <w:rPr>
           <w:b w:val="0"/>
         </w:rPr>
-        <w:t xml:space="preserve"> source before it can support a claim.</w:t>
-      </w:r>
-    </w:p>
-    <w:p>
-      <w:pPr>
-        <w:pStyle w:val="Heading3"/>
-      </w:pPr>
-      <w:r>
-        <w:t>My starting explanation</w:t>
-      </w:r>
-    </w:p>
-    <w:p>
-      <w:r>
-        <w:t>________________________________________________________________</w:t>
-      </w:r>
-    </w:p>
-    <w:p>
-      <w:r>
-        <w:t>________________________________________________________________</w:t>
-      </w:r>
-    </w:p>
-    <w:p>
-      <w:r>
-        <w:t>________________________________________________________________</w:t>
-      </w:r>
-    </w:p>
-    <w:p>
-      <w:pPr>
-        <w:pStyle w:val="Heading3"/>
-      </w:pPr>
-      <w:r>
-        <w:t>This week’s end goal</w:t>
+        <w:t xml:space="preserve"> is absent or violates the stated contract, record that condition explicitly instead of quietly replacing it with a convenient value.</w:t>
+      </w:r>
+    </w:p>
+    <w:p>
+      <w:pPr>
+        <w:pStyle w:val="Heading2"/>
+      </w:pPr>
+      <w:r>
+        <w:t>Explain the visual</w:t>
       </w:r>
     </w:p>
     <w:p>
@@ -330,130 +1274,27 @@
         <w:rPr>
           <w:b w:val="0"/>
         </w:rPr>
-        <w:t xml:space="preserve">Explain </w:t>
+        <w:t xml:space="preserve">Point to the </w:t>
       </w:r>
       <w:r>
         <w:rPr>
           <w:b/>
         </w:rPr>
-        <w:t>sampling variability</w:t>
+        <w:t>input</w:t>
       </w:r>
       <w:r>
         <w:rPr>
           <w:b w:val="0"/>
         </w:rPr>
-        <w:t xml:space="preserve"> using the records and boundaries of this fictional investigation.</w:t>
-      </w:r>
-    </w:p>
-    <w:p>
-      <w:pPr>
-        <w:pStyle w:val="Heading1"/>
-      </w:pPr>
-      <w:r>
-        <w:t>02. Notice the evidence</w:t>
-      </w:r>
-    </w:p>
-    <w:p>
-      <w:r>
-        <w:t>Investigate the supplied Sampling variability case. Separate observations, given facts and assumptions before choosing an explanation.</w:t>
-      </w:r>
-    </w:p>
-    <w:p>
-      <w:pPr>
-        <w:spacing w:line="336" w:lineRule="auto" w:after="180"/>
-      </w:pPr>
-      <w:r>
-        <w:rPr>
-          <w:b/>
-        </w:rPr>
-        <w:t>Sampling variability</w:t>
-      </w:r>
-      <w:r>
-        <w:rPr>
-          <w:b w:val="0"/>
-        </w:rPr>
-        <w:t xml:space="preserve"> means different eligible samples can give different estimates even under the same population. Separate this from procedure changes.</w:t>
-      </w:r>
-    </w:p>
-    <w:p>
-      <w:pPr>
-        <w:spacing w:line="336" w:lineRule="auto" w:after="180"/>
-      </w:pPr>
-      <w:r>
-        <w:rPr>
-          <w:b w:val="0"/>
-        </w:rPr>
-        <w:t>Begin by writing the question the procedure is intended to answer. Identify the information already supplied, the information it will produce and the information still missing.</w:t>
-      </w:r>
-    </w:p>
-    <w:p>
-      <w:pPr>
-        <w:spacing w:line="336" w:lineRule="auto" w:after="180"/>
-      </w:pPr>
-      <w:r>
-        <w:rPr>
-          <w:b w:val="0"/>
-        </w:rPr>
-        <w:t>These are constructed classroom examples; they do not require live accounts, private records or an external service. Do not treat a plausible explanation as a measured outcome.</w:t>
-      </w:r>
-    </w:p>
-    <w:p>
-      <w:pPr>
-        <w:pStyle w:val="Heading3"/>
-      </w:pPr>
-      <w:r>
-        <w:t>List the given facts and one fact that is not supplied.</w:t>
-      </w:r>
-    </w:p>
-    <w:p>
-      <w:r>
-        <w:t>________________________________________________________________</w:t>
-      </w:r>
-    </w:p>
-    <w:p>
-      <w:r>
-        <w:t>________________________________________________________________</w:t>
-      </w:r>
-    </w:p>
-    <w:p>
-      <w:r>
-        <w:t>________________________________________________________________</w:t>
-      </w:r>
-    </w:p>
-    <w:p>
-      <w:pPr>
-        <w:pStyle w:val="Heading1"/>
-      </w:pPr>
-      <w:r>
-        <w:t>03. See how it works</w:t>
-      </w:r>
-    </w:p>
-    <w:p>
-      <w:r>
-        <w:t>Follow the mechanism for Sampling variability. Connect each labelled input, deciding step and result.</w:t>
-      </w:r>
-    </w:p>
-    <w:p>
-      <w:pPr>
-        <w:spacing w:line="336" w:lineRule="auto" w:after="180"/>
-      </w:pPr>
-      <w:r>
-        <w:rPr>
-          <w:b w:val="0"/>
-        </w:rPr>
-        <w:t xml:space="preserve">Consider finite population values1, 1, 3, 3 with distinct IDs. Enumerate the six unordered samples of size2 </w:t>
-      </w:r>
-      <w:r>
-        <w:rPr>
-          <w:b/>
-        </w:rPr>
-        <w:t>without replacement</w:t>
-      </w:r>
-      <w:r>
-        <w:rPr>
-          <w:b w:val="0"/>
-        </w:rPr>
-        <w:t>. Their means are1, 2, 2, 2, 2, 3.</w:t>
+        <w:t>, the deciding step and the result in this week’s visual. Explain the same step in ordinary words. A picture helps when you can say what each part represents.</w:t>
+      </w:r>
+    </w:p>
+    <w:p>
+      <w:pPr>
+        <w:pStyle w:val="Heading2"/>
+      </w:pPr>
+      <w:r>
+        <w:t>Earlier wording, alternatives and picture transcripts · reference / check after trying</w:t>
       </w:r>
     </w:p>
     <w:p>
@@ -527,7 +1368,7 @@
           </w:tcPr>
           <w:p>
             <w:r>
-              <w:t>Consider finite population values1, 1, 3, 3 with distinct IDs. Enumerate the six unordered samples of size2 without replacement.</w:t>
+              <w:t>Consider finite population values 1, 1, 3, 3 with distinct IDs. Enumerate the six unordered samples of size 2 without replacement.</w:t>
             </w:r>
           </w:p>
         </w:tc>
@@ -537,7 +1378,7 @@
           </w:tcPr>
           <w:p>
             <w:r>
-              <w:t>Mean=(1+2+2+2+2+3)/6=2; mean2 occurs4/6=2/3. The population mean is2, while individual samples differ.</w:t>
+              <w:t>Mean = (1+2+2+2+2+3)/6=2; mean 2 occurs 4/6=2/3. The population mean is 2, while individual samples differ.</w:t>
             </w:r>
           </w:p>
         </w:tc>
@@ -550,13 +1391,214 @@
     </w:p>
     <w:p>
       <w:pPr>
+        <w:pStyle w:val="Heading3"/>
+      </w:pPr>
+      <w:r>
+        <w:t>Connect the picture and the explanation</w:t>
+      </w:r>
+    </w:p>
+    <w:p>
+      <w:pPr>
+        <w:pStyle w:val="Heading1"/>
+      </w:pPr>
+      <w:r>
+        <w:t>04. Predict rerunning identical deterministic records</w:t>
+      </w:r>
+    </w:p>
+    <w:p>
+      <w:r>
+        <w:t>Changed included cases and changed scoring are different explanations.</w:t>
+      </w:r>
+    </w:p>
+    <w:p>
+      <w:pPr>
+        <w:pStyle w:val="Heading2"/>
+      </w:pPr>
+      <w:r>
+        <w:t>Current task and response</w:t>
+      </w:r>
+    </w:p>
+    <w:p>
+      <w:pPr>
+        <w:pStyle w:val="ListBullet"/>
+      </w:pPr>
+      <w:r>
+        <w:t>Population values are 1, 1, 3, 3, with four distinct IDs. Choose two IDs uniformly without replacement. List all six unordered pairs and their means, then find the mean of those means and the chance of obtaining a mean of 2. Show the intermediate steps and give the conclusion with its scope.</w:t>
+      </w:r>
+    </w:p>
+    <w:p>
+      <w:pPr>
+        <w:pStyle w:val="Heading3"/>
+      </w:pPr>
+      <w:r>
+        <w:t>Keep the procedure fixed. Explain what changed in the inputs and result.</w:t>
+      </w:r>
+    </w:p>
+    <w:p>
+      <w:r>
+        <w:t>________________________________________________________________</w:t>
+      </w:r>
+    </w:p>
+    <w:p>
+      <w:r>
+        <w:t>________________________________________________________________</w:t>
+      </w:r>
+    </w:p>
+    <w:p>
+      <w:r>
+        <w:t>________________________________________________________________</w:t>
+      </w:r>
+    </w:p>
+    <w:p>
+      <w:r>
+        <w:t>________________________________________________________________</w:t>
+      </w:r>
+    </w:p>
+    <w:p>
+      <w:r>
+        <w:t>________________________________________________________________</w:t>
+      </w:r>
+    </w:p>
+    <w:p>
+      <w:pPr>
+        <w:pStyle w:val="Heading2"/>
+      </w:pPr>
+      <w:r>
+        <w:t>Predict the same fixed classifier cases scored twice</w:t>
+      </w:r>
+    </w:p>
+    <w:p>
+      <w:pPr>
+        <w:pStyle w:val="ListBullet"/>
+      </w:pPr>
+      <w:r>
+        <w:t>Change: Evaluate the exact same fixed four cases twice with deterministic predictions.</w:t>
+      </w:r>
+    </w:p>
+    <w:p>
+      <w:pPr>
+        <w:pStyle w:val="Heading2"/>
+      </w:pPr>
+      <w:r>
+        <w:t>Check after predicting · reference / check after trying</w:t>
+      </w:r>
+    </w:p>
+    <w:p>
+      <w:pPr>
         <w:spacing w:line="336" w:lineRule="auto" w:after="180"/>
       </w:pPr>
+      <w:r>
+        <w:rPr>
+          <w:b/>
+        </w:rPr>
+        <w:t>Prediction</w:t>
+      </w:r>
       <w:r>
         <w:rPr>
           <w:b w:val="0"/>
         </w:rPr>
-        <w:t xml:space="preserve">Before applying the procedure, write its units, denominator or decision boundary where relevant. A partner should be able to repeat each step using the same </w:t>
+        <w:t>: The counts should agree unless some condition, data or scoring changed.</w:t>
+      </w:r>
+    </w:p>
+    <w:p>
+      <w:pPr>
+        <w:spacing w:line="336" w:lineRule="auto" w:after="180"/>
+      </w:pPr>
+      <w:r>
+        <w:rPr>
+          <w:b w:val="0"/>
+        </w:rPr>
+        <w:t>Reason: The sampling explanation no longer applies when the records are identical.</w:t>
+      </w:r>
+    </w:p>
+    <w:p>
+      <w:pPr>
+        <w:pStyle w:val="Heading2"/>
+      </w:pPr>
+      <w:r>
+        <w:t>Earlier wording, alternatives and picture transcripts · reference / check after trying</w:t>
+      </w:r>
+    </w:p>
+    <w:p>
+      <w:pPr>
+        <w:pStyle w:val="Heading3"/>
+      </w:pPr>
+      <w:r>
+        <w:t>Compare a familiar case with a changed case</w:t>
+      </w:r>
+    </w:p>
+    <w:p>
+      <w:pPr>
+        <w:pStyle w:val="Heading3"/>
+      </w:pPr>
+      <w:r>
+        <w:t>Change one thing in the pictured case</w:t>
+      </w:r>
+    </w:p>
+    <w:p>
+      <w:pPr>
+        <w:pStyle w:val="Heading1"/>
+      </w:pPr>
+      <w:r>
+        <w:t>06. Read fixed-model sample differences without inventing a probability model</w:t>
+      </w:r>
+    </w:p>
+    <w:p>
+      <w:r>
+        <w:t>Keep the exact card enumeration separate from the classifier rates.</w:t>
+      </w:r>
+    </w:p>
+    <w:p>
+      <w:pPr>
+        <w:pStyle w:val="Heading2"/>
+      </w:pPr>
+      <w:r>
+        <w:t>Main complete-population problem and checked result</w:t>
+      </w:r>
+    </w:p>
+    <w:p>
+      <w:pPr>
+        <w:spacing w:line="336" w:lineRule="auto" w:after="180"/>
+      </w:pPr>
+      <w:r>
+        <w:rPr>
+          <w:b w:val="0"/>
+        </w:rPr>
+        <w:t>Population values are 1, 1, 3, 3, with four distinct IDs. Choose two IDs uniformly without replacement. List all six unordered pairs and their means, then find the mean of those means and the chance of obtaining a mean of 2.</w:t>
+      </w:r>
+    </w:p>
+    <w:p>
+      <w:pPr>
+        <w:spacing w:line="336" w:lineRule="auto" w:after="180"/>
+      </w:pPr>
+      <w:r>
+        <w:rPr>
+          <w:b w:val="0"/>
+        </w:rPr>
+        <w:t>Mean = (1+2+2+2+2+3)/6=2; mean 2 occurs 4/6=2/3. The population mean is 2, while individual samples differ.</w:t>
+      </w:r>
+    </w:p>
+    <w:p>
+      <w:pPr>
+        <w:spacing w:line="336" w:lineRule="auto" w:after="180"/>
+      </w:pPr>
+      <w:r>
+        <w:rPr>
+          <w:b w:val="0"/>
+        </w:rPr>
+        <w:t xml:space="preserve">Compare the intermediate </w:t>
+      </w:r>
+      <w:r>
+        <w:rPr>
+          <w:b/>
+        </w:rPr>
+        <w:t>evidence</w:t>
+      </w:r>
+      <w:r>
+        <w:rPr>
+          <w:b w:val="0"/>
+        </w:rPr>
+        <w:t xml:space="preserve"> with the final statement. Explain why each number or decision follows from the stated </w:t>
       </w:r>
       <w:r>
         <w:rPr>
@@ -579,7 +1621,7 @@
         <w:rPr>
           <w:b w:val="0"/>
         </w:rPr>
-        <w:t xml:space="preserve">If a required </w:t>
+        <w:t xml:space="preserve">The conclusion belongs to this scenario and procedure; changing the </w:t>
       </w:r>
       <w:r>
         <w:rPr>
@@ -591,522 +1633,15 @@
         <w:rPr>
           <w:b w:val="0"/>
         </w:rPr>
-        <w:t xml:space="preserve"> is absent or violates the stated contract, record that condition explicitly instead of quietly replacing it with a convenient value.</w:t>
-      </w:r>
-    </w:p>
-    <w:p>
-      <w:pPr>
-        <w:pStyle w:val="Heading3"/>
-      </w:pPr>
-      <w:r>
-        <w:t>Connect the picture and the explanation</w:t>
-      </w:r>
-    </w:p>
-    <w:p>
-      <w:pPr>
-        <w:spacing w:line="336" w:lineRule="auto" w:after="180"/>
-      </w:pPr>
-      <w:r>
-        <w:rPr>
-          <w:b w:val="0"/>
-        </w:rPr>
-        <w:t xml:space="preserve">Point to the </w:t>
-      </w:r>
-      <w:r>
-        <w:rPr>
-          <w:b/>
-        </w:rPr>
-        <w:t>input</w:t>
-      </w:r>
-      <w:r>
-        <w:rPr>
-          <w:b w:val="0"/>
-        </w:rPr>
-        <w:t>, the deciding step and the result in this week’s visual. Explain the same step in ordinary words. A picture helps when you can say what each part represents.</w:t>
-      </w:r>
-    </w:p>
-    <w:p>
-      <w:pPr>
-        <w:pStyle w:val="Heading1"/>
-      </w:pPr>
-      <w:r>
-        <w:t>04. Compare the cases</w:t>
-      </w:r>
-    </w:p>
-    <w:p>
-      <w:r>
-        <w:t>Compare the supplied cases for Sampling variability. Identify the detail that changes the conclusion.</w:t>
-      </w:r>
-    </w:p>
-    <w:p>
-      <w:pPr>
-        <w:pStyle w:val="Heading3"/>
-      </w:pPr>
-      <w:r>
-        <w:t>Compare a familiar case with a changed case</w:t>
-      </w:r>
-    </w:p>
-    <w:p>
-      <w:pPr>
-        <w:spacing w:line="336" w:lineRule="auto" w:after="180"/>
-      </w:pPr>
-      <w:r>
-        <w:rPr>
-          <w:b w:val="0"/>
-        </w:rPr>
-        <w:t>Population values are 1, 1, 3, 3, with four distinct IDs. Choose two IDs uniformly without replacement. List all six unordered pairs and their means, then find the mean of those means and the chance of obtaining a mean of 2. Show the intermediate steps and give the conclusion with its scope.</w:t>
-      </w:r>
-    </w:p>
-    <w:p>
-      <w:pPr>
-        <w:pStyle w:val="Heading3"/>
-      </w:pPr>
-      <w:r>
-        <w:t>Keep the procedure fixed. Explain what changed in the inputs and result.</w:t>
-      </w:r>
-    </w:p>
-    <w:p>
-      <w:r>
-        <w:t>________________________________________________________________</w:t>
-      </w:r>
-    </w:p>
-    <w:p>
-      <w:r>
-        <w:t>________________________________________________________________</w:t>
-      </w:r>
-    </w:p>
-    <w:p>
-      <w:r>
-        <w:t>________________________________________________________________</w:t>
-      </w:r>
-    </w:p>
-    <w:p>
-      <w:r>
-        <w:t>________________________________________________________________</w:t>
-      </w:r>
-    </w:p>
-    <w:p>
-      <w:r>
-        <w:t>________________________________________________________________</w:t>
-      </w:r>
-    </w:p>
-    <w:p>
-      <w:pPr>
-        <w:pStyle w:val="Heading3"/>
-      </w:pPr>
-      <w:r>
-        <w:t>Change one thing in the pictured case</w:t>
-      </w:r>
-    </w:p>
-    <w:p>
-      <w:pPr>
-        <w:pStyle w:val="Heading3"/>
-      </w:pPr>
-      <w:r>
-        <w:t>Change one thing</w:t>
-      </w:r>
-    </w:p>
-    <w:p>
-      <w:pPr>
-        <w:spacing w:line="336" w:lineRule="auto" w:after="180"/>
-        <w:shd w:fill="F5F1FB"/>
-      </w:pPr>
-      <w:r>
-        <w:rPr>
-          <w:b w:val="0"/>
-        </w:rPr>
-        <w:t xml:space="preserve">Change: Evaluate the exact same fixed four cases twice with deterministic </w:t>
-      </w:r>
-      <w:r>
-        <w:rPr>
-          <w:b/>
-        </w:rPr>
-        <w:t>prediction</w:t>
-      </w:r>
-      <w:r>
-        <w:rPr>
-          <w:b w:val="0"/>
-        </w:rPr>
-        <w:t>s.</w:t>
-      </w:r>
-    </w:p>
-    <w:p>
-      <w:pPr>
-        <w:pStyle w:val="Heading3"/>
-      </w:pPr>
-      <w:r>
-        <w:t>Predicted result</w:t>
-      </w:r>
-    </w:p>
-    <w:p>
-      <w:pPr>
-        <w:spacing w:line="336" w:lineRule="auto" w:after="180"/>
-        <w:shd w:fill="F1F6FC"/>
-      </w:pPr>
-      <w:r>
-        <w:rPr>
-          <w:b/>
-        </w:rPr>
-        <w:t>Prediction</w:t>
-      </w:r>
-      <w:r>
-        <w:rPr>
-          <w:b w:val="0"/>
-        </w:rPr>
-        <w:t>: The counts should agree unless some condition, data or scoring changed.</w:t>
-      </w:r>
-    </w:p>
-    <w:p>
-      <w:pPr>
-        <w:pStyle w:val="Heading3"/>
-      </w:pPr>
-      <w:r>
-        <w:t>Why the result follows</w:t>
-      </w:r>
-    </w:p>
-    <w:p>
-      <w:pPr>
-        <w:spacing w:line="336" w:lineRule="auto" w:after="180"/>
-        <w:shd w:fill="F1F6FC"/>
-      </w:pPr>
-      <w:r>
-        <w:rPr>
-          <w:b w:val="0"/>
-        </w:rPr>
-        <w:t>Reason: The sampling explanation no longer applies when the records are identical.</w:t>
-      </w:r>
-    </w:p>
-    <w:p>
-      <w:pPr>
-        <w:pStyle w:val="Heading1"/>
-      </w:pPr>
-      <w:r>
-        <w:t>05. Words that unlock the idea</w:t>
-      </w:r>
-    </w:p>
-    <w:p>
-      <w:r>
-        <w:t>Use the vocabulary of Sampling variability to explain a concrete decision, rather than only memorising definitions.</w:t>
-      </w:r>
-    </w:p>
-    <w:tbl>
-      <w:tblPr>
-        <w:tblStyle w:val="LightShading-Accent1"/>
-        <w:tblW w:type="auto" w:w="0"/>
-        <w:tblLook w:firstColumn="1" w:firstRow="1" w:lastColumn="0" w:lastRow="0" w:noHBand="0" w:noVBand="1" w:val="04A0"/>
-      </w:tblPr>
-      <w:tblGrid>
-        <w:gridCol w:w="5112"/>
-        <w:gridCol w:w="5112"/>
-      </w:tblGrid>
-      <w:tr>
-        <w:trPr>
-          <w:tblHeader/>
-        </w:trPr>
-        <w:tc>
-          <w:tcPr>
-            <w:tcW w:type="dxa" w:w="5112"/>
-          </w:tcPr>
-          <w:p>
-            <w:r>
-              <w:t>Word</w:t>
-            </w:r>
-          </w:p>
-        </w:tc>
-        <w:tc>
-          <w:tcPr>
-            <w:tcW w:type="dxa" w:w="5112"/>
-          </w:tcPr>
-          <w:p>
-            <w:r>
-              <w:t>Meaning</w:t>
-            </w:r>
-          </w:p>
-        </w:tc>
-      </w:tr>
-      <w:tr>
-        <w:tc>
-          <w:tcPr>
-            <w:tcW w:type="dxa" w:w="5112"/>
-          </w:tcPr>
-          <w:p>
-            <w:r>
-              <w:t>Sampling variability</w:t>
-            </w:r>
-          </w:p>
-        </w:tc>
-        <w:tc>
-          <w:tcPr>
-            <w:tcW w:type="dxa" w:w="5112"/>
-          </w:tcPr>
-          <w:p>
-            <w:r>
-              <w:t>Changes in estimates across eligible samples</w:t>
-            </w:r>
-          </w:p>
-        </w:tc>
-      </w:tr>
-      <w:tr>
-        <w:tc>
-          <w:tcPr>
-            <w:tcW w:type="dxa" w:w="5112"/>
-          </w:tcPr>
-          <w:p>
-            <w:r>
-              <w:t>Sampling distribution</w:t>
-            </w:r>
-          </w:p>
-        </w:tc>
-        <w:tc>
-          <w:tcPr>
-            <w:tcW w:type="dxa" w:w="5112"/>
-          </w:tcPr>
-          <w:p>
-            <w:r>
-              <w:t>The distribution of an estimate under a sampling procedure</w:t>
-            </w:r>
-          </w:p>
-        </w:tc>
-      </w:tr>
-      <w:tr>
-        <w:tc>
-          <w:tcPr>
-            <w:tcW w:type="dxa" w:w="5112"/>
-          </w:tcPr>
-          <w:p>
-            <w:r>
-              <w:t>Without replacement</w:t>
-            </w:r>
-          </w:p>
-        </w:tc>
-        <w:tc>
-          <w:tcPr>
-            <w:tcW w:type="dxa" w:w="5112"/>
-          </w:tcPr>
-          <w:p>
-            <w:r>
-              <w:t>Selecting distinct units within a sample</w:t>
-            </w:r>
-          </w:p>
-        </w:tc>
-      </w:tr>
-    </w:tbl>
-    <w:p>
-      <w:pPr>
-        <w:pStyle w:val="Heading3"/>
-      </w:pPr>
-      <w:r>
-        <w:t>Use two terms to explain a step in this week’s example.</w:t>
-      </w:r>
-    </w:p>
-    <w:p>
-      <w:r>
-        <w:t>________________________________________________________________</w:t>
-      </w:r>
-    </w:p>
-    <w:p>
-      <w:r>
-        <w:t>________________________________________________________________</w:t>
-      </w:r>
-    </w:p>
-    <w:p>
-      <w:r>
-        <w:t>________________________________________________________________</w:t>
-      </w:r>
-    </w:p>
-    <w:p>
-      <w:pPr>
-        <w:pStyle w:val="Heading1"/>
-      </w:pPr>
-      <w:r>
-        <w:t>06. Follow a worked example</w:t>
-      </w:r>
-    </w:p>
-    <w:p>
-      <w:r>
-        <w:t>Follow the worked trace for Sampling variability, predict a step, then compare with its explanation.</w:t>
-      </w:r>
-    </w:p>
-    <w:p>
-      <w:pPr>
-        <w:spacing w:line="336" w:lineRule="auto" w:after="180"/>
-      </w:pPr>
-      <w:r>
-        <w:rPr>
-          <w:b w:val="0"/>
-        </w:rPr>
-        <w:t>Population values are 1, 1, 3, 3, with four distinct IDs. Choose two IDs uniformly without replacement. List all six unordered pairs and their means, then find the mean of those means and the chance of obtaining a mean of 2.</w:t>
-      </w:r>
-    </w:p>
-    <w:p>
-      <w:pPr>
-        <w:spacing w:line="336" w:lineRule="auto" w:after="180"/>
-      </w:pPr>
-      <w:r>
-        <w:rPr>
-          <w:b w:val="0"/>
-        </w:rPr>
-        <w:t>Mean=(1+2+2+2+2+3)/6=2; mean2 occurs4/6=2/3. The population mean is2, while individual samples differ.</w:t>
-      </w:r>
-    </w:p>
-    <w:p>
-      <w:pPr>
-        <w:pStyle w:val="Heading3"/>
-      </w:pPr>
-      <w:r>
-        <w:t>Worked explanation · Sampling variability</w:t>
-      </w:r>
-    </w:p>
-    <w:p>
-      <w:pPr>
-        <w:spacing w:line="336" w:lineRule="auto" w:after="180"/>
-        <w:shd w:fill="F1F6FC"/>
-      </w:pPr>
-      <w:r>
-        <w:rPr>
-          <w:b w:val="0"/>
-        </w:rPr>
-        <w:t xml:space="preserve">Compare the intermediate </w:t>
-      </w:r>
-      <w:r>
-        <w:rPr>
-          <w:b/>
-        </w:rPr>
-        <w:t>evidence</w:t>
-      </w:r>
-      <w:r>
-        <w:rPr>
-          <w:b w:val="0"/>
-        </w:rPr>
-        <w:t xml:space="preserve"> with the final statement. Explain why each number or decision follows from the stated </w:t>
-      </w:r>
-      <w:r>
-        <w:rPr>
-          <w:b/>
-        </w:rPr>
-        <w:t>input</w:t>
-      </w:r>
-      <w:r>
-        <w:rPr>
-          <w:b w:val="0"/>
-        </w:rPr>
-        <w:t>s.</w:t>
-      </w:r>
-    </w:p>
-    <w:p>
-      <w:pPr>
-        <w:spacing w:line="336" w:lineRule="auto" w:after="180"/>
-        <w:shd w:fill="F1F6FC"/>
-      </w:pPr>
-      <w:r>
-        <w:rPr>
-          <w:b w:val="0"/>
-        </w:rPr>
-        <w:t xml:space="preserve">The conclusion belongs to this scenario and procedure; changing the </w:t>
-      </w:r>
-      <w:r>
-        <w:rPr>
-          <w:b/>
-        </w:rPr>
-        <w:t>input</w:t>
-      </w:r>
-      <w:r>
-        <w:rPr>
-          <w:b w:val="0"/>
-        </w:rPr>
         <w:t>s, evaluation population or authority can change what it establishes. Retain the raw record so a later revision can be compared honestly.</w:t>
       </w:r>
     </w:p>
     <w:p>
       <w:pPr>
-        <w:pStyle w:val="Heading3"/>
-      </w:pPr>
-      <w:r>
-        <w:t>Worked explanation · Sampling variability</w:t>
-      </w:r>
-    </w:p>
-    <w:p>
-      <w:pPr>
-        <w:spacing w:line="336" w:lineRule="auto" w:after="180"/>
-        <w:shd w:fill="F1F6FC"/>
-      </w:pPr>
-      <w:r>
-        <w:rPr>
-          <w:b w:val="0"/>
-        </w:rPr>
-        <w:t xml:space="preserve">Optional local lab: predict the printed result before running this standalone Python 3 example. Change one relevant boundary </w:t>
-      </w:r>
-      <w:r>
-        <w:rPr>
-          <w:b/>
-        </w:rPr>
-        <w:t>input</w:t>
-      </w:r>
-      <w:r>
-        <w:rPr>
-          <w:b w:val="0"/>
-        </w:rPr>
-        <w:t>, record the outcome and state the contract or statistical assumptions.</w:t>
-      </w:r>
-    </w:p>
-    <w:p>
-      <w:pPr>
-        <w:spacing w:line="336" w:lineRule="auto" w:after="180"/>
-        <w:shd w:fill="F1F6FC"/>
-      </w:pPr>
-      <w:r>
-        <w:rPr>
-          <w:b w:val="0"/>
-        </w:rPr>
-        <w:t>The program uses fictional values and the Python standard library; it performs no external operations.</w:t>
-      </w:r>
-    </w:p>
-    <w:p>
-      <w:r>
-        <w:rPr>
-          <w:rFonts w:ascii="Courier New" w:hAnsi="Courier New"/>
-          <w:sz w:val="18"/>
-        </w:rPr>
-        <w:t>from itertools import combinations</w:t>
-        <w:br/>
-        <w:br/>
-        <w:t>def sample_means(population, size):</w:t>
-        <w:br/>
-        <w:t xml:space="preserve">    if type(size) is not int or not 1 &lt;= size &lt;= len(population):</w:t>
-        <w:br/>
-        <w:t xml:space="preserve">        raise ValueError('sample size')</w:t>
-        <w:br/>
-        <w:t xml:space="preserve">    return [sum((population[i] for i in indices)) / size for indices in combinations(range(len(population)), size)]</w:t>
-        <w:br/>
-        <w:br/>
-        <w:t>print(sample_means([1, 1, 3, 3], 2))</w:t>
-      </w:r>
-    </w:p>
-    <w:p>
-      <w:pPr>
-        <w:pStyle w:val="Heading3"/>
-      </w:pPr>
-      <w:r>
-        <w:t>Learn from the worked case</w:t>
-      </w:r>
-    </w:p>
-    <w:p>
-      <w:pPr>
-        <w:spacing w:line="336" w:lineRule="auto" w:after="180"/>
-      </w:pPr>
-      <w:r>
-        <w:rPr>
-          <w:b w:val="0"/>
-        </w:rPr>
-        <w:t>Cover the result before checking it. Say what is given, choose the procedure, and follow one step at a time. Then uncover the result and explain your first mismatch. Ask why a step is allowed, not only what number it produces.</w:t>
-      </w:r>
-    </w:p>
-    <w:p>
-      <w:pPr>
-        <w:pStyle w:val="Heading3"/>
-      </w:pPr>
-      <w:r>
-        <w:t>A pictorial worked case: Sampling variability</w:t>
+        <w:pStyle w:val="Heading2"/>
+      </w:pPr>
+      <w:r>
+        <w:t>Separate four-case sample inputs and scope</w:t>
       </w:r>
     </w:p>
     <w:p>
@@ -1122,24 +1657,7 @@
     </w:p>
     <w:p>
       <w:pPr>
-        <w:pStyle w:val="Heading3"/>
-      </w:pPr>
-      <w:r>
-        <w:t>The facts we will use</w:t>
-      </w:r>
-    </w:p>
-    <w:p>
-      <w:pPr>
-        <w:pStyle w:val="Heading3"/>
-      </w:pPr>
-      <w:r>
-        <w:t>Supplied facts</w:t>
-      </w:r>
-    </w:p>
-    <w:p>
-      <w:pPr>
         <w:spacing w:line="336" w:lineRule="auto" w:after="180"/>
-        <w:shd w:fill="F1F6FC"/>
       </w:pPr>
       <w:r>
         <w:rPr>
@@ -1149,11 +1667,41 @@
       </w:r>
     </w:p>
     <w:p>
+      <w:pPr>
+        <w:spacing w:line="336" w:lineRule="auto" w:after="180"/>
+      </w:pPr>
+      <w:r>
+        <w:rPr>
+          <w:b w:val="0"/>
+        </w:rPr>
+        <w:t>The picture is a separate fixed-classifier example, not another draw from the four-card population. Sample A has three correct of four, or 75%; B has two of four, or 50%, a difference of 25 percentage points. Different included cases can change the observed rate without changing the classifier or rubric.</w:t>
+      </w:r>
+    </w:p>
+    <w:p>
+      <w:pPr>
+        <w:spacing w:line="336" w:lineRule="auto" w:after="180"/>
+      </w:pPr>
+      <w:r>
+        <w:rPr>
+          <w:b w:val="0"/>
+        </w:rPr>
+        <w:t>But no sampling design or probability model is supplied for these two samples, so do not borrow the main example’s 2/3 probability or invent a confidence interval. Repeating the same cases with deterministic fixed predictions and unchanged scoring should give the same count; investigate an unexplained mismatch rather than calling it new-sample variability.</w:t>
+      </w:r>
+    </w:p>
+    <w:p>
+      <w:pPr>
+        <w:pStyle w:val="Heading2"/>
+      </w:pPr>
+      <w:r>
+        <w:t>Trace unchanged classifier, rates and possible sampling variation</w:t>
+      </w:r>
+    </w:p>
+    <w:p>
       <w:r>
         <w:drawing>
           <wp:inline xmlns:a="http://schemas.openxmlformats.org/drawingml/2006/main" xmlns:pic="http://schemas.openxmlformats.org/drawingml/2006/picture">
-            <wp:extent cx="5486400" cy="2641600"/>
-            <wp:docPr id="1" name="Picture 1" descr="Two distinct samples, fixed model"/>
+            <wp:extent cx="5486400" cy="3182112"/>
+            <wp:docPr id="2" name="Picture 2" descr="Keep model fixed: No training or threshold change occurs between samples. → Compute observed rates: A is 75%; B is 50%, differing by 25 percentage points. → Consider sampling: Different included cases can change a small-sample rate."/>
             <wp:cNvGraphicFramePr>
               <a:graphicFrameLocks noChangeAspect="1"/>
             </wp:cNvGraphicFramePr>
@@ -1161,43 +1709,7 @@
               <a:graphicData uri="http://schemas.openxmlformats.org/drawingml/2006/picture">
                 <pic:pic>
                   <pic:nvPicPr>
-                    <pic:cNvPr id="0" name="academy-detail-ai-7-11.png"/>
-                    <pic:cNvPicPr/>
-                  </pic:nvPicPr>
-                  <pic:blipFill>
-                    <a:blip r:embed="rId9"/>
-                    <a:stretch>
-                      <a:fillRect/>
-                    </a:stretch>
-                  </pic:blipFill>
-                  <pic:spPr>
-                    <a:xfrm>
-                      <a:off x="0" y="0"/>
-                      <a:ext cx="5486400" cy="2641600"/>
-                    </a:xfrm>
-                    <a:prstGeom prst="rect"/>
-                  </pic:spPr>
-                </pic:pic>
-              </a:graphicData>
-            </a:graphic>
-          </wp:inline>
-        </w:drawing>
-      </w:r>
-    </w:p>
-    <w:p>
-      <w:r>
-        <w:drawing>
-          <wp:inline xmlns:a="http://schemas.openxmlformats.org/drawingml/2006/main" xmlns:pic="http://schemas.openxmlformats.org/drawingml/2006/picture">
-            <wp:extent cx="5486400" cy="5145314"/>
-            <wp:docPr id="2" name="Picture 2" descr="Sampling variability. Keep model fixed: No training or threshold change occurs between samples.. Compute observed rates: A is 75%; B is 50%, differing by 25 percentage points.. Consider sampling: Different included cases can change a small-sample rate."/>
-            <wp:cNvGraphicFramePr>
-              <a:graphicFrameLocks noChangeAspect="1"/>
-            </wp:cNvGraphicFramePr>
-            <a:graphic>
-              <a:graphicData uri="http://schemas.openxmlformats.org/drawingml/2006/picture">
-                <pic:pic>
-                  <pic:nvPicPr>
-                    <pic:cNvPr id="0" name="academy-visual-ai-7-11.png"/>
+                    <pic:cNvPr id="0" name="academy-story-ai-7-11-02.png"/>
                     <pic:cNvPicPr/>
                   </pic:nvPicPr>
                   <pic:blipFill>
@@ -1209,7 +1721,7 @@
                   <pic:spPr>
                     <a:xfrm>
                       <a:off x="0" y="0"/>
-                      <a:ext cx="5486400" cy="5145314"/>
+                      <a:ext cx="5486400" cy="3182112"/>
                     </a:xfrm>
                     <a:prstGeom prst="rect"/>
                   </pic:spPr>
@@ -1337,24 +1849,7 @@
     </w:p>
     <w:p>
       <w:pPr>
-        <w:pStyle w:val="Heading3"/>
-      </w:pPr>
-      <w:r>
-        <w:t>Why this result follows</w:t>
-      </w:r>
-    </w:p>
-    <w:p>
-      <w:pPr>
-        <w:pStyle w:val="Heading3"/>
-      </w:pPr>
-      <w:r>
-        <w:t>Why the result follows</w:t>
-      </w:r>
-    </w:p>
-    <w:p>
-      <w:pPr>
         <w:spacing w:line="336" w:lineRule="auto" w:after="180"/>
-        <w:shd w:fill="F1F6FC"/>
       </w:pPr>
       <w:r>
         <w:rPr>
@@ -1371,82 +1866,519 @@
     </w:p>
     <w:p>
       <w:pPr>
-        <w:pStyle w:val="Heading3"/>
-      </w:pPr>
-      <w:r>
-        <w:t>What this example does not establish</w:t>
-      </w:r>
-    </w:p>
-    <w:p>
-      <w:pPr>
-        <w:pStyle w:val="Heading3"/>
-      </w:pPr>
-      <w:r>
-        <w:t>Keep the stated limit</w:t>
+        <w:pStyle w:val="Heading2"/>
+      </w:pPr>
+      <w:r>
+        <w:t>Compare what each example actually supplies</w:t>
+      </w:r>
+    </w:p>
+    <w:tbl>
+      <w:tblPr>
+        <w:tblStyle w:val="LightShading-Accent1"/>
+        <w:tblW w:type="auto" w:w="0"/>
+        <w:tblLook w:firstColumn="1" w:firstRow="1" w:lastColumn="0" w:lastRow="0" w:noHBand="0" w:noVBand="1" w:val="04A0"/>
+      </w:tblPr>
+      <w:tblGrid>
+        <w:gridCol w:w="3408"/>
+        <w:gridCol w:w="3408"/>
+        <w:gridCol w:w="3408"/>
+      </w:tblGrid>
+      <w:tr>
+        <w:trPr>
+          <w:tblHeader/>
+        </w:trPr>
+        <w:tc>
+          <w:tcPr>
+            <w:tcW w:type="dxa" w:w="3408"/>
+          </w:tcPr>
+          <w:p>
+            <w:r>
+              <w:t>Evidence distinction</w:t>
+            </w:r>
+          </w:p>
+        </w:tc>
+        <w:tc>
+          <w:tcPr>
+            <w:tcW w:type="dxa" w:w="3408"/>
+          </w:tcPr>
+          <w:p>
+            <w:r>
+              <w:t>Main finite model</w:t>
+            </w:r>
+          </w:p>
+        </w:tc>
+        <w:tc>
+          <w:tcPr>
+            <w:tcW w:type="dxa" w:w="3408"/>
+          </w:tcPr>
+          <w:p>
+            <w:r>
+              <w:t>Separate classifier picture</w:t>
+            </w:r>
+          </w:p>
+        </w:tc>
+      </w:tr>
+      <w:tr>
+        <w:tc>
+          <w:tcPr>
+            <w:tcW w:type="dxa" w:w="3408"/>
+          </w:tcPr>
+          <w:p>
+            <w:r>
+              <w:t>Population/sample information</w:t>
+            </w:r>
+          </w:p>
+        </w:tc>
+        <w:tc>
+          <w:tcPr>
+            <w:tcW w:type="dxa" w:w="3408"/>
+          </w:tcPr>
+          <w:p>
+            <w:r>
+              <w:t>All four IDs/values and uniform pair selection known</w:t>
+            </w:r>
+          </w:p>
+        </w:tc>
+        <w:tc>
+          <w:tcPr>
+            <w:tcW w:type="dxa" w:w="3408"/>
+          </w:tcPr>
+          <w:p>
+            <w:r>
+              <w:t>Only two four-case counts supplied</w:t>
+            </w:r>
+          </w:p>
+        </w:tc>
+      </w:tr>
+      <w:tr>
+        <w:tc>
+          <w:tcPr>
+            <w:tcW w:type="dxa" w:w="3408"/>
+          </w:tcPr>
+          <w:p>
+            <w:r>
+              <w:t>Observed/possible quantities</w:t>
+            </w:r>
+          </w:p>
+        </w:tc>
+        <w:tc>
+          <w:tcPr>
+            <w:tcW w:type="dxa" w:w="3408"/>
+          </w:tcPr>
+          <w:p>
+            <w:r>
+              <w:t>Six possible means enumerated exactly</w:t>
+            </w:r>
+          </w:p>
+        </w:tc>
+        <w:tc>
+          <w:tcPr>
+            <w:tcW w:type="dxa" w:w="3408"/>
+          </w:tcPr>
+          <w:p>
+            <w:r>
+              <w:t>A 3/4 = 75%; B 2/4 = 50%</w:t>
+            </w:r>
+          </w:p>
+        </w:tc>
+      </w:tr>
+      <w:tr>
+        <w:tc>
+          <w:tcPr>
+            <w:tcW w:type="dxa" w:w="3408"/>
+          </w:tcPr>
+          <w:p>
+            <w:r>
+              <w:t>Computed probability</w:t>
+            </w:r>
+          </w:p>
+        </w:tc>
+        <w:tc>
+          <w:tcPr>
+            <w:tcW w:type="dxa" w:w="3408"/>
+          </w:tcPr>
+          <w:p>
+            <w:r>
+              <w:t>P(mean 2)=2/3 under stated model</w:t>
+            </w:r>
+          </w:p>
+        </w:tc>
+        <w:tc>
+          <w:tcPr>
+            <w:tcW w:type="dxa" w:w="3408"/>
+          </w:tcPr>
+          <w:p>
+            <w:r>
+              <w:t>No probability model supplied</w:t>
+            </w:r>
+          </w:p>
+        </w:tc>
+      </w:tr>
+      <w:tr>
+        <w:tc>
+          <w:tcPr>
+            <w:tcW w:type="dxa" w:w="3408"/>
+          </w:tcPr>
+          <w:p>
+            <w:r>
+              <w:t>What changes</w:t>
+            </w:r>
+          </w:p>
+        </w:tc>
+        <w:tc>
+          <w:tcPr>
+            <w:tcW w:type="dxa" w:w="3408"/>
+          </w:tcPr>
+          <w:p>
+            <w:r>
+              <w:t>Which two IDs enter a sample</w:t>
+            </w:r>
+          </w:p>
+        </w:tc>
+        <w:tc>
+          <w:tcPr>
+            <w:tcW w:type="dxa" w:w="3408"/>
+          </w:tcPr>
+          <w:p>
+            <w:r>
+              <w:t>Which four cases enter the scored sample</w:t>
+            </w:r>
+          </w:p>
+        </w:tc>
+      </w:tr>
+      <w:tr>
+        <w:tc>
+          <w:tcPr>
+            <w:tcW w:type="dxa" w:w="3408"/>
+          </w:tcPr>
+          <w:p>
+            <w:r>
+              <w:t>Identical deterministic replay</w:t>
+            </w:r>
+          </w:p>
+        </w:tc>
+        <w:tc>
+          <w:tcPr>
+            <w:tcW w:type="dxa" w:w="3408"/>
+          </w:tcPr>
+          <w:p>
+            <w:r>
+              <w:t>Same chosen records give same mean</w:t>
+            </w:r>
+          </w:p>
+        </w:tc>
+        <w:tc>
+          <w:tcPr>
+            <w:tcW w:type="dxa" w:w="3408"/>
+          </w:tcPr>
+          <w:p>
+            <w:r>
+              <w:t>Same cases/predictions/scoring give same rate</w:t>
+            </w:r>
+          </w:p>
+        </w:tc>
+      </w:tr>
+      <w:tr>
+        <w:tc>
+          <w:tcPr>
+            <w:tcW w:type="dxa" w:w="3408"/>
+          </w:tcPr>
+          <w:p>
+            <w:r>
+              <w:t>Not established</w:t>
+            </w:r>
+          </w:p>
+        </w:tc>
+        <w:tc>
+          <w:tcPr>
+            <w:tcW w:type="dxa" w:w="3408"/>
+          </w:tcPr>
+          <w:p>
+            <w:r>
+              <w:t>Broader real-population inference</w:t>
+            </w:r>
+          </w:p>
+        </w:tc>
+        <w:tc>
+          <w:tcPr>
+            <w:tcW w:type="dxa" w:w="3408"/>
+          </w:tcPr>
+          <w:p>
+            <w:r>
+              <w:t>Cause, population precision or confidence interval</w:t>
+            </w:r>
+          </w:p>
+        </w:tc>
+      </w:tr>
+    </w:tbl>
+    <w:p>
+      <w:pPr>
+        <w:pStyle w:val="Heading2"/>
+      </w:pPr>
+      <w:r>
+        <w:t>Predict deterministic replay on identical cases</w:t>
+      </w:r>
+    </w:p>
+    <w:p>
+      <w:pPr>
+        <w:pStyle w:val="ListBullet"/>
+      </w:pPr>
+      <w:r>
+        <w:t>Change one thing: Evaluate the exact same fixed four cases twice with deterministic predictions. Predict the result before checking the explanation. What remains the same?</w:t>
+      </w:r>
+    </w:p>
+    <w:p>
+      <w:pPr>
+        <w:pStyle w:val="Heading2"/>
+      </w:pPr>
+      <w:r>
+        <w:t>Check after predicting · reference / check after trying</w:t>
+      </w:r>
+    </w:p>
+    <w:p>
+      <w:r>
+        <w:drawing>
+          <wp:inline xmlns:a="http://schemas.openxmlformats.org/drawingml/2006/main" xmlns:pic="http://schemas.openxmlformats.org/drawingml/2006/picture">
+            <wp:extent cx="5486400" cy="3026664"/>
+            <wp:docPr id="3" name="Picture 3" descr="Original case: Different included cases can change a small-sample rate. Changed condition: Evaluate the exact same fixed four cases twice with deterministic predictions. Expected result: The counts should agree unless some condition, data or scoring changed. Reason: The sampling explanation no longer applies when the records are identical."/>
+            <wp:cNvGraphicFramePr>
+              <a:graphicFrameLocks noChangeAspect="1"/>
+            </wp:cNvGraphicFramePr>
+            <a:graphic>
+              <a:graphicData uri="http://schemas.openxmlformats.org/drawingml/2006/picture">
+                <pic:pic>
+                  <pic:nvPicPr>
+                    <pic:cNvPr id="0" name="academy-story-ai-7-11-04.png"/>
+                    <pic:cNvPicPr/>
+                  </pic:nvPicPr>
+                  <pic:blipFill>
+                    <a:blip r:embed="rId11"/>
+                    <a:stretch>
+                      <a:fillRect/>
+                    </a:stretch>
+                  </pic:blipFill>
+                  <pic:spPr>
+                    <a:xfrm>
+                      <a:off x="0" y="0"/>
+                      <a:ext cx="5486400" cy="3026664"/>
+                    </a:xfrm>
+                    <a:prstGeom prst="rect"/>
+                  </pic:spPr>
+                </pic:pic>
+              </a:graphicData>
+            </a:graphic>
+          </wp:inline>
+        </w:drawing>
+      </w:r>
+    </w:p>
+    <w:p>
+      <w:pPr>
+        <w:pStyle w:val="Heading2"/>
+      </w:pPr>
+      <w:r>
+        <w:t>Explain missing probability model and repeated-record limits</w:t>
+      </w:r>
+    </w:p>
+    <w:p>
+      <w:pPr>
+        <w:pStyle w:val="ListBullet"/>
+      </w:pPr>
+      <w:r>
+        <w:t>These two samples do not supply a probability model or confidence interval; none is invented.</w:t>
+      </w:r>
+    </w:p>
+    <w:p>
+      <w:pPr>
+        <w:pStyle w:val="ListBullet"/>
+      </w:pPr>
+      <w:r>
+        <w:t>Read the labelled picture: Calculate the two four-case rates and their difference. Explain how changed included cases can affect a fixed model, and why identical deterministic records should not differ on a rerun.</w:t>
+      </w:r>
+    </w:p>
+    <w:p>
+      <w:pPr>
+        <w:pStyle w:val="Heading2"/>
+      </w:pPr>
+      <w:r>
+        <w:t>Earlier wording, alternatives and picture transcripts · reference / check after trying</w:t>
       </w:r>
     </w:p>
     <w:p>
       <w:pPr>
         <w:spacing w:line="336" w:lineRule="auto" w:after="180"/>
-        <w:shd w:fill="FFF5E6"/>
       </w:pPr>
       <w:r>
         <w:rPr>
           <w:b w:val="0"/>
         </w:rPr>
-        <w:t>These two samples do not supply a probability model or confidence interval; none is invented.</w:t>
-      </w:r>
-    </w:p>
-    <w:p>
-      <w:pPr>
-        <w:pStyle w:val="Heading3"/>
-      </w:pPr>
-      <w:r>
-        <w:t>Keep the stated limit</w:t>
-      </w:r>
-    </w:p>
-    <w:p>
-      <w:pPr>
-        <w:spacing w:line="336" w:lineRule="auto" w:after="180"/>
-        <w:shd w:fill="FFF5E6"/>
-      </w:pPr>
+        <w:t xml:space="preserve">Optional local lab: predict the printed result before running this standalone Python 3 example. Change one relevant boundary </w:t>
+      </w:r>
+      <w:r>
+        <w:rPr>
+          <w:b/>
+        </w:rPr>
+        <w:t>input</w:t>
+      </w:r>
       <w:r>
         <w:rPr>
           <w:b w:val="0"/>
         </w:rPr>
-        <w:t>Read the labelled picture: Calculate the two four-case rates and their difference. Explain how changed included cases can affect a fixed model, and why identical deterministic records should not differ on a rerun.</w:t>
-      </w:r>
-    </w:p>
-    <w:p>
-      <w:pPr>
-        <w:pStyle w:val="Heading3"/>
-      </w:pPr>
-      <w:r>
-        <w:t>Keep the stated limit</w:t>
+        <w:t>, record the outcome and state the contract or statistical assumptions.</w:t>
       </w:r>
     </w:p>
     <w:p>
       <w:pPr>
         <w:spacing w:line="336" w:lineRule="auto" w:after="180"/>
-        <w:shd w:fill="FFF5E6"/>
       </w:pPr>
       <w:r>
         <w:rPr>
           <w:b w:val="0"/>
         </w:rPr>
-        <w:t xml:space="preserve">Change one thing: Evaluate the exact same fixed four cases twice with deterministic </w:t>
-      </w:r>
+        <w:t>The program uses fictional values and the Python standard library; it performs no external operations.</w:t>
+      </w:r>
+    </w:p>
+    <w:p>
       <w:r>
         <w:rPr>
-          <w:b/>
+          <w:rFonts w:ascii="Courier New" w:hAnsi="Courier New"/>
+          <w:sz w:val="18"/>
         </w:rPr>
-        <w:t>prediction</w:t>
-      </w:r>
+        <w:t>from itertools import combinations</w:t>
+        <w:br/>
+        <w:br/>
+        <w:t>def sample_means(population, size):</w:t>
+        <w:br/>
+        <w:t xml:space="preserve">    if type(size) is not int or not 1 &lt;= size &lt;= len(population):</w:t>
+        <w:br/>
+        <w:t xml:space="preserve">        raise ValueError('sample size')</w:t>
+        <w:br/>
+        <w:t xml:space="preserve">    return [sum((population[i] for i in indices)) / size for indices in combinations(range(len(population)), size)]</w:t>
+        <w:br/>
+        <w:br/>
+        <w:t>print(sample_means([1, 1, 3, 3], 2))</w:t>
+      </w:r>
+    </w:p>
+    <w:p>
+      <w:pPr>
+        <w:pStyle w:val="Heading3"/>
+      </w:pPr>
+      <w:r>
+        <w:t>Learn from the worked case</w:t>
+      </w:r>
+    </w:p>
+    <w:p>
+      <w:pPr>
+        <w:spacing w:line="336" w:lineRule="auto" w:after="180"/>
+      </w:pPr>
       <w:r>
         <w:rPr>
           <w:b w:val="0"/>
         </w:rPr>
-        <w:t>s. Predict the result before checking the explanation. What remains the same?</w:t>
+        <w:t>Cover the result before checking it. Say what is given, choose the procedure, and follow one step at a time. Then uncover the result and explain your first mismatch. Ask why a step is allowed, not only what number it produces.</w:t>
+      </w:r>
+    </w:p>
+    <w:p>
+      <w:pPr>
+        <w:pStyle w:val="Heading3"/>
+      </w:pPr>
+      <w:r>
+        <w:t>A pictorial worked case: Sampling variability</w:t>
+      </w:r>
+    </w:p>
+    <w:p>
+      <w:pPr>
+        <w:pStyle w:val="Heading3"/>
+      </w:pPr>
+      <w:r>
+        <w:t>The facts we will use</w:t>
+      </w:r>
+    </w:p>
+    <w:p>
+      <w:r>
+        <w:drawing>
+          <wp:inline xmlns:a="http://schemas.openxmlformats.org/drawingml/2006/main" xmlns:pic="http://schemas.openxmlformats.org/drawingml/2006/picture">
+            <wp:extent cx="5486400" cy="2641600"/>
+            <wp:docPr id="4" name="Picture 4" descr="Two distinct samples, fixed model"/>
+            <wp:cNvGraphicFramePr>
+              <a:graphicFrameLocks noChangeAspect="1"/>
+            </wp:cNvGraphicFramePr>
+            <a:graphic>
+              <a:graphicData uri="http://schemas.openxmlformats.org/drawingml/2006/picture">
+                <pic:pic>
+                  <pic:nvPicPr>
+                    <pic:cNvPr id="0" name="academy-detail-ai-7-11.png"/>
+                    <pic:cNvPicPr/>
+                  </pic:nvPicPr>
+                  <pic:blipFill>
+                    <a:blip r:embed="rId12"/>
+                    <a:stretch>
+                      <a:fillRect/>
+                    </a:stretch>
+                  </pic:blipFill>
+                  <pic:spPr>
+                    <a:xfrm>
+                      <a:off x="0" y="0"/>
+                      <a:ext cx="5486400" cy="2641600"/>
+                    </a:xfrm>
+                    <a:prstGeom prst="rect"/>
+                  </pic:spPr>
+                </pic:pic>
+              </a:graphicData>
+            </a:graphic>
+          </wp:inline>
+        </w:drawing>
+      </w:r>
+    </w:p>
+    <w:p>
+      <w:r>
+        <w:drawing>
+          <wp:inline xmlns:a="http://schemas.openxmlformats.org/drawingml/2006/main" xmlns:pic="http://schemas.openxmlformats.org/drawingml/2006/picture">
+            <wp:extent cx="5486400" cy="5145314"/>
+            <wp:docPr id="5" name="Picture 5" descr="Sampling variability. Keep model fixed: No training or threshold change occurs between samples.. Compute observed rates: A is 75%; B is 50%, differing by 25 percentage points.. Consider sampling: Different included cases can change a small-sample rate."/>
+            <wp:cNvGraphicFramePr>
+              <a:graphicFrameLocks noChangeAspect="1"/>
+            </wp:cNvGraphicFramePr>
+            <a:graphic>
+              <a:graphicData uri="http://schemas.openxmlformats.org/drawingml/2006/picture">
+                <pic:pic>
+                  <pic:nvPicPr>
+                    <pic:cNvPr id="0" name="academy-visual-ai-7-11.png"/>
+                    <pic:cNvPicPr/>
+                  </pic:nvPicPr>
+                  <pic:blipFill>
+                    <a:blip r:embed="rId13"/>
+                    <a:stretch>
+                      <a:fillRect/>
+                    </a:stretch>
+                  </pic:blipFill>
+                  <pic:spPr>
+                    <a:xfrm>
+                      <a:off x="0" y="0"/>
+                      <a:ext cx="5486400" cy="5145314"/>
+                    </a:xfrm>
+                    <a:prstGeom prst="rect"/>
+                  </pic:spPr>
+                </pic:pic>
+              </a:graphicData>
+            </a:graphic>
+          </wp:inline>
+        </w:drawing>
+      </w:r>
+    </w:p>
+    <w:p>
+      <w:pPr>
+        <w:pStyle w:val="Heading3"/>
+      </w:pPr>
+      <w:r>
+        <w:t>Why this result follows</w:t>
+      </w:r>
+    </w:p>
+    <w:p>
+      <w:pPr>
+        <w:pStyle w:val="Heading3"/>
+      </w:pPr>
+      <w:r>
+        <w:t>What this example does not establish</w:t>
       </w:r>
     </w:p>
     <w:p>
@@ -1454,12 +2386,20 @@
         <w:pStyle w:val="Heading1"/>
       </w:pPr>
       <w:r>
-        <w:t>07. Find and repair a mistake</w:t>
-      </w:r>
-    </w:p>
-    <w:p>
-      <w:r>
-        <w:t>Find the unsupported step in the Sampling variability claim and explain a repair using the supplied evidence.</w:t>
+        <w:t>07. Audit unit identity, selection probabilities and unexplained changes</w:t>
+      </w:r>
+    </w:p>
+    <w:p>
+      <w:r>
+        <w:t>A sampling explanation requires stating what was sampled and how.</w:t>
+      </w:r>
+    </w:p>
+    <w:p>
+      <w:pPr>
+        <w:pStyle w:val="Heading2"/>
+      </w:pPr>
+      <w:r>
+        <w:t>Core sampling qualification and failure analysis</w:t>
       </w:r>
     </w:p>
     <w:p>
@@ -1475,16 +2415,7 @@
     </w:p>
     <w:p>
       <w:pPr>
-        <w:pStyle w:val="Heading3"/>
-      </w:pPr>
-      <w:r>
-        <w:t>Check the claim against the facts</w:t>
-      </w:r>
-    </w:p>
-    <w:p>
-      <w:pPr>
         <w:spacing w:line="336" w:lineRule="auto" w:after="180"/>
-        <w:shd w:fill="FFF5E6"/>
       </w:pPr>
       <w:r>
         <w:rPr>
@@ -1496,7 +2427,6 @@
     <w:p>
       <w:pPr>
         <w:spacing w:line="336" w:lineRule="auto" w:after="180"/>
-        <w:shd w:fill="FFF5E6"/>
       </w:pPr>
       <w:r>
         <w:rPr>
@@ -1519,6 +2449,256 @@
     </w:p>
     <w:p>
       <w:pPr>
+        <w:pStyle w:val="Heading2"/>
+      </w:pPr>
+      <w:r>
+        <w:t>Complete exact-model and replay probes</w:t>
+      </w:r>
+    </w:p>
+    <w:tbl>
+      <w:tblPr>
+        <w:tblStyle w:val="LightShading-Accent1"/>
+        <w:tblW w:type="auto" w:w="0"/>
+        <w:tblLook w:firstColumn="1" w:firstRow="1" w:lastColumn="0" w:lastRow="0" w:noHBand="0" w:noVBand="1" w:val="04A0"/>
+      </w:tblPr>
+      <w:tblGrid>
+        <w:gridCol w:w="5112"/>
+        <w:gridCol w:w="5112"/>
+      </w:tblGrid>
+      <w:tr>
+        <w:trPr>
+          <w:tblHeader/>
+        </w:trPr>
+        <w:tc>
+          <w:tcPr>
+            <w:tcW w:type="dxa" w:w="5112"/>
+          </w:tcPr>
+          <w:p>
+            <w:r>
+              <w:t>Sampling-variability probe</w:t>
+            </w:r>
+          </w:p>
+        </w:tc>
+        <w:tc>
+          <w:tcPr>
+            <w:tcW w:type="dxa" w:w="5112"/>
+          </w:tcPr>
+          <w:p>
+            <w:r>
+              <w:t>Expected interpretation</w:t>
+            </w:r>
+          </w:p>
+        </w:tc>
+      </w:tr>
+      <w:tr>
+        <w:tc>
+          <w:tcPr>
+            <w:tcW w:type="dxa" w:w="5112"/>
+          </w:tcPr>
+          <w:p>
+            <w:r>
+              <w:t>Equal values with distinct IDs</w:t>
+            </w:r>
+          </w:p>
+        </w:tc>
+        <w:tc>
+          <w:tcPr>
+            <w:tcW w:type="dxa" w:w="5112"/>
+          </w:tcPr>
+          <w:p>
+            <w:r>
+              <w:t>Remain separate eligible units</w:t>
+            </w:r>
+          </w:p>
+        </w:tc>
+      </w:tr>
+      <w:tr>
+        <w:tc>
+          <w:tcPr>
+            <w:tcW w:type="dxa" w:w="5112"/>
+          </w:tcPr>
+          <w:p>
+            <w:r>
+              <w:t>Choose two uniformly without replacement</w:t>
+            </w:r>
+          </w:p>
+        </w:tc>
+        <w:tc>
+          <w:tcPr>
+            <w:tcW w:type="dxa" w:w="5112"/>
+          </w:tcPr>
+          <w:p>
+            <w:r>
+              <w:t>Six equally likely unordered pairs for four IDs</w:t>
+            </w:r>
+          </w:p>
+        </w:tc>
+      </w:tr>
+      <w:tr>
+        <w:tc>
+          <w:tcPr>
+            <w:tcW w:type="dxa" w:w="5112"/>
+          </w:tcPr>
+          <w:p>
+            <w:r>
+              <w:t>Six sample possibilities listed</w:t>
+            </w:r>
+          </w:p>
+        </w:tc>
+        <w:tc>
+          <w:tcPr>
+            <w:tcW w:type="dxa" w:w="5112"/>
+          </w:tcPr>
+          <w:p>
+            <w:r>
+              <w:t>Not six independently observed experiments</w:t>
+            </w:r>
+          </w:p>
+        </w:tc>
+      </w:tr>
+      <w:tr>
+        <w:tc>
+          <w:tcPr>
+            <w:tcW w:type="dxa" w:w="5112"/>
+          </w:tcPr>
+          <w:p>
+            <w:r>
+              <w:t>A sample mean is 1 or 3</w:t>
+            </w:r>
+          </w:p>
+        </w:tc>
+        <w:tc>
+          <w:tcPr>
+            <w:tcW w:type="dxa" w:w="5112"/>
+          </w:tcPr>
+          <w:p>
+            <w:r>
+              <w:t>Compatible with fixed population mean 2 under this model</w:t>
+            </w:r>
+          </w:p>
+        </w:tc>
+      </w:tr>
+      <w:tr>
+        <w:tc>
+          <w:tcPr>
+            <w:tcW w:type="dxa" w:w="5112"/>
+          </w:tcPr>
+          <w:p>
+            <w:r>
+              <w:t>Four pairs have mean 2</w:t>
+            </w:r>
+          </w:p>
+        </w:tc>
+        <w:tc>
+          <w:tcPr>
+            <w:tcW w:type="dxa" w:w="5112"/>
+          </w:tcPr>
+          <w:p>
+            <w:r>
+              <w:t>Exact model probability 4/6, not a universal sampling rule</w:t>
+            </w:r>
+          </w:p>
+        </w:tc>
+      </w:tr>
+      <w:tr>
+        <w:tc>
+          <w:tcPr>
+            <w:tcW w:type="dxa" w:w="5112"/>
+          </w:tcPr>
+          <w:p>
+            <w:r>
+              <w:t>Selection rule changes</w:t>
+            </w:r>
+          </w:p>
+        </w:tc>
+        <w:tc>
+          <w:tcPr>
+            <w:tcW w:type="dxa" w:w="5112"/>
+          </w:tcPr>
+          <w:p>
+            <w:r>
+              <w:t>Recompute probabilities; do not reuse uniform-pair weights blindly</w:t>
+            </w:r>
+          </w:p>
+        </w:tc>
+      </w:tr>
+      <w:tr>
+        <w:tc>
+          <w:tcPr>
+            <w:tcW w:type="dxa" w:w="5112"/>
+          </w:tcPr>
+          <w:p>
+            <w:r>
+              <w:t>New classifier sample differs</w:t>
+            </w:r>
+          </w:p>
+        </w:tc>
+        <w:tc>
+          <w:tcPr>
+            <w:tcW w:type="dxa" w:w="5112"/>
+          </w:tcPr>
+          <w:p>
+            <w:r>
+              <w:t>May reflect changed included cases; not automatic model drift</w:t>
+            </w:r>
+          </w:p>
+        </w:tc>
+      </w:tr>
+      <w:tr>
+        <w:tc>
+          <w:tcPr>
+            <w:tcW w:type="dxa" w:w="5112"/>
+          </w:tcPr>
+          <w:p>
+            <w:r>
+              <w:t>Same deterministic cases score differently</w:t>
+            </w:r>
+          </w:p>
+        </w:tc>
+        <w:tc>
+          <w:tcPr>
+            <w:tcW w:type="dxa" w:w="5112"/>
+          </w:tcPr>
+          <w:p>
+            <w:r>
+              <w:t>Inspect data, code, settings and scoring changes</w:t>
+            </w:r>
+          </w:p>
+        </w:tc>
+      </w:tr>
+      <w:tr>
+        <w:tc>
+          <w:tcPr>
+            <w:tcW w:type="dxa" w:w="5112"/>
+          </w:tcPr>
+          <w:p>
+            <w:r>
+              <w:t>Only two observed rates supplied</w:t>
+            </w:r>
+          </w:p>
+        </w:tc>
+        <w:tc>
+          <w:tcPr>
+            <w:tcW w:type="dxa" w:w="5112"/>
+          </w:tcPr>
+          <w:p>
+            <w:r>
+              <w:t>No confidence interval or probability of the difference established</w:t>
+            </w:r>
+          </w:p>
+        </w:tc>
+      </w:tr>
+    </w:tbl>
+    <w:p>
+      <w:pPr>
+        <w:pStyle w:val="Heading2"/>
+      </w:pPr>
+      <w:r>
+        <w:t>Guided repair and explanation</w:t>
+      </w:r>
+    </w:p>
+    <w:p>
+      <w:pPr>
         <w:pStyle w:val="Heading3"/>
       </w:pPr>
       <w:r>
@@ -1552,32 +2732,93 @@
     </w:p>
     <w:p>
       <w:pPr>
+        <w:pStyle w:val="ListBullet"/>
+      </w:pPr>
+      <w:r>
+        <w:t>A report omits this qualification: This finite example is not a general normality guarantee or a model of a biased convenience sample. Explain how omitting it could change a reader's interpretation, and write an accurate replacement.</w:t>
+      </w:r>
+    </w:p>
+    <w:p>
+      <w:pPr>
         <w:pStyle w:val="Heading3"/>
       </w:pPr>
       <w:r>
+        <w:t>State one repair and the checks you would rerun.</w:t>
+      </w:r>
+    </w:p>
+    <w:p>
+      <w:r>
+        <w:t>________________________________________________________________</w:t>
+      </w:r>
+    </w:p>
+    <w:p>
+      <w:r>
+        <w:t>________________________________________________________________</w:t>
+      </w:r>
+    </w:p>
+    <w:p>
+      <w:r>
+        <w:t>________________________________________________________________</w:t>
+      </w:r>
+    </w:p>
+    <w:p>
+      <w:r>
+        <w:t>________________________________________________________________</w:t>
+      </w:r>
+    </w:p>
+    <w:p>
+      <w:r>
+        <w:t>________________________________________________________________</w:t>
+      </w:r>
+    </w:p>
+    <w:p>
+      <w:r>
+        <w:t>________________________________________________________________</w:t>
+      </w:r>
+    </w:p>
+    <w:p>
+      <w:pPr>
+        <w:pStyle w:val="Heading2"/>
+      </w:pPr>
+      <w:r>
+        <w:t>Earlier wording, alternatives and picture transcripts · reference / check after trying</w:t>
+      </w:r>
+    </w:p>
+    <w:p>
+      <w:pPr>
+        <w:pStyle w:val="Heading3"/>
+      </w:pPr>
+      <w:r>
         <w:t>Locate the earliest unsupported step</w:t>
       </w:r>
     </w:p>
     <w:p>
       <w:pPr>
-        <w:spacing w:line="336" w:lineRule="auto" w:after="180"/>
-      </w:pPr>
-      <w:r>
-        <w:rPr>
-          <w:b w:val="0"/>
-        </w:rPr>
-        <w:t>A report omits this qualification: This finite example is not a general normality guarantee or a model of a biased convenience sample.</w:t>
-      </w:r>
-    </w:p>
-    <w:p>
-      <w:pPr>
-        <w:spacing w:line="336" w:lineRule="auto" w:after="180"/>
-      </w:pPr>
-      <w:r>
-        <w:rPr>
-          <w:b w:val="0"/>
-        </w:rPr>
-        <w:t>Explain how omitting it could change a reader's interpretation, and write an accurate replacement.</w:t>
+        <w:pStyle w:val="Heading1"/>
+      </w:pPr>
+      <w:r>
+        <w:t>08. Practise listing samples by ID rather than unique value</w:t>
+      </w:r>
+    </w:p>
+    <w:p>
+      <w:r>
+        <w:t>Use the declared sample rule to derive the denominator.</w:t>
+      </w:r>
+    </w:p>
+    <w:p>
+      <w:pPr>
+        <w:pStyle w:val="Heading2"/>
+      </w:pPr>
+      <w:r>
+        <w:t>Current explanation and guided check</w:t>
+      </w:r>
+    </w:p>
+    <w:p>
+      <w:pPr>
+        <w:pStyle w:val="ListBullet"/>
+      </w:pPr>
+      <w:r>
+        <w:t>Explain the weekly mechanism in your own words. Use the worked scenario to name its input, decision rule and output.</w:t>
       </w:r>
     </w:p>
     <w:p>
@@ -1585,7 +2826,7 @@
         <w:pStyle w:val="Heading3"/>
       </w:pPr>
       <w:r>
-        <w:t>State one repair and the checks you would rerun.</w:t>
+        <w:t>Guided: restate the worked result, then name the assumption or limitation that prevents a broader conclusion.</w:t>
       </w:r>
     </w:p>
     <w:p>
@@ -1614,79 +2855,19 @@
       </w:r>
     </w:p>
     <w:p>
+      <w:pPr>
+        <w:pStyle w:val="Heading3"/>
+      </w:pPr>
+      <w:r>
+        <w:t>Explain your prediction to a partner before comparing results.</w:t>
+      </w:r>
+    </w:p>
+    <w:p>
       <w:r>
         <w:t>________________________________________________________________</w:t>
       </w:r>
     </w:p>
     <w:p>
-      <w:pPr>
-        <w:pStyle w:val="Heading1"/>
-      </w:pPr>
-      <w:r>
-        <w:t>08. Practise together</w:t>
-      </w:r>
-    </w:p>
-    <w:p>
-      <w:r>
-        <w:t>Practise Sampling variability with support, then explain the deciding step in your own words.</w:t>
-      </w:r>
-    </w:p>
-    <w:p>
-      <w:pPr>
-        <w:spacing w:line="336" w:lineRule="auto" w:after="180"/>
-      </w:pPr>
-      <w:r>
-        <w:rPr>
-          <w:b w:val="0"/>
-        </w:rPr>
-        <w:t xml:space="preserve">Explain the weekly </w:t>
-      </w:r>
-      <w:r>
-        <w:rPr>
-          <w:b/>
-        </w:rPr>
-        <w:t>mechanism</w:t>
-      </w:r>
-      <w:r>
-        <w:rPr>
-          <w:b w:val="0"/>
-        </w:rPr>
-        <w:t xml:space="preserve"> in your own words. Use the worked scenario to name its </w:t>
-      </w:r>
-      <w:r>
-        <w:rPr>
-          <w:b/>
-        </w:rPr>
-        <w:t>input</w:t>
-      </w:r>
-      <w:r>
-        <w:rPr>
-          <w:b w:val="0"/>
-        </w:rPr>
-        <w:t xml:space="preserve">, decision rule and </w:t>
-      </w:r>
-      <w:r>
-        <w:rPr>
-          <w:b/>
-        </w:rPr>
-        <w:t>output</w:t>
-      </w:r>
-      <w:r>
-        <w:rPr>
-          <w:b w:val="0"/>
-        </w:rPr>
-        <w:t>.</w:t>
-      </w:r>
-    </w:p>
-    <w:p>
-      <w:pPr>
-        <w:pStyle w:val="Heading3"/>
-      </w:pPr>
-      <w:r>
-        <w:t>Guided: restate the worked result, then name the assumption or limitation that prevents a broader conclusion.</w:t>
-      </w:r>
-    </w:p>
-    <w:p>
       <w:r>
         <w:t>________________________________________________________________</w:t>
       </w:r>
@@ -1702,49 +2883,11 @@
       </w:r>
     </w:p>
     <w:p>
-      <w:r>
-        <w:t>________________________________________________________________</w:t>
-      </w:r>
-    </w:p>
-    <w:p>
-      <w:r>
-        <w:t>________________________________________________________________</w:t>
-      </w:r>
-    </w:p>
-    <w:p>
-      <w:pPr>
-        <w:pStyle w:val="Heading3"/>
-      </w:pPr>
-      <w:r>
-        <w:t>Explain your prediction to a partner before comparing results.</w:t>
-      </w:r>
-    </w:p>
-    <w:p>
-      <w:r>
-        <w:t>________________________________________________________________</w:t>
-      </w:r>
-    </w:p>
-    <w:p>
-      <w:r>
-        <w:t>________________________________________________________________</w:t>
-      </w:r>
-    </w:p>
-    <w:p>
-      <w:r>
-        <w:t>________________________________________________________________</w:t>
-      </w:r>
-    </w:p>
-    <w:p>
-      <w:r>
-        <w:t>________________________________________________________________</w:t>
-      </w:r>
-    </w:p>
-    <w:p>
-      <w:pPr>
-        <w:pStyle w:val="Heading3"/>
-      </w:pPr>
-      <w:r>
-        <w:t>Practise with less help: Trace the worked case</w:t>
+      <w:pPr>
+        <w:pStyle w:val="Heading2"/>
+      </w:pPr>
+      <w:r>
+        <w:t>Supported W2 trace</w:t>
       </w:r>
     </w:p>
     <w:p>
@@ -1874,81 +3017,49 @@
     </w:p>
     <w:p>
       <w:pPr>
+        <w:pStyle w:val="Heading2"/>
+      </w:pPr>
+      <w:r>
+        <w:t>Individual scope check</w:t>
+      </w:r>
+    </w:p>
+    <w:p>
+      <w:pPr>
+        <w:pStyle w:val="ListBullet"/>
+      </w:pPr>
+      <w:r>
+        <w:t>Use the worked case for Sampling variability. Proposed explanation: “The worked result establishes every future case”. Decide whether this explanation is supported. Point to the step or supplied fact that decides; explain your repair if needed.</w:t>
+      </w:r>
+    </w:p>
+    <w:p>
+      <w:pPr>
+        <w:pStyle w:val="ListBullet"/>
+      </w:pPr>
+      <w:r>
+        <w:t>Answer on your own before discussion. If you are unsure, say which step you need help with.</w:t>
+      </w:r>
+    </w:p>
+    <w:p>
+      <w:pPr>
+        <w:pStyle w:val="Heading2"/>
+      </w:pPr>
+      <w:r>
+        <w:t>Picture response</w:t>
+      </w:r>
+    </w:p>
+    <w:p>
+      <w:pPr>
+        <w:pStyle w:val="ListBullet"/>
+      </w:pPr>
+      <w:r>
+        <w:t>Calculate the two four-case rates and their difference. Explain how changed included cases can affect a fixed model, and why identical deterministic records should not differ on a rerun.</w:t>
+      </w:r>
+    </w:p>
+    <w:p>
+      <w:pPr>
         <w:pStyle w:val="Heading3"/>
       </w:pPr>
       <w:r>
-        <w:t>Check your reasoning</w:t>
-      </w:r>
-    </w:p>
-    <w:p>
-      <w:pPr>
-        <w:spacing w:line="336" w:lineRule="auto" w:after="180"/>
-      </w:pPr>
-      <w:r>
-        <w:rPr>
-          <w:b w:val="0"/>
-        </w:rPr>
-        <w:t xml:space="preserve">Use the worked case for </w:t>
-      </w:r>
-      <w:r>
-        <w:rPr>
-          <w:b/>
-        </w:rPr>
-        <w:t>Sampling variability</w:t>
-      </w:r>
-      <w:r>
-        <w:rPr>
-          <w:b w:val="0"/>
-        </w:rPr>
-        <w:t>. Proposed explanation: “The worked result establishes every future case”. Decide whether this explanation is supported.</w:t>
-      </w:r>
-    </w:p>
-    <w:p>
-      <w:pPr>
-        <w:spacing w:line="336" w:lineRule="auto" w:after="180"/>
-      </w:pPr>
-      <w:r>
-        <w:rPr>
-          <w:b w:val="0"/>
-        </w:rPr>
-        <w:t>Point to the step or supplied fact that decides; explain your repair if needed.</w:t>
-      </w:r>
-    </w:p>
-    <w:p>
-      <w:pPr>
-        <w:spacing w:line="336" w:lineRule="auto" w:after="180"/>
-      </w:pPr>
-      <w:r>
-        <w:rPr>
-          <w:b w:val="0"/>
-        </w:rPr>
-        <w:t>Answer on your own before discussion. If you are unsure, say which step you need help with.</w:t>
-      </w:r>
-    </w:p>
-    <w:p>
-      <w:pPr>
-        <w:pStyle w:val="Heading3"/>
-      </w:pPr>
-      <w:r>
-        <w:t>Explain the picture</w:t>
-      </w:r>
-    </w:p>
-    <w:p>
-      <w:pPr>
-        <w:spacing w:line="336" w:lineRule="auto" w:after="180"/>
-      </w:pPr>
-      <w:r>
-        <w:rPr>
-          <w:b w:val="0"/>
-        </w:rPr>
-        <w:t>Calculate the two four-case rates and their difference. Explain how changed included cases can affect a fixed model, and why identical deterministic records should not differ on a rerun.</w:t>
-      </w:r>
-    </w:p>
-    <w:p>
-      <w:pPr>
-        <w:pStyle w:val="Heading3"/>
-      </w:pPr>
-      <w:r>
         <w:t>My explanation using a pictured step and the given facts</w:t>
       </w:r>
     </w:p>
@@ -1970,6 +3081,14 @@
     <w:p>
       <w:r>
         <w:t>________________________________________________________________</w:t>
+      </w:r>
+    </w:p>
+    <w:p>
+      <w:pPr>
+        <w:pStyle w:val="Heading2"/>
+      </w:pPr>
+      <w:r>
+        <w:t>Reserve the selected zero/zero/four/four population</w:t>
       </w:r>
     </w:p>
     <w:p>
@@ -1985,23 +3104,55 @@
     </w:p>
     <w:p>
       <w:pPr>
+        <w:pStyle w:val="Heading2"/>
+      </w:pPr>
+      <w:r>
+        <w:t>Earlier wording, alternatives and picture transcripts · reference / check after trying</w:t>
+      </w:r>
+    </w:p>
+    <w:p>
+      <w:pPr>
+        <w:pStyle w:val="Heading3"/>
+      </w:pPr>
+      <w:r>
+        <w:t>Practise with less help: Trace the worked case</w:t>
+      </w:r>
+    </w:p>
+    <w:p>
+      <w:pPr>
+        <w:pStyle w:val="Heading3"/>
+      </w:pPr>
+      <w:r>
+        <w:t>Check your reasoning</w:t>
+      </w:r>
+    </w:p>
+    <w:p>
+      <w:pPr>
+        <w:pStyle w:val="Heading3"/>
+      </w:pPr>
+      <w:r>
+        <w:t>Explain the picture</w:t>
+      </w:r>
+    </w:p>
+    <w:p>
+      <w:pPr>
         <w:pStyle w:val="Heading1"/>
       </w:pPr>
       <w:r>
-        <w:t>09. Run the investigation</w:t>
-      </w:r>
-    </w:p>
-    <w:p>
-      <w:r>
-        <w:t>Investigate Sampling variability. Record the prediction, actual observation or labelled paper trace, explanation and next test separately.</w:t>
-      </w:r>
-    </w:p>
-    <w:p>
-      <w:pPr>
-        <w:pStyle w:val="Heading3"/>
-      </w:pPr>
-      <w:r>
-        <w:t>Predict, investigate and preserve the evidence</w:t>
+        <w:t>09. Run a complete finite-population enumeration with exact fractions</w:t>
+      </w:r>
+    </w:p>
+    <w:p>
+      <w:r>
+        <w:t>Check the ID samples, statistic and probability weights together.</w:t>
+      </w:r>
+    </w:p>
+    <w:p>
+      <w:pPr>
+        <w:pStyle w:val="Heading2"/>
+      </w:pPr>
+      <w:r>
+        <w:t>Current all-pairs sampling investigation</w:t>
       </w:r>
     </w:p>
     <w:p>
@@ -2016,24 +3167,122 @@
       </w:r>
     </w:p>
     <w:p>
+      <w:pPr>
+        <w:pStyle w:val="Heading2"/>
+      </w:pPr>
+      <w:r>
+        <w:t>Runnable exact enumeration and scope checks</w:t>
+      </w:r>
+    </w:p>
+    <w:p>
       <w:r>
         <w:rPr>
           <w:rFonts w:ascii="Courier New" w:hAnsi="Courier New"/>
           <w:sz w:val="18"/>
         </w:rPr>
+        <w:t>"""Exact finite-population enumeration under a declared uniform sampling model."""</w:t>
+        <w:br/>
         <w:t>from itertools import combinations</w:t>
         <w:br/>
+        <w:t>from fractions import Fraction</w:t>
         <w:br/>
-        <w:t>def sample_means(population, size):</w:t>
-        <w:br/>
-        <w:t xml:space="preserve">    if type(size) is not int or not 1 &lt;= size &lt;= len(population):</w:t>
-        <w:br/>
-        <w:t xml:space="preserve">        raise ValueError('sample size')</w:t>
-        <w:br/>
-        <w:t xml:space="preserve">    return [sum((population[i] for i in indices)) / size for indices in combinations(range(len(population)), size)]</w:t>
+        <w:t>from collections import Counter</w:t>
         <w:br/>
         <w:br/>
-        <w:t>print(sample_means([1, 1, 3, 3], 2))</w:t>
+        <w:t>def enumerate_means(records,size):</w:t>
+        <w:br/>
+        <w:t xml:space="preserve"> if type(records) is not list or not records:raise ValueError('nonempty finite population required')</w:t>
+        <w:br/>
+        <w:t xml:space="preserve"> if type(size) is not int or not 1&lt;=size&lt;=len(records):raise ValueError('valid exact sample size required')</w:t>
+        <w:br/>
+        <w:t xml:space="preserve"> ids=[]</w:t>
+        <w:br/>
+        <w:t xml:space="preserve"> for record in records:</w:t>
+        <w:br/>
+        <w:t xml:space="preserve">  if type(record) is not dict or set(record)!={'id','value'}:raise ValueError('exact ID/value record required')</w:t>
+        <w:br/>
+        <w:t xml:space="preserve">  if type(record['id']) is not str or not record['id'] or record['id'] in ids:raise ValueError('distinct nonempty population IDs required')</w:t>
+        <w:br/>
+        <w:t xml:space="preserve">  if type(record['value']) is not int:raise ValueError('exact integer values required for this toy model')</w:t>
+        <w:br/>
+        <w:t xml:space="preserve">  ids.append(record['id'])</w:t>
+        <w:br/>
+        <w:t xml:space="preserve"> rows=[]</w:t>
+        <w:br/>
+        <w:t xml:space="preserve"> for indices in combinations(range(len(records)),size):</w:t>
+        <w:br/>
+        <w:t xml:space="preserve">  selected=[records[i] for i in indices]</w:t>
+        <w:br/>
+        <w:t xml:space="preserve">  rows.append({'ids':tuple(r['id'] for r in selected),'values':tuple(r['value'] for r in selected),</w:t>
+        <w:br/>
+        <w:t xml:space="preserve">               'mean':Fraction(sum(r['value'] for r in selected),size)})</w:t>
+        <w:br/>
+        <w:t xml:space="preserve"> return rows</w:t>
+        <w:br/>
+        <w:t>population=[{'id':'U1','value':1},{'id':'U2','value':1},{'id':'U3','value':3},{'id':'U4','value':3}]</w:t>
+        <w:br/>
+        <w:t>rows=enumerate_means(population,2)</w:t>
+        <w:br/>
+        <w:t>means=[r['mean'] for r in rows];frequencies=Counter(means)</w:t>
+        <w:br/>
+        <w:t># All six unordered ID pairs are equally likely under this explicitly declared model.</w:t>
+        <w:br/>
+        <w:t>probabilities={value:Fraction(count,len(rows)) for value,count in sorted(frequencies.items())}</w:t>
+        <w:br/>
+        <w:t>average_of_means=sum(means)/len(means)</w:t>
+        <w:br/>
+        <w:t>population_mean=Fraction(sum(r['value'] for r in population),len(population))</w:t>
+        <w:br/>
+        <w:t>assert means==[1,2,2,2,2,3] and average_of_means==population_mean==2</w:t>
+        <w:br/>
+        <w:t>assert probabilities=={Fraction(1):Fraction(1,6),Fraction(2):Fraction(2,3),Fraction(3):Fraction(1,6)}</w:t>
+        <w:br/>
+        <w:t>assert sum(probabilities.values())==1</w:t>
+        <w:br/>
+        <w:t>assert len(enumerate_means(population,4))==1 and enumerate_means(population,4)[0]['mean']==2</w:t>
+        <w:br/>
+        <w:t># Separate picture: observed counts only, no probability model inferred for these samples.</w:t>
+        <w:br/>
+        <w:t>picture_a=Fraction(3,4);picture_b=Fraction(2,4)</w:t>
+        <w:br/>
+        <w:t>assert 100*(picture_a-picture_b)==25</w:t>
+        <w:br/>
+        <w:t>print('Six unordered ID samples:',[(r['ids'],r['values'],str(r['mean'])) for r in rows])</w:t>
+        <w:br/>
+        <w:t>print('Uniform-model sample-mean probabilities:',{str(k):str(v) for k,v in probabilities.items()})</w:t>
+        <w:br/>
+        <w:t>print('Average sample mean:',average_of_means,'known finite-population mean:',population_mean)</w:t>
+        <w:br/>
+        <w:t>print('Separate picture rates:',float(100*picture_a),float(100*picture_b),'difference: 25 percentage points')</w:t>
+        <w:br/>
+        <w:t>print('Equal values retain distinct IDs. Enumerated samples are possibilities, not six independent observed experiments. Draws within a without-replacement sample are not independent.')</w:t>
+        <w:br/>
+        <w:t>print('No random draw, live classifier, population inference or confidence interval is performed. The picture supplies no sampling probability model; it cannot borrow this finite-model probability.')</w:t>
+        <w:br/>
+      </w:r>
+    </w:p>
+    <w:p>
+      <w:pPr>
+        <w:pStyle w:val="Heading2"/>
+      </w:pPr>
+      <w:r>
+        <w:t>Expected probabilities and no-random-study limits</w:t>
+      </w:r>
+    </w:p>
+    <w:p>
+      <w:pPr>
+        <w:pStyle w:val="ListNumber"/>
+      </w:pPr>
+      <w:r>
+        <w:t>Predict all six pair means and their frequencies before running or tracing. The exact-fraction code preserves distinct IDs with equal values and enumerates without replacement. It checks the average mean and known population mean both equal two, and the chance of mean two is four sixths. It also handles the full-population boundary as one possible sample, without changing the reserved independent values. Separate picture arithmetic gives 75% and 50%, not a derived sampling probability. No random draw, live classifier, six observed studies or confidence interval is produced. Keep actual local output distinct from a paper trace.</w:t>
+      </w:r>
+    </w:p>
+    <w:p>
+      <w:pPr>
+        <w:pStyle w:val="Heading2"/>
+      </w:pPr>
+      <w:r>
+        <w:t>Evidence ledger and reflection</w:t>
       </w:r>
     </w:p>
     <w:tbl>
@@ -2185,14 +3434,6 @@
     </w:p>
     <w:p>
       <w:pPr>
-        <w:pStyle w:val="Heading3"/>
-      </w:pPr>
-      <w:r>
-        <w:t>Plan → try → check</w:t>
-      </w:r>
-    </w:p>
-    <w:p>
-      <w:pPr>
         <w:spacing w:line="336" w:lineRule="auto" w:after="180"/>
       </w:pPr>
       <w:r>
@@ -2204,23 +3445,68 @@
     </w:p>
     <w:p>
       <w:pPr>
+        <w:pStyle w:val="Heading2"/>
+      </w:pPr>
+      <w:r>
+        <w:t>Earlier wording, alternatives and picture transcripts · reference / check after trying</w:t>
+      </w:r>
+    </w:p>
+    <w:p>
+      <w:pPr>
+        <w:pStyle w:val="Heading3"/>
+      </w:pPr>
+      <w:r>
+        <w:t>Predict, investigate and preserve the evidence</w:t>
+      </w:r>
+    </w:p>
+    <w:p>
+      <w:r>
+        <w:rPr>
+          <w:rFonts w:ascii="Courier New" w:hAnsi="Courier New"/>
+          <w:sz w:val="18"/>
+        </w:rPr>
+        <w:t>from itertools import combinations</w:t>
+        <w:br/>
+        <w:br/>
+        <w:t>def sample_means(population, size):</w:t>
+        <w:br/>
+        <w:t xml:space="preserve">    if type(size) is not int or not 1 &lt;= size &lt;= len(population):</w:t>
+        <w:br/>
+        <w:t xml:space="preserve">        raise ValueError('sample size')</w:t>
+        <w:br/>
+        <w:t xml:space="preserve">    return [sum((population[i] for i in indices)) / size for indices in combinations(range(len(population)), size)]</w:t>
+        <w:br/>
+        <w:br/>
+        <w:t>print(sample_means([1, 1, 3, 3], 2))</w:t>
+      </w:r>
+    </w:p>
+    <w:p>
+      <w:pPr>
+        <w:pStyle w:val="Heading3"/>
+      </w:pPr>
+      <w:r>
+        <w:t>Plan → try → check</w:t>
+      </w:r>
+    </w:p>
+    <w:p>
+      <w:pPr>
         <w:pStyle w:val="Heading1"/>
       </w:pPr>
       <w:r>
-        <w:t>10. Build your understanding</w:t>
-      </w:r>
-    </w:p>
-    <w:p>
-      <w:r>
-        <w:t>Move from recall to tracing, diagnosis and transfer in Sampling variability. Explain why each step is justified.</w:t>
-      </w:r>
-    </w:p>
-    <w:p>
-      <w:pPr>
-        <w:pStyle w:val="Heading3"/>
-      </w:pPr>
-      <w:r>
-        <w:t>Explain → apply → challenge</w:t>
+        <w:t>14. Try alone: new values with the same distinct-ID sample rule</w:t>
+      </w:r>
+    </w:p>
+    <w:p>
+      <w:r>
+        <w:t>Count all six pairs even when two population values are equal.</w:t>
+      </w:r>
+    </w:p>
+    <w:p>
+      <w:pPr>
+        <w:pStyle w:val="Heading2"/>
+      </w:pPr>
+      <w:r>
+        <w:t>Complete selected independent task</w:t>
       </w:r>
     </w:p>
     <w:p>
@@ -2231,43 +3517,123 @@
         <w:rPr>
           <w:b w:val="0"/>
         </w:rPr>
-        <w:t xml:space="preserve">Explain the weekly </w:t>
-      </w:r>
-      <w:r>
-        <w:rPr>
-          <w:b/>
-        </w:rPr>
-        <w:t>mechanism</w:t>
-      </w:r>
+        <w:t>Population values are 0, 0, 4, 4, with four distinct IDs. Choose two IDs uniformly without replacement. Enumerate all six unordered pairs, calculate their sample means and find their average.</w:t>
+      </w:r>
+    </w:p>
+    <w:p>
+      <w:pPr>
+        <w:pStyle w:val="Heading2"/>
+      </w:pPr>
+      <w:r>
+        <w:t>First attempt and support record</w:t>
+      </w:r>
+    </w:p>
+    <w:p>
+      <w:pPr>
+        <w:pStyle w:val="Heading3"/>
+      </w:pPr>
+      <w:r>
+        <w:t>My independent explanation, trace and limits</w:t>
+      </w:r>
+    </w:p>
+    <w:p>
+      <w:r>
+        <w:t>________________________________________________________________</w:t>
+      </w:r>
+    </w:p>
+    <w:p>
+      <w:r>
+        <w:t>________________________________________________________________</w:t>
+      </w:r>
+    </w:p>
+    <w:p>
+      <w:r>
+        <w:t>________________________________________________________________</w:t>
+      </w:r>
+    </w:p>
+    <w:p>
+      <w:r>
+        <w:t>________________________________________________________________</w:t>
+      </w:r>
+    </w:p>
+    <w:p>
+      <w:r>
+        <w:t>________________________________________________________________</w:t>
+      </w:r>
+    </w:p>
+    <w:p>
+      <w:r>
+        <w:t>________________________________________________________________</w:t>
+      </w:r>
+    </w:p>
+    <w:p>
+      <w:r>
+        <w:t>________________________________________________________________</w:t>
+      </w:r>
+    </w:p>
+    <w:p>
+      <w:pPr>
+        <w:spacing w:line="336" w:lineRule="auto" w:after="180"/>
+      </w:pPr>
       <w:r>
         <w:rPr>
           <w:b w:val="0"/>
         </w:rPr>
-        <w:t xml:space="preserve"> in your own words. Use the worked scenario to name its </w:t>
-      </w:r>
-      <w:r>
-        <w:rPr>
-          <w:b/>
-        </w:rPr>
-        <w:t>input</w:t>
-      </w:r>
+        <w:t>Attempt this case before feedback. Record any help. Earlier examples below are further practice; a case already practised with feedback cannot establish fresh transfer.</w:t>
+      </w:r>
+    </w:p>
+    <w:p>
+      <w:pPr>
+        <w:pStyle w:val="Heading2"/>
+      </w:pPr>
+      <w:r>
+        <w:t>Feedback after trying</w:t>
+      </w:r>
+    </w:p>
+    <w:p>
+      <w:pPr>
+        <w:spacing w:line="336" w:lineRule="auto" w:after="180"/>
+      </w:pPr>
       <w:r>
         <w:rPr>
           <w:b w:val="0"/>
         </w:rPr>
-        <w:t xml:space="preserve">, decision rule and </w:t>
-      </w:r>
-      <w:r>
-        <w:rPr>
-          <w:b/>
-        </w:rPr>
-        <w:t>output</w:t>
-      </w:r>
+        <w:t>Attempt the independent case before hints. Record whether you worked alone, used a hint or followed a model. After feedback, fix the first unsupported step and explain why it changed.</w:t>
+      </w:r>
+    </w:p>
+    <w:p>
+      <w:pPr>
+        <w:spacing w:line="336" w:lineRule="auto" w:after="180"/>
+      </w:pPr>
       <w:r>
         <w:rPr>
           <w:b w:val="0"/>
         </w:rPr>
-        <w:t>.</w:t>
+        <w:t>A later check uses a changed case, not a copied answer.</w:t>
+      </w:r>
+    </w:p>
+    <w:p>
+      <w:pPr>
+        <w:pStyle w:val="Heading2"/>
+      </w:pPr>
+      <w:r>
+        <w:t>Earlier wording, alternatives and picture transcripts · reference / check after trying</w:t>
+      </w:r>
+    </w:p>
+    <w:p>
+      <w:pPr>
+        <w:pStyle w:val="Heading3"/>
+      </w:pPr>
+      <w:r>
+        <w:t>Independent case: Apply a new case independently</w:t>
+      </w:r>
+    </w:p>
+    <w:p>
+      <w:pPr>
+        <w:pStyle w:val="Heading3"/>
+      </w:pPr>
+      <w:r>
+        <w:t>Attempt this without hints</w:t>
       </w:r>
     </w:p>
     <w:p>
@@ -2278,7 +3644,55 @@
         <w:rPr>
           <w:b w:val="0"/>
         </w:rPr>
-        <w:t>A report omits this qualification: This finite example is not a general normality guarantee or a model of a biased convenience sample.</w:t>
+        <w:t>Population values are 0, 0, 4, 4, with four distinct IDs. Choose two IDs uniformly without replacement. Enumerate all six unordered pairs, calculate their sample means and find their average.</w:t>
+      </w:r>
+    </w:p>
+    <w:p>
+      <w:pPr>
+        <w:pStyle w:val="Heading3"/>
+      </w:pPr>
+      <w:r>
+        <w:t>My independent procedure, result and limitation</w:t>
+      </w:r>
+    </w:p>
+    <w:p>
+      <w:r>
+        <w:t>________________________________________________________________</w:t>
+      </w:r>
+    </w:p>
+    <w:p>
+      <w:r>
+        <w:t>________________________________________________________________</w:t>
+      </w:r>
+    </w:p>
+    <w:p>
+      <w:r>
+        <w:t>________________________________________________________________</w:t>
+      </w:r>
+    </w:p>
+    <w:p>
+      <w:r>
+        <w:t>________________________________________________________________</w:t>
+      </w:r>
+    </w:p>
+    <w:p>
+      <w:r>
+        <w:t>________________________________________________________________</w:t>
+      </w:r>
+    </w:p>
+    <w:p>
+      <w:r>
+        <w:t>________________________________________________________________</w:t>
+      </w:r>
+    </w:p>
+    <w:p>
+      <w:r>
+        <w:t>________________________________________________________________</w:t>
+      </w:r>
+    </w:p>
+    <w:p>
+      <w:r>
+        <w:t>________________________________________________________________</w:t>
       </w:r>
     </w:p>
     <w:p>
@@ -2289,29 +3703,7 @@
         <w:rPr>
           <w:b w:val="0"/>
         </w:rPr>
-        <w:t>Explain how omitting it could change a reader's interpretation, and write an accurate replacement.</w:t>
-      </w:r>
-    </w:p>
-    <w:p>
-      <w:pPr>
-        <w:spacing w:line="336" w:lineRule="auto" w:after="180"/>
-      </w:pPr>
-      <w:r>
-        <w:rPr>
-          <w:b w:val="0"/>
-        </w:rPr>
-        <w:t>For the worked scenario, propose one additional case that could reveal a failure, describe its expected outcome before running it, and explain what would need to remain fixed for a fair comparison.</w:t>
-      </w:r>
-    </w:p>
-    <w:p>
-      <w:pPr>
-        <w:spacing w:line="336" w:lineRule="auto" w:after="180"/>
-      </w:pPr>
-      <w:r>
-        <w:rPr>
-          <w:b w:val="0"/>
-        </w:rPr>
-        <w:t>Do not reuse W4 as a new final test after receiving feedback.</w:t>
+        <w:t>Record support used: none, hint or teacher explanation. After feedback, a different case is needed to demonstrate independence.</w:t>
       </w:r>
     </w:p>
     <w:p>
@@ -2319,32 +3711,7 @@
         <w:pStyle w:val="Heading3"/>
       </w:pPr>
       <w:r>
-        <w:t>Explain which evidence supports your conclusion and which claim remains unproved.</w:t>
-      </w:r>
-    </w:p>
-    <w:p>
-      <w:r>
-        <w:t>________________________________________________________________</w:t>
-      </w:r>
-    </w:p>
-    <w:p>
-      <w:r>
-        <w:t>________________________________________________________________</w:t>
-      </w:r>
-    </w:p>
-    <w:p>
-      <w:r>
-        <w:t>________________________________________________________________</w:t>
-      </w:r>
-    </w:p>
-    <w:p>
-      <w:r>
-        <w:t>________________________________________________________________</w:t>
-      </w:r>
-    </w:p>
-    <w:p>
-      <w:r>
-        <w:t>________________________________________________________________</w:t>
+        <w:t>Use feedback to improve</w:t>
       </w:r>
     </w:p>
     <w:p>
@@ -2352,12 +3719,20 @@
         <w:pStyle w:val="Heading1"/>
       </w:pPr>
       <w:r>
-        <w:t>11. Connect your project</w:t>
-      </w:r>
-    </w:p>
-    <w:p>
-      <w:r>
-        <w:t>Apply this week’s idea to Reproducible AI Research Study. Keep an annotated decision and the evidence supporting it.</w:t>
+        <w:t>11. Save population IDs, selection rule and every sample statistic</w:t>
+      </w:r>
+    </w:p>
+    <w:p>
+      <w:r>
+        <w:t>Keep exact model calculations separate from observed study evidence.</w:t>
+      </w:r>
+    </w:p>
+    <w:p>
+      <w:pPr>
+        <w:pStyle w:val="Heading2"/>
+      </w:pPr>
+      <w:r>
+        <w:t>Project task and artifact</w:t>
       </w:r>
     </w:p>
     <w:p>
@@ -2572,10 +3947,10 @@
     </w:tbl>
     <w:p>
       <w:pPr>
-        <w:pStyle w:val="Heading3"/>
-      </w:pPr>
-      <w:r>
-        <w:t>Evidence for your project</w:t>
+        <w:pStyle w:val="Heading2"/>
+      </w:pPr>
+      <w:r>
+        <w:t>Actual arithmetic run or paper trace and limitations</w:t>
       </w:r>
     </w:p>
     <w:p>
@@ -2591,15 +3966,88 @@
     </w:p>
     <w:p>
       <w:pPr>
+        <w:pStyle w:val="Heading2"/>
+      </w:pPr>
+      <w:r>
+        <w:t>Earlier wording, alternatives and picture transcripts · reference / check after trying</w:t>
+      </w:r>
+    </w:p>
+    <w:p>
+      <w:pPr>
+        <w:pStyle w:val="Heading3"/>
+      </w:pPr>
+      <w:r>
+        <w:t>Evidence for your project</w:t>
+      </w:r>
+    </w:p>
+    <w:p>
+      <w:pPr>
         <w:pStyle w:val="Heading1"/>
       </w:pPr>
       <w:r>
-        <w:t>12. Show what you know</w:t>
-      </w:r>
-    </w:p>
-    <w:p>
-      <w:r>
-        <w:t>Use a genuinely new case for independent evidence. Previously discussed examples remain practice; use the separately named independent case before feedback.</w:t>
+        <w:t>16. Explain why a statistic varies and which probability model supports the calculation</w:t>
+      </w:r>
+    </w:p>
+    <w:p>
+      <w:r>
+        <w:t>Do not explain identical-record mismatches as new sampling.</w:t>
+      </w:r>
+    </w:p>
+    <w:p>
+      <w:pPr>
+        <w:pStyle w:val="Heading2"/>
+      </w:pPr>
+      <w:r>
+        <w:t>Retrieve and explain</w:t>
+      </w:r>
+    </w:p>
+    <w:p>
+      <w:pPr>
+        <w:pStyle w:val="ListBullet"/>
+      </w:pPr>
+      <w:r>
+        <w:t>Close your notes. Explain this goal in your own words: Explain the mechanism and terminology of sampling variability</w:t>
+      </w:r>
+    </w:p>
+    <w:p>
+      <w:pPr>
+        <w:pStyle w:val="Heading3"/>
+      </w:pPr>
+      <w:r>
+        <w:t>My deciding step, evidence and one remaining question</w:t>
+      </w:r>
+    </w:p>
+    <w:p>
+      <w:r>
+        <w:t>________________________________________________________________</w:t>
+      </w:r>
+    </w:p>
+    <w:p>
+      <w:r>
+        <w:t>________________________________________________________________</w:t>
+      </w:r>
+    </w:p>
+    <w:p>
+      <w:r>
+        <w:t>________________________________________________________________</w:t>
+      </w:r>
+    </w:p>
+    <w:p>
+      <w:r>
+        <w:t>________________________________________________________________</w:t>
+      </w:r>
+    </w:p>
+    <w:p>
+      <w:r>
+        <w:t>________________________________________________________________</w:t>
+      </w:r>
+    </w:p>
+    <w:p>
+      <w:pPr>
+        <w:pStyle w:val="Heading2"/>
+      </w:pPr>
+      <w:r>
+        <w:t>Plan a changed-case return</w:t>
       </w:r>
     </w:p>
     <w:p>
@@ -2610,62 +4058,31 @@
         <w:rPr>
           <w:b w:val="0"/>
         </w:rPr>
-        <w:t>Complete the supported workbook tasks before attempting W4 independently. Record any hints or help used. After feedback, use the teacher's fresh retry rather than copying the earlier answer.</w:t>
-      </w:r>
-    </w:p>
-    <w:p>
-      <w:pPr>
-        <w:spacing w:line="336" w:lineRule="auto" w:after="180"/>
-      </w:pPr>
+        <w:t xml:space="preserve">If you are unsure, return to the worked picture and explain one arrow. If you are ready, change an </w:t>
+      </w:r>
+      <w:r>
+        <w:rPr>
+          <w:b/>
+        </w:rPr>
+        <w:t>input</w:t>
+      </w:r>
       <w:r>
         <w:rPr>
           <w:b w:val="0"/>
         </w:rPr>
-        <w:t>For a project, select a relevant new case, predict the outcome from the declared rule and preserve the result alongside any revision.</w:t>
-      </w:r>
-    </w:p>
-    <w:p>
-      <w:pPr>
-        <w:pStyle w:val="Heading3"/>
-      </w:pPr>
-      <w:r>
-        <w:t>Exit: propose one revealing change to the worked scenario. State the expected outcome and the evidence that would make you revise your explanation.</w:t>
-      </w:r>
-    </w:p>
-    <w:p>
-      <w:r>
-        <w:t>________________________________________________________________</w:t>
-      </w:r>
-    </w:p>
-    <w:p>
-      <w:r>
-        <w:t>________________________________________________________________</w:t>
-      </w:r>
-    </w:p>
-    <w:p>
-      <w:r>
-        <w:t>________________________________________________________________</w:t>
-      </w:r>
-    </w:p>
-    <w:p>
-      <w:r>
-        <w:t>________________________________________________________________</w:t>
-      </w:r>
-    </w:p>
-    <w:p>
-      <w:r>
-        <w:t>________________________________________________________________</w:t>
-      </w:r>
-    </w:p>
-    <w:p>
-      <w:pPr>
-        <w:spacing w:line="336" w:lineRule="auto" w:after="180"/>
-      </w:pPr>
+        <w:t xml:space="preserve"> or assumption and justify your </w:t>
+      </w:r>
+      <w:r>
+        <w:rPr>
+          <w:b/>
+        </w:rPr>
+        <w:t>prediction</w:t>
+      </w:r>
       <w:r>
         <w:rPr>
           <w:b w:val="0"/>
         </w:rPr>
-        <w:t>For the worked scenario, propose one additional case that could reveal a failure, describe its expected outcome before running it, and explain what would need to remain fixed for a fair comparison.</w:t>
+        <w:t>.</w:t>
       </w:r>
     </w:p>
     <w:p>
@@ -2676,14 +4093,336 @@
         <w:rPr>
           <w:b w:val="0"/>
         </w:rPr>
-        <w:t>Do not reuse W4 as a new final test after receiving feedback.</w:t>
-      </w:r>
-    </w:p>
+        <w:t xml:space="preserve">Save your workbook </w:t>
+      </w:r>
+      <w:r>
+        <w:rPr>
+          <w:b/>
+        </w:rPr>
+        <w:t>evidence</w:t>
+      </w:r>
+      <w:r>
+        <w:rPr>
+          <w:b w:val="0"/>
+        </w:rPr>
+        <w:t>. At the next review, try a different case before opening your old answer.</w:t>
+      </w:r>
+    </w:p>
+    <w:p>
+      <w:pPr>
+        <w:pStyle w:val="Heading1"/>
+      </w:pPr>
+      <w:r>
+        <w:t>Reference bank and extra practice</w:t>
+      </w:r>
+    </w:p>
+    <w:p>
+      <w:pPr>
+        <w:pStyle w:val="Heading1"/>
+      </w:pPr>
+      <w:r>
+        <w:t>05. Reference · Use research vocabulary precisely</w:t>
+      </w:r>
+    </w:p>
+    <w:p>
+      <w:r>
+        <w:t>Connect each term to the question, comparison, measurement or evidence.</w:t>
+      </w:r>
+    </w:p>
+    <w:p>
+      <w:pPr>
+        <w:pStyle w:val="Heading2"/>
+      </w:pPr>
+      <w:r>
+        <w:t>Vocabulary and your explanation</w:t>
+      </w:r>
+    </w:p>
+    <w:tbl>
+      <w:tblPr>
+        <w:tblStyle w:val="LightShading-Accent1"/>
+        <w:tblW w:type="auto" w:w="0"/>
+        <w:tblLook w:firstColumn="1" w:firstRow="1" w:lastColumn="0" w:lastRow="0" w:noHBand="0" w:noVBand="1" w:val="04A0"/>
+      </w:tblPr>
+      <w:tblGrid>
+        <w:gridCol w:w="5112"/>
+        <w:gridCol w:w="5112"/>
+      </w:tblGrid>
+      <w:tr>
+        <w:trPr>
+          <w:tblHeader/>
+        </w:trPr>
+        <w:tc>
+          <w:tcPr>
+            <w:tcW w:type="dxa" w:w="5112"/>
+          </w:tcPr>
+          <w:p>
+            <w:r>
+              <w:t>Word</w:t>
+            </w:r>
+          </w:p>
+        </w:tc>
+        <w:tc>
+          <w:tcPr>
+            <w:tcW w:type="dxa" w:w="5112"/>
+          </w:tcPr>
+          <w:p>
+            <w:r>
+              <w:t>Meaning</w:t>
+            </w:r>
+          </w:p>
+        </w:tc>
+      </w:tr>
+      <w:tr>
+        <w:tc>
+          <w:tcPr>
+            <w:tcW w:type="dxa" w:w="5112"/>
+          </w:tcPr>
+          <w:p>
+            <w:r>
+              <w:t>Sampling variability</w:t>
+            </w:r>
+          </w:p>
+        </w:tc>
+        <w:tc>
+          <w:tcPr>
+            <w:tcW w:type="dxa" w:w="5112"/>
+          </w:tcPr>
+          <w:p>
+            <w:r>
+              <w:t>Changes in estimates across eligible samples</w:t>
+            </w:r>
+          </w:p>
+        </w:tc>
+      </w:tr>
+      <w:tr>
+        <w:tc>
+          <w:tcPr>
+            <w:tcW w:type="dxa" w:w="5112"/>
+          </w:tcPr>
+          <w:p>
+            <w:r>
+              <w:t>Sampling distribution</w:t>
+            </w:r>
+          </w:p>
+        </w:tc>
+        <w:tc>
+          <w:tcPr>
+            <w:tcW w:type="dxa" w:w="5112"/>
+          </w:tcPr>
+          <w:p>
+            <w:r>
+              <w:t>The distribution of an estimate under a sampling procedure</w:t>
+            </w:r>
+          </w:p>
+        </w:tc>
+      </w:tr>
+      <w:tr>
+        <w:tc>
+          <w:tcPr>
+            <w:tcW w:type="dxa" w:w="5112"/>
+          </w:tcPr>
+          <w:p>
+            <w:r>
+              <w:t>Without replacement</w:t>
+            </w:r>
+          </w:p>
+        </w:tc>
+        <w:tc>
+          <w:tcPr>
+            <w:tcW w:type="dxa" w:w="5112"/>
+          </w:tcPr>
+          <w:p>
+            <w:r>
+              <w:t>Selecting distinct units within a sample</w:t>
+            </w:r>
+          </w:p>
+        </w:tc>
+      </w:tr>
+    </w:tbl>
     <w:p>
       <w:pPr>
         <w:pStyle w:val="Heading3"/>
       </w:pPr>
       <w:r>
+        <w:t>Use two terms to explain a step in this week’s example.</w:t>
+      </w:r>
+    </w:p>
+    <w:p>
+      <w:r>
+        <w:t>________________________________________________________________</w:t>
+      </w:r>
+    </w:p>
+    <w:p>
+      <w:r>
+        <w:t>________________________________________________________________</w:t>
+      </w:r>
+    </w:p>
+    <w:p>
+      <w:r>
+        <w:t>________________________________________________________________</w:t>
+      </w:r>
+    </w:p>
+    <w:p>
+      <w:pPr>
+        <w:pStyle w:val="Heading1"/>
+      </w:pPr>
+      <w:r>
+        <w:t>10. Extra challenge · Explain a stronger case</w:t>
+      </w:r>
+    </w:p>
+    <w:p>
+      <w:r>
+        <w:t>Choose the next challenge after the main route.</w:t>
+      </w:r>
+    </w:p>
+    <w:p>
+      <w:pPr>
+        <w:pStyle w:val="Heading2"/>
+      </w:pPr>
+      <w:r>
+        <w:t>Explain,repair and extend</w:t>
+      </w:r>
+    </w:p>
+    <w:p>
+      <w:pPr>
+        <w:pStyle w:val="Heading3"/>
+      </w:pPr>
+      <w:r>
+        <w:t>Explain → apply → challenge</w:t>
+      </w:r>
+    </w:p>
+    <w:p>
+      <w:pPr>
+        <w:pStyle w:val="ListBullet"/>
+      </w:pPr>
+      <w:r>
+        <w:t>Explain the weekly mechanism in your own words. Use the worked scenario to name its input, decision rule and output.</w:t>
+      </w:r>
+    </w:p>
+    <w:p>
+      <w:pPr>
+        <w:pStyle w:val="ListBullet"/>
+      </w:pPr>
+      <w:r>
+        <w:t>A report omits this qualification: This finite example is not a general normality guarantee or a model of a biased convenience sample. Explain how omitting it could change a reader's interpretation, and write an accurate replacement.</w:t>
+      </w:r>
+    </w:p>
+    <w:p>
+      <w:pPr>
+        <w:pStyle w:val="ListBullet"/>
+      </w:pPr>
+      <w:r>
+        <w:t>For the worked scenario, propose one additional case that could reveal a failure, describe its expected outcome before running it, and explain what would need to remain fixed for a fair comparison. Do not reuse W4 as a new final test after receiving feedback.</w:t>
+      </w:r>
+    </w:p>
+    <w:p>
+      <w:pPr>
+        <w:pStyle w:val="Heading3"/>
+      </w:pPr>
+      <w:r>
+        <w:t>Explain which evidence supports your conclusion and which claim remains unproved.</w:t>
+      </w:r>
+    </w:p>
+    <w:p>
+      <w:r>
+        <w:t>________________________________________________________________</w:t>
+      </w:r>
+    </w:p>
+    <w:p>
+      <w:r>
+        <w:t>________________________________________________________________</w:t>
+      </w:r>
+    </w:p>
+    <w:p>
+      <w:r>
+        <w:t>________________________________________________________________</w:t>
+      </w:r>
+    </w:p>
+    <w:p>
+      <w:r>
+        <w:t>________________________________________________________________</w:t>
+      </w:r>
+    </w:p>
+    <w:p>
+      <w:r>
+        <w:t>________________________________________________________________</w:t>
+      </w:r>
+    </w:p>
+    <w:p>
+      <w:pPr>
+        <w:pStyle w:val="Heading1"/>
+      </w:pPr>
+      <w:r>
+        <w:t>12. Reference · Check the research reasoning and its limits</w:t>
+      </w:r>
+    </w:p>
+    <w:p>
+      <w:r>
+        <w:t>Use after practice; reserve the selected independent case for its first attempt.</w:t>
+      </w:r>
+    </w:p>
+    <w:p>
+      <w:pPr>
+        <w:pStyle w:val="Heading2"/>
+      </w:pPr>
+      <w:r>
+        <w:t>Current explanation and response</w:t>
+      </w:r>
+    </w:p>
+    <w:p>
+      <w:pPr>
+        <w:pStyle w:val="ListBullet"/>
+      </w:pPr>
+      <w:r>
+        <w:t>Complete the supported workbook tasks before attempting W4 independently. Record any hints or help used. After feedback, use the teacher's fresh retry rather than copying the earlier answer. For a project, select a relevant new case, predict the outcome from the declared rule and preserve the result alongside any revision.</w:t>
+      </w:r>
+    </w:p>
+    <w:p>
+      <w:pPr>
+        <w:pStyle w:val="Heading3"/>
+      </w:pPr>
+      <w:r>
+        <w:t>Exit: propose one revealing change to the worked scenario. State the expected outcome and the evidence that would make you revise your explanation.</w:t>
+      </w:r>
+    </w:p>
+    <w:p>
+      <w:r>
+        <w:t>________________________________________________________________</w:t>
+      </w:r>
+    </w:p>
+    <w:p>
+      <w:r>
+        <w:t>________________________________________________________________</w:t>
+      </w:r>
+    </w:p>
+    <w:p>
+      <w:r>
+        <w:t>________________________________________________________________</w:t>
+      </w:r>
+    </w:p>
+    <w:p>
+      <w:r>
+        <w:t>________________________________________________________________</w:t>
+      </w:r>
+    </w:p>
+    <w:p>
+      <w:r>
+        <w:t>________________________________________________________________</w:t>
+      </w:r>
+    </w:p>
+    <w:p>
+      <w:pPr>
+        <w:pStyle w:val="ListBullet"/>
+      </w:pPr>
+      <w:r>
+        <w:t>For the worked scenario, propose one additional case that could reveal a failure, describe its expected outcome before running it, and explain what would need to remain fixed for a fair comparison. Do not reuse W4 as a new final test after receiving feedback.</w:t>
+      </w:r>
+    </w:p>
+    <w:p>
+      <w:pPr>
+        <w:pStyle w:val="Heading3"/>
+      </w:pPr>
+      <w:r>
         <w:t>My limited claim and a useful next check</w:t>
       </w:r>
     </w:p>
@@ -2712,12 +4451,20 @@
         <w:pStyle w:val="Heading1"/>
       </w:pPr>
       <w:r>
-        <w:t>13. Study a complete case</w:t>
-      </w:r>
-    </w:p>
-    <w:p>
-      <w:r>
-        <w:t>Revisit the complete Sampling variability case for supported practice. Repeated examples do not become fresh assessments.</w:t>
+        <w:t>13. Extra practice · Revisit the complete trace</w:t>
+      </w:r>
+    </w:p>
+    <w:p>
+      <w:r>
+        <w:t>Predict before reading the supplied steps.</w:t>
+      </w:r>
+    </w:p>
+    <w:p>
+      <w:pPr>
+        <w:pStyle w:val="Heading2"/>
+      </w:pPr>
+      <w:r>
+        <w:t>Complete trace and evidence</w:t>
       </w:r>
     </w:p>
     <w:p>
@@ -2799,7 +4546,7 @@
           </w:tcPr>
           <w:p>
             <w:r>
-              <w:t>Consider finite population values1, 1, 3, 3 with distinct IDs. Enumerate the six unordered samples of size2 without replacement.</w:t>
+              <w:t>Consider finite population values 1, 1, 3, 3 with distinct IDs. Enumerate the six unordered samples of size 2 without replacement.</w:t>
             </w:r>
           </w:p>
         </w:tc>
@@ -2809,7 +4556,7 @@
           </w:tcPr>
           <w:p>
             <w:r>
-              <w:t>Mean=(1+2+2+2+2+3)/6=2; mean2 occurs4/6=2/3. The population mean is2, while individual samples differ.</w:t>
+              <w:t>Mean = (1+2+2+2+2+3)/6=2; mean 2 occurs 4/6=2/3. The population mean is 2, while individual samples differ.</w:t>
             </w:r>
           </w:p>
         </w:tc>
@@ -2886,206 +4633,20 @@
         <w:pStyle w:val="Heading1"/>
       </w:pPr>
       <w:r>
-        <w:t>14. Try a new case independently</w:t>
-      </w:r>
-    </w:p>
-    <w:p>
-      <w:r>
-        <w:t>Attempt the reserved new case before feedback. Record support; the earlier examples below remain additional practice.</w:t>
-      </w:r>
-    </w:p>
-    <w:p>
-      <w:pPr>
-        <w:pStyle w:val="Heading3"/>
-      </w:pPr>
-      <w:r>
-        <w:t>Independent case: Apply a new case independently</w:t>
-      </w:r>
-    </w:p>
-    <w:p>
-      <w:pPr>
-        <w:spacing w:line="336" w:lineRule="auto" w:after="180"/>
-      </w:pPr>
-      <w:r>
-        <w:rPr>
-          <w:b w:val="0"/>
-        </w:rPr>
-        <w:t>Population values are 0, 0, 4, 4, with four distinct IDs. Choose two IDs uniformly without replacement. Enumerate all six unordered pairs, calculate their sample means and find their average.</w:t>
-      </w:r>
-    </w:p>
-    <w:p>
-      <w:pPr>
-        <w:pStyle w:val="Heading3"/>
-      </w:pPr>
-      <w:r>
-        <w:t>My independent explanation, trace and limits</w:t>
-      </w:r>
-    </w:p>
-    <w:p>
-      <w:r>
-        <w:t>________________________________________________________________</w:t>
-      </w:r>
-    </w:p>
-    <w:p>
-      <w:r>
-        <w:t>________________________________________________________________</w:t>
-      </w:r>
-    </w:p>
-    <w:p>
-      <w:r>
-        <w:t>________________________________________________________________</w:t>
-      </w:r>
-    </w:p>
-    <w:p>
-      <w:r>
-        <w:t>________________________________________________________________</w:t>
-      </w:r>
-    </w:p>
-    <w:p>
-      <w:r>
-        <w:t>________________________________________________________________</w:t>
-      </w:r>
-    </w:p>
-    <w:p>
-      <w:r>
-        <w:t>________________________________________________________________</w:t>
-      </w:r>
-    </w:p>
-    <w:p>
-      <w:r>
-        <w:t>________________________________________________________________</w:t>
-      </w:r>
-    </w:p>
-    <w:p>
-      <w:pPr>
-        <w:spacing w:line="336" w:lineRule="auto" w:after="180"/>
-      </w:pPr>
-      <w:r>
-        <w:rPr>
-          <w:b w:val="0"/>
-        </w:rPr>
-        <w:t>Attempt this case before feedback. Record any help. Earlier examples below are further practice; a case already practised with feedback cannot establish fresh transfer.</w:t>
-      </w:r>
-    </w:p>
-    <w:p>
-      <w:pPr>
-        <w:pStyle w:val="Heading3"/>
-      </w:pPr>
-      <w:r>
-        <w:t>Attempt this without hints</w:t>
-      </w:r>
-    </w:p>
-    <w:p>
-      <w:pPr>
-        <w:spacing w:line="336" w:lineRule="auto" w:after="180"/>
-      </w:pPr>
-      <w:r>
-        <w:rPr>
-          <w:b w:val="0"/>
-        </w:rPr>
-        <w:t>Population values are 0, 0, 4, 4, with four distinct IDs. Choose two IDs uniformly without replacement. Enumerate all six unordered pairs, calculate their sample means and find their average.</w:t>
-      </w:r>
-    </w:p>
-    <w:p>
-      <w:pPr>
-        <w:pStyle w:val="Heading3"/>
-      </w:pPr>
-      <w:r>
-        <w:t>My independent procedure, result and limitation</w:t>
-      </w:r>
-    </w:p>
-    <w:p>
-      <w:r>
-        <w:t>________________________________________________________________</w:t>
-      </w:r>
-    </w:p>
-    <w:p>
-      <w:r>
-        <w:t>________________________________________________________________</w:t>
-      </w:r>
-    </w:p>
-    <w:p>
-      <w:r>
-        <w:t>________________________________________________________________</w:t>
-      </w:r>
-    </w:p>
-    <w:p>
-      <w:r>
-        <w:t>________________________________________________________________</w:t>
-      </w:r>
-    </w:p>
-    <w:p>
-      <w:r>
-        <w:t>________________________________________________________________</w:t>
-      </w:r>
-    </w:p>
-    <w:p>
-      <w:r>
-        <w:t>________________________________________________________________</w:t>
-      </w:r>
-    </w:p>
-    <w:p>
-      <w:r>
-        <w:t>________________________________________________________________</w:t>
-      </w:r>
-    </w:p>
-    <w:p>
-      <w:r>
-        <w:t>________________________________________________________________</w:t>
-      </w:r>
-    </w:p>
-    <w:p>
-      <w:pPr>
-        <w:spacing w:line="336" w:lineRule="auto" w:after="180"/>
-      </w:pPr>
-      <w:r>
-        <w:rPr>
-          <w:b w:val="0"/>
-        </w:rPr>
-        <w:t>Record support used: none, hint or teacher explanation. After feedback, a different case is needed to demonstrate independence.</w:t>
-      </w:r>
-    </w:p>
-    <w:p>
-      <w:pPr>
-        <w:pStyle w:val="Heading3"/>
-      </w:pPr>
-      <w:r>
-        <w:t>Use feedback to improve</w:t>
-      </w:r>
-    </w:p>
-    <w:p>
-      <w:pPr>
-        <w:spacing w:line="336" w:lineRule="auto" w:after="180"/>
-      </w:pPr>
-      <w:r>
-        <w:rPr>
-          <w:b w:val="0"/>
-        </w:rPr>
-        <w:t>Attempt the independent case before hints. Record whether you worked alone, used a hint or followed a model. After feedback, fix the first unsupported step and explain why it changed.</w:t>
-      </w:r>
-    </w:p>
-    <w:p>
-      <w:pPr>
-        <w:spacing w:line="336" w:lineRule="auto" w:after="180"/>
-      </w:pPr>
-      <w:r>
-        <w:rPr>
-          <w:b w:val="0"/>
-        </w:rPr>
-        <w:t>A later check uses a changed case, not a copied answer.</w:t>
-      </w:r>
-    </w:p>
-    <w:p>
-      <w:pPr>
-        <w:pStyle w:val="Heading1"/>
-      </w:pPr>
-      <w:r>
-        <w:t>15. Your lesson route</w:t>
-      </w:r>
-    </w:p>
-    <w:p>
-      <w:r>
-        <w:t>Use this map to navigate Sampling variability, connect the goals to tasks and keep one evidence record for each attempt.</w:t>
+        <w:t>15. Reference · The earlier route checklist</w:t>
+      </w:r>
+    </w:p>
+    <w:p>
+      <w:r>
+        <w:t>Use one main route rather than repeating the lesson.</w:t>
+      </w:r>
+    </w:p>
+    <w:p>
+      <w:pPr>
+        <w:pStyle w:val="Heading2"/>
+      </w:pPr>
+      <w:r>
+        <w:t>Targets,route and first prediction</w:t>
       </w:r>
     </w:p>
     <w:p>
@@ -3264,12 +4825,117 @@
         <w:pStyle w:val="Heading1"/>
       </w:pPr>
       <w:r>
-        <w:t>16. Finish and return</w:t>
-      </w:r>
-    </w:p>
-    <w:p>
-      <w:r>
-        <w:t>Explain Sampling variability without notes, identify a remaining question and plan a later check with a changed case.</w:t>
+        <w:t>17. Extra practice · Predict,check and repair</w:t>
+      </w:r>
+    </w:p>
+    <w:p>
+      <w:r>
+        <w:t>Keep supported feedback separate from the independent case.</w:t>
+      </w:r>
+    </w:p>
+    <w:p>
+      <w:pPr>
+        <w:pStyle w:val="Heading2"/>
+      </w:pPr>
+      <w:r>
+        <w:t>First supported question and optional hint</w:t>
+      </w:r>
+    </w:p>
+    <w:p>
+      <w:pPr>
+        <w:pStyle w:val="ListBullet"/>
+      </w:pPr>
+      <w:r>
+        <w:t>Two small samples can differ. A fixed classifier is scored on two distinct four-case samples from a declared collection.</w:t>
+      </w:r>
+    </w:p>
+    <w:p>
+      <w:pPr>
+        <w:pStyle w:val="Heading3"/>
+      </w:pPr>
+      <w:r>
+        <w:t>Practice 1: explain the deciding evidence</w:t>
+      </w:r>
+    </w:p>
+    <w:p>
+      <w:pPr>
+        <w:pStyle w:val="ListBullet"/>
+      </w:pPr>
+      <w:r>
+        <w:t>Which labelled step matches this detail? Different included cases can change a small-sample rate.</w:t>
+      </w:r>
+    </w:p>
+    <w:p>
+      <w:pPr>
+        <w:pStyle w:val="ListBullet"/>
+      </w:pPr>
+      <w:r>
+        <w:t>1. Consider sampling</w:t>
+      </w:r>
+    </w:p>
+    <w:p>
+      <w:pPr>
+        <w:pStyle w:val="ListBullet"/>
+      </w:pPr>
+      <w:r>
+        <w:t>2. Keep model fixed</w:t>
+      </w:r>
+    </w:p>
+    <w:p>
+      <w:pPr>
+        <w:pStyle w:val="ListBullet"/>
+      </w:pPr>
+      <w:r>
+        <w:t>3. Compute observed rates</w:t>
+      </w:r>
+    </w:p>
+    <w:p>
+      <w:pPr>
+        <w:pStyle w:val="Heading3"/>
+      </w:pPr>
+      <w:r>
+        <w:t>My selected conclusion, deciding fact and explanation</w:t>
+      </w:r>
+    </w:p>
+    <w:p>
+      <w:r>
+        <w:t>________________________________________________________________</w:t>
+      </w:r>
+    </w:p>
+    <w:p>
+      <w:r>
+        <w:t>________________________________________________________________</w:t>
+      </w:r>
+    </w:p>
+    <w:p>
+      <w:r>
+        <w:t>________________________________________________________________</w:t>
+      </w:r>
+    </w:p>
+    <w:p>
+      <w:r>
+        <w:t>________________________________________________________________</w:t>
+      </w:r>
+    </w:p>
+    <w:p>
+      <w:r>
+        <w:t>________________________________________________________________</w:t>
+      </w:r>
+    </w:p>
+    <w:p>
+      <w:pPr>
+        <w:pStyle w:val="ListBullet"/>
+      </w:pPr>
+      <w:r>
+        <w:t>Hint if needed: Read the steps in the pictorial case. Match the supplied detail to the stage that performs or records it.</w:t>
+      </w:r>
+    </w:p>
+    <w:p>
+      <w:pPr>
+        <w:pStyle w:val="Heading2"/>
+      </w:pPr>
+      <w:r>
+        <w:t>Check after the first attempt · reference / check after trying</w:t>
       </w:r>
     </w:p>
     <w:p>
@@ -3280,7 +4946,157 @@
         <w:rPr>
           <w:b w:val="0"/>
         </w:rPr>
-        <w:t xml:space="preserve">Close your notes. Explain this goal in your own words: Explain the </w:t>
+        <w:t xml:space="preserve">After your attempt, compare with the supported explanation: Consider sampling Different included cases can change a small-sample rate. </w:t>
+      </w:r>
+      <w:r>
+        <w:rPr>
+          <w:b/>
+        </w:rPr>
+        <w:t>Sampling variability</w:t>
+      </w:r>
+      <w:r>
+        <w:rPr>
+          <w:b w:val="0"/>
+        </w:rPr>
+        <w:t xml:space="preserve"> means a statistic can vary because different units were observed.</w:t>
+      </w:r>
+    </w:p>
+    <w:p>
+      <w:pPr>
+        <w:spacing w:line="336" w:lineRule="auto" w:after="180"/>
+      </w:pPr>
+      <w:r>
+        <w:rPr>
+          <w:b w:val="0"/>
+        </w:rPr>
+        <w:t>Do not automatically attribute every rate change to a model improvement or deterioration.</w:t>
+      </w:r>
+    </w:p>
+    <w:p>
+      <w:pPr>
+        <w:pStyle w:val="Heading2"/>
+      </w:pPr>
+      <w:r>
+        <w:t>Changed-case question and optional hint</w:t>
+      </w:r>
+    </w:p>
+    <w:p>
+      <w:pPr>
+        <w:pStyle w:val="Heading3"/>
+      </w:pPr>
+      <w:r>
+        <w:t>Practice 2: explain the deciding evidence</w:t>
+      </w:r>
+    </w:p>
+    <w:p>
+      <w:pPr>
+        <w:pStyle w:val="ListBullet"/>
+      </w:pPr>
+      <w:r>
+        <w:t>Changed-case practice: Evaluate the exact same fixed four cases twice with deterministic predictions. Which conclusion is supported by the supplied facts?</w:t>
+      </w:r>
+    </w:p>
+    <w:p>
+      <w:pPr>
+        <w:pStyle w:val="ListBullet"/>
+      </w:pPr>
+      <w:r>
+        <w:t>1. The counts should agree unless some condition, data or scoring changed.</w:t>
+      </w:r>
+    </w:p>
+    <w:p>
+      <w:pPr>
+        <w:pStyle w:val="ListBullet"/>
+      </w:pPr>
+      <w:r>
+        <w:t>2. We can decide the result without examining the changed input or the procedure.</w:t>
+      </w:r>
+    </w:p>
+    <w:p>
+      <w:pPr>
+        <w:pStyle w:val="ListBullet"/>
+      </w:pPr>
+      <w:r>
+        <w:t>3. This one example guarantees correct results for every future input.</w:t>
+      </w:r>
+    </w:p>
+    <w:p>
+      <w:pPr>
+        <w:pStyle w:val="Heading3"/>
+      </w:pPr>
+      <w:r>
+        <w:t>My selected conclusion, deciding fact and explanation</w:t>
+      </w:r>
+    </w:p>
+    <w:p>
+      <w:r>
+        <w:t>________________________________________________________________</w:t>
+      </w:r>
+    </w:p>
+    <w:p>
+      <w:r>
+        <w:t>________________________________________________________________</w:t>
+      </w:r>
+    </w:p>
+    <w:p>
+      <w:r>
+        <w:t>________________________________________________________________</w:t>
+      </w:r>
+    </w:p>
+    <w:p>
+      <w:r>
+        <w:t>________________________________________________________________</w:t>
+      </w:r>
+    </w:p>
+    <w:p>
+      <w:r>
+        <w:t>________________________________________________________________</w:t>
+      </w:r>
+    </w:p>
+    <w:p>
+      <w:pPr>
+        <w:pStyle w:val="ListBullet"/>
+      </w:pPr>
+      <w:r>
+        <w:t>Hint if needed: Use the changed condition and the deciding step in the pictorial trace. The answer must say what follows from those facts.</w:t>
+      </w:r>
+    </w:p>
+    <w:p>
+      <w:pPr>
+        <w:pStyle w:val="Heading2"/>
+      </w:pPr>
+      <w:r>
+        <w:t>Check after the changed attempt · reference / check after trying</w:t>
+      </w:r>
+    </w:p>
+    <w:p>
+      <w:pPr>
+        <w:spacing w:line="336" w:lineRule="auto" w:after="180"/>
+      </w:pPr>
+      <w:r>
+        <w:rPr>
+          <w:b w:val="0"/>
+        </w:rPr>
+        <w:t>After your attempt, compare with the supported explanation: The counts should agree unless some condition, data or scoring changed. The sampling explanation no longer applies when the records are identical.</w:t>
+      </w:r>
+    </w:p>
+    <w:p>
+      <w:pPr>
+        <w:pStyle w:val="Heading2"/>
+      </w:pPr>
+      <w:r>
+        <w:t>Repair and retain the record</w:t>
+      </w:r>
+    </w:p>
+    <w:p>
+      <w:pPr>
+        <w:spacing w:line="336" w:lineRule="auto" w:after="180"/>
+      </w:pPr>
+      <w:r>
+        <w:rPr>
+          <w:b w:val="0"/>
+        </w:rPr>
+        <w:t xml:space="preserve">Review Confounders and controls (ai-7/10). Goal: Explain the </w:t>
       </w:r>
       <w:r>
         <w:rPr>
@@ -3292,57 +5108,109 @@
         <w:rPr>
           <w:b w:val="0"/>
         </w:rPr>
-        <w:t xml:space="preserve"> and terminology of </w:t>
+        <w:t xml:space="preserve"> and terminology of confounders and controls. Short practice: Draw the four condition/background combinations.</w:t>
+      </w:r>
+    </w:p>
+    <w:p>
+      <w:pPr>
+        <w:spacing w:line="336" w:lineRule="auto" w:after="180"/>
+      </w:pPr>
+      <w:r>
+        <w:rPr>
+          <w:b w:val="0"/>
+        </w:rPr>
+        <w:t>Which variables were coupled before, and why would collecting only healthy-white and spotted-blue again leave the confounding unresolved?. Return to this week and explain what you changed.</w:t>
+      </w:r>
+    </w:p>
+    <w:p>
+      <w:pPr>
+        <w:spacing w:line="336" w:lineRule="auto" w:after="180"/>
+      </w:pPr>
+      <w:r>
+        <w:rPr>
+          <w:b w:val="0"/>
+        </w:rPr>
+        <w:t xml:space="preserve">Review Baselines and fair comparisons (ai-7/8). Goal: Explain the </w:t>
       </w:r>
       <w:r>
         <w:rPr>
           <w:b/>
         </w:rPr>
-        <w:t>sampling variability</w:t>
-      </w:r>
-    </w:p>
-    <w:p>
-      <w:pPr>
-        <w:pStyle w:val="Heading3"/>
-      </w:pPr>
-      <w:r>
-        <w:t>My deciding step, evidence and one remaining question</w:t>
-      </w:r>
-    </w:p>
-    <w:p>
-      <w:r>
-        <w:t>________________________________________________________________</w:t>
-      </w:r>
-    </w:p>
-    <w:p>
-      <w:r>
-        <w:t>________________________________________________________________</w:t>
-      </w:r>
-    </w:p>
-    <w:p>
-      <w:r>
-        <w:t>________________________________________________________________</w:t>
-      </w:r>
-    </w:p>
-    <w:p>
-      <w:r>
-        <w:t>________________________________________________________________</w:t>
-      </w:r>
-    </w:p>
-    <w:p>
-      <w:r>
-        <w:t>________________________________________________________________</w:t>
-      </w:r>
-    </w:p>
-    <w:p>
-      <w:pPr>
-        <w:spacing w:line="336" w:lineRule="auto" w:after="180"/>
-      </w:pPr>
+        <w:t>mechanism</w:t>
+      </w:r>
       <w:r>
         <w:rPr>
           <w:b w:val="0"/>
         </w:rPr>
-        <w:t xml:space="preserve">If you are unsure, return to the worked picture and explain one arrow. If you are ready, change an </w:t>
+        <w:t xml:space="preserve"> and terminology of baselines and fair comparisons. Short practice: Calculate 6/8 and 7/8 correctness and name the one-case gain.</w:t>
+      </w:r>
+    </w:p>
+    <w:p>
+      <w:pPr>
+        <w:spacing w:line="336" w:lineRule="auto" w:after="180"/>
+      </w:pPr>
+      <w:r>
+        <w:rPr>
+          <w:b w:val="0"/>
+        </w:rPr>
+        <w:t>Why is giving B the answer key incompatible with an unseen comparison to the simple baseline?. Return to this week and explain what you changed.</w:t>
+      </w:r>
+    </w:p>
+    <w:p>
+      <w:pPr>
+        <w:spacing w:line="336" w:lineRule="auto" w:after="180"/>
+      </w:pPr>
+      <w:r>
+        <w:rPr>
+          <w:b w:val="0"/>
+        </w:rPr>
+        <w:t xml:space="preserve">Review Replication and reproduction (ai-7/5). Goal: Explain the </w:t>
+      </w:r>
+      <w:r>
+        <w:rPr>
+          <w:b/>
+        </w:rPr>
+        <w:t>mechanism</w:t>
+      </w:r>
+      <w:r>
+        <w:rPr>
+          <w:b w:val="0"/>
+        </w:rPr>
+        <w:t xml:space="preserve"> and terminology of replication and reproduction. Short practice: Calculate the scores from the original and new four-record sets.</w:t>
+      </w:r>
+    </w:p>
+    <w:p>
+      <w:pPr>
+        <w:spacing w:line="336" w:lineRule="auto" w:after="180"/>
+      </w:pPr>
+      <w:r>
+        <w:rPr>
+          <w:b w:val="0"/>
+        </w:rPr>
+        <w:t>Which activity reproduces saved analysis, which repeats the protocol, and why does a different rerun of the original data need investigation?. Return to this week and explain what you changed.</w:t>
+      </w:r>
+    </w:p>
+    <w:p>
+      <w:pPr>
+        <w:spacing w:line="336" w:lineRule="auto" w:after="180"/>
+      </w:pPr>
+      <w:r>
+        <w:rPr>
+          <w:b w:val="0"/>
+        </w:rPr>
+        <w:t xml:space="preserve">The browser lab lets you edit the supported Python examples already included in this lesson. Predict first, run, inspect the actual </w:t>
+      </w:r>
+      <w:r>
+        <w:rPr>
+          <w:b/>
+        </w:rPr>
+        <w:t>output</w:t>
+      </w:r>
+      <w:r>
+        <w:rPr>
+          <w:b w:val="0"/>
+        </w:rPr>
+        <w:t xml:space="preserve"> or error, change one </w:t>
       </w:r>
       <w:r>
         <w:rPr>
@@ -3354,7 +5222,18 @@
         <w:rPr>
           <w:b w:val="0"/>
         </w:rPr>
-        <w:t xml:space="preserve"> or assumption and justify your </w:t>
+        <w:t>, then run again.</w:t>
+      </w:r>
+    </w:p>
+    <w:p>
+      <w:pPr>
+        <w:spacing w:line="336" w:lineRule="auto" w:after="180"/>
+      </w:pPr>
+      <w:r>
+        <w:rPr>
+          <w:b w:val="0"/>
+        </w:rPr>
+        <w:t xml:space="preserve">Keep code, </w:t>
       </w:r>
       <w:r>
         <w:rPr>
@@ -3366,7 +5245,7 @@
         <w:rPr>
           <w:b w:val="0"/>
         </w:rPr>
-        <w:t>.</w:t>
+        <w:t>s, actual results and a reasoned revision together. On paper, label your result as a trace rather than an execution.</w:t>
       </w:r>
     </w:p>
     <w:p>
@@ -3377,7 +5256,7 @@
         <w:rPr>
           <w:b w:val="0"/>
         </w:rPr>
-        <w:t xml:space="preserve">Save your workbook </w:t>
+        <w:t xml:space="preserve">Use Download completed work in the hosted lesson to export your answers, reflections, practice feedback and code-run </w:t>
       </w:r>
       <w:r>
         <w:rPr>
@@ -3389,20 +5268,26 @@
         <w:rPr>
           <w:b w:val="0"/>
         </w:rPr>
-        <w:t>. At the next review, try a different case before opening your old answer.</w:t>
-      </w:r>
-    </w:p>
-    <w:p>
-      <w:pPr>
-        <w:pStyle w:val="Heading1"/>
-      </w:pPr>
-      <w:r>
-        <w:t>17. Supported practice, repair and portfolio</w:t>
-      </w:r>
-    </w:p>
-    <w:p>
-      <w:r>
-        <w:t>Attempt supported questions before using hints or feedback. Review a missing building block, then keep the completed work.</w:t>
+        <w:t>. Open the HTML copy to read or print it.</w:t>
+      </w:r>
+    </w:p>
+    <w:p>
+      <w:pPr>
+        <w:spacing w:line="336" w:lineRule="auto" w:after="180"/>
+      </w:pPr>
+      <w:r>
+        <w:rPr>
+          <w:b w:val="0"/>
+        </w:rPr>
+        <w:t>Drafts stay in this browser when storage is available; clear drafts on a shared device.</w:t>
+      </w:r>
+    </w:p>
+    <w:p>
+      <w:pPr>
+        <w:pStyle w:val="Heading2"/>
+      </w:pPr>
+      <w:r>
+        <w:t>Earlier wording, alternatives and picture transcripts · reference / check after trying</w:t>
       </w:r>
     </w:p>
     <w:p>
@@ -3418,68 +5303,10 @@
     </w:p>
     <w:p>
       <w:pPr>
-        <w:spacing w:line="336" w:lineRule="auto" w:after="180"/>
-      </w:pPr>
-      <w:r>
-        <w:rPr>
-          <w:b w:val="0"/>
-        </w:rPr>
-        <w:t>Two small samples can differ. A fixed classifier is scored on two distinct four-case samples from a declared collection.</w:t>
-      </w:r>
-    </w:p>
-    <w:p>
-      <w:pPr>
         <w:pStyle w:val="Heading3"/>
       </w:pPr>
       <w:r>
-        <w:t>Practice 1: explain the deciding evidence</w:t>
-      </w:r>
-    </w:p>
-    <w:p>
-      <w:pPr>
-        <w:spacing w:line="336" w:lineRule="auto" w:after="180"/>
-      </w:pPr>
-      <w:r>
-        <w:rPr>
-          <w:b w:val="0"/>
-        </w:rPr>
-        <w:t>Which labelled step matches this detail? Different included cases can change a small-sample rate.</w:t>
-      </w:r>
-    </w:p>
-    <w:p>
-      <w:pPr>
-        <w:spacing w:line="336" w:lineRule="auto" w:after="180"/>
-        <w:shd w:fill="F4F9FC"/>
-      </w:pPr>
-      <w:r>
-        <w:rPr>
-          <w:b w:val="0"/>
-        </w:rPr>
-        <w:t>1. Consider sampling</w:t>
-      </w:r>
-    </w:p>
-    <w:p>
-      <w:pPr>
-        <w:spacing w:line="336" w:lineRule="auto" w:after="180"/>
-        <w:shd w:fill="F4F9FC"/>
-      </w:pPr>
-      <w:r>
-        <w:rPr>
-          <w:b w:val="0"/>
-        </w:rPr>
-        <w:t>2. Keep model fixed</w:t>
-      </w:r>
-    </w:p>
-    <w:p>
-      <w:pPr>
-        <w:spacing w:line="336" w:lineRule="auto" w:after="180"/>
-        <w:shd w:fill="F4F9FC"/>
-      </w:pPr>
-      <w:r>
-        <w:rPr>
-          <w:b w:val="0"/>
-        </w:rPr>
-        <w:t>3. Compute observed rates</w:t>
+        <w:t>Repair a missing building block</w:t>
       </w:r>
     </w:p>
     <w:p>
@@ -3487,32 +5314,7 @@
         <w:pStyle w:val="Heading3"/>
       </w:pPr>
       <w:r>
-        <w:t>My selected conclusion, deciding fact and explanation</w:t>
-      </w:r>
-    </w:p>
-    <w:p>
-      <w:r>
-        <w:t>________________________________________________________________</w:t>
-      </w:r>
-    </w:p>
-    <w:p>
-      <w:r>
-        <w:t>________________________________________________________________</w:t>
-      </w:r>
-    </w:p>
-    <w:p>
-      <w:r>
-        <w:t>________________________________________________________________</w:t>
-      </w:r>
-    </w:p>
-    <w:p>
-      <w:r>
-        <w:t>________________________________________________________________</w:t>
-      </w:r>
-    </w:p>
-    <w:p>
-      <w:r>
-        <w:t>________________________________________________________________</w:t>
+        <w:t>Predict, run and debug</w:t>
       </w:r>
     </w:p>
     <w:p>
@@ -3520,472 +5322,25 @@
         <w:pStyle w:val="Heading3"/>
       </w:pPr>
       <w:r>
-        <w:t>Hint · try first</w:t>
-      </w:r>
-    </w:p>
-    <w:p>
-      <w:pPr>
-        <w:spacing w:line="336" w:lineRule="auto" w:after="180"/>
-        <w:shd w:fill="F1F6F8"/>
-      </w:pPr>
-      <w:r>
-        <w:rPr>
-          <w:b w:val="0"/>
-        </w:rPr>
-        <w:t>Hint if needed: Read the steps in the pictorial case. Match the supplied detail to the stage that performs or records it.</w:t>
-      </w:r>
-    </w:p>
-    <w:p>
-      <w:pPr>
-        <w:pStyle w:val="Heading3"/>
-      </w:pPr>
-      <w:r>
-        <w:t>Feedback · compare after trying</w:t>
-      </w:r>
-    </w:p>
-    <w:p>
-      <w:pPr>
-        <w:spacing w:line="336" w:lineRule="auto" w:after="180"/>
-        <w:shd w:fill="F1F6FC"/>
-      </w:pPr>
-      <w:r>
-        <w:rPr>
-          <w:b w:val="0"/>
-        </w:rPr>
-        <w:t xml:space="preserve">After your attempt, compare with the supported explanation: Consider sampling Different included cases can change a small-sample rate. </w:t>
-      </w:r>
-      <w:r>
-        <w:rPr>
-          <w:b/>
-        </w:rPr>
-        <w:t>Sampling variability</w:t>
-      </w:r>
-      <w:r>
-        <w:rPr>
-          <w:b w:val="0"/>
-        </w:rPr>
-        <w:t xml:space="preserve"> means a statistic can vary because different units were observed.</w:t>
-      </w:r>
-    </w:p>
-    <w:p>
-      <w:pPr>
-        <w:spacing w:line="336" w:lineRule="auto" w:after="180"/>
-        <w:shd w:fill="F1F6FC"/>
-      </w:pPr>
-      <w:r>
-        <w:rPr>
-          <w:b w:val="0"/>
-        </w:rPr>
-        <w:t>Do not automatically attribute every rate change to a model improvement or deterioration.</w:t>
-      </w:r>
-    </w:p>
-    <w:p>
-      <w:pPr>
-        <w:pStyle w:val="Heading3"/>
-      </w:pPr>
-      <w:r>
-        <w:t>Practice 2: explain the deciding evidence</w:t>
-      </w:r>
-    </w:p>
-    <w:p>
-      <w:pPr>
-        <w:pStyle w:val="Heading3"/>
-      </w:pPr>
-      <w:r>
-        <w:t>Changed case · predict first</w:t>
-      </w:r>
-    </w:p>
-    <w:p>
-      <w:pPr>
-        <w:spacing w:line="336" w:lineRule="auto" w:after="180"/>
-        <w:shd w:fill="F5F1FB"/>
-      </w:pPr>
-      <w:r>
-        <w:rPr>
-          <w:b w:val="0"/>
-        </w:rPr>
-        <w:t xml:space="preserve">Changed-case practice: Evaluate the exact same fixed four cases twice with deterministic </w:t>
-      </w:r>
-      <w:r>
-        <w:rPr>
-          <w:b/>
-        </w:rPr>
-        <w:t>prediction</w:t>
-      </w:r>
-      <w:r>
-        <w:rPr>
-          <w:b w:val="0"/>
-        </w:rPr>
-        <w:t>s. Which conclusion is supported by the supplied facts?</w:t>
-      </w:r>
-    </w:p>
-    <w:p>
-      <w:pPr>
-        <w:spacing w:line="336" w:lineRule="auto" w:after="180"/>
-        <w:shd w:fill="F4F9FC"/>
-      </w:pPr>
-      <w:r>
-        <w:rPr>
-          <w:b w:val="0"/>
-        </w:rPr>
-        <w:t>1. The counts should agree unless some condition, data or scoring changed.</w:t>
-      </w:r>
-    </w:p>
-    <w:p>
-      <w:pPr>
-        <w:spacing w:line="336" w:lineRule="auto" w:after="180"/>
-        <w:shd w:fill="F4F9FC"/>
-      </w:pPr>
-      <w:r>
-        <w:rPr>
-          <w:b w:val="0"/>
-        </w:rPr>
-        <w:t xml:space="preserve">2. We can decide the result without examining the changed </w:t>
-      </w:r>
-      <w:r>
-        <w:rPr>
-          <w:b/>
-        </w:rPr>
-        <w:t>input</w:t>
-      </w:r>
-      <w:r>
-        <w:rPr>
-          <w:b w:val="0"/>
-        </w:rPr>
-        <w:t xml:space="preserve"> or the procedure.</w:t>
-      </w:r>
-    </w:p>
-    <w:p>
-      <w:pPr>
-        <w:spacing w:line="336" w:lineRule="auto" w:after="180"/>
-        <w:shd w:fill="F4F9FC"/>
-      </w:pPr>
-      <w:r>
-        <w:rPr>
-          <w:b w:val="0"/>
-        </w:rPr>
-        <w:t xml:space="preserve">3. This one example guarantees correct results for every future </w:t>
-      </w:r>
-      <w:r>
-        <w:rPr>
-          <w:b/>
-        </w:rPr>
-        <w:t>input</w:t>
-      </w:r>
-      <w:r>
-        <w:rPr>
-          <w:b w:val="0"/>
-        </w:rPr>
-        <w:t>.</w:t>
-      </w:r>
-    </w:p>
-    <w:p>
-      <w:pPr>
-        <w:pStyle w:val="Heading3"/>
-      </w:pPr>
-      <w:r>
-        <w:t>My selected conclusion, deciding fact and explanation</w:t>
-      </w:r>
-    </w:p>
-    <w:p>
-      <w:r>
-        <w:t>________________________________________________________________</w:t>
-      </w:r>
-    </w:p>
-    <w:p>
-      <w:r>
-        <w:t>________________________________________________________________</w:t>
-      </w:r>
-    </w:p>
-    <w:p>
-      <w:r>
-        <w:t>________________________________________________________________</w:t>
-      </w:r>
-    </w:p>
-    <w:p>
-      <w:r>
-        <w:t>________________________________________________________________</w:t>
-      </w:r>
-    </w:p>
-    <w:p>
-      <w:r>
-        <w:t>________________________________________________________________</w:t>
-      </w:r>
-    </w:p>
-    <w:p>
-      <w:pPr>
-        <w:pStyle w:val="Heading3"/>
-      </w:pPr>
-      <w:r>
-        <w:t>Hint · try first</w:t>
-      </w:r>
-    </w:p>
-    <w:p>
-      <w:pPr>
-        <w:spacing w:line="336" w:lineRule="auto" w:after="180"/>
-        <w:shd w:fill="F1F6F8"/>
-      </w:pPr>
-      <w:r>
-        <w:rPr>
-          <w:b w:val="0"/>
-        </w:rPr>
-        <w:t>Hint if needed: Use the changed condition and the deciding step in the pictorial trace. The answer must say what follows from those facts.</w:t>
-      </w:r>
-    </w:p>
-    <w:p>
-      <w:pPr>
-        <w:pStyle w:val="Heading3"/>
-      </w:pPr>
-      <w:r>
-        <w:t>Feedback · compare after trying</w:t>
-      </w:r>
-    </w:p>
-    <w:p>
-      <w:pPr>
-        <w:spacing w:line="336" w:lineRule="auto" w:after="180"/>
-        <w:shd w:fill="F1F6FC"/>
-      </w:pPr>
-      <w:r>
-        <w:rPr>
-          <w:b w:val="0"/>
-        </w:rPr>
-        <w:t>After your attempt, compare with the supported explanation: The counts should agree unless some condition, data or scoring changed. The sampling explanation no longer applies when the records are identical.</w:t>
-      </w:r>
-    </w:p>
-    <w:p>
-      <w:pPr>
-        <w:pStyle w:val="Heading3"/>
-      </w:pPr>
-      <w:r>
-        <w:t>Repair a missing building block</w:t>
-      </w:r>
-    </w:p>
-    <w:p>
-      <w:pPr>
-        <w:spacing w:line="336" w:lineRule="auto" w:after="180"/>
-      </w:pPr>
-      <w:r>
-        <w:rPr>
-          <w:b w:val="0"/>
-        </w:rPr>
-        <w:t xml:space="preserve">Review Confounders and controls (ai-7/10). Goal: Explain the </w:t>
-      </w:r>
-      <w:r>
-        <w:rPr>
-          <w:b/>
-        </w:rPr>
-        <w:t>mechanism</w:t>
-      </w:r>
-      <w:r>
-        <w:rPr>
-          <w:b w:val="0"/>
-        </w:rPr>
-        <w:t xml:space="preserve"> and terminology of confounders and controls. Short practice: Draw the four condition/background combinations.</w:t>
-      </w:r>
-    </w:p>
-    <w:p>
-      <w:pPr>
-        <w:spacing w:line="336" w:lineRule="auto" w:after="180"/>
-      </w:pPr>
-      <w:r>
-        <w:rPr>
-          <w:b w:val="0"/>
-        </w:rPr>
-        <w:t>Which variables were coupled before, and why would collecting only healthy-white and spotted-blue again leave the confounding unresolved?. Return to this week and explain what you changed.</w:t>
-      </w:r>
-    </w:p>
-    <w:p>
-      <w:pPr>
-        <w:spacing w:line="336" w:lineRule="auto" w:after="180"/>
-      </w:pPr>
-      <w:r>
-        <w:rPr>
-          <w:b w:val="0"/>
-        </w:rPr>
-        <w:t xml:space="preserve">Review Baselines and fair comparisons (ai-7/8). Goal: Explain the </w:t>
-      </w:r>
-      <w:r>
-        <w:rPr>
-          <w:b/>
-        </w:rPr>
-        <w:t>mechanism</w:t>
-      </w:r>
-      <w:r>
-        <w:rPr>
-          <w:b w:val="0"/>
-        </w:rPr>
-        <w:t xml:space="preserve"> and terminology of baselines and fair comparisons. Short practice: Calculate 6/8 and 7/8 correctness and name the one-case gain.</w:t>
-      </w:r>
-    </w:p>
-    <w:p>
-      <w:pPr>
-        <w:spacing w:line="336" w:lineRule="auto" w:after="180"/>
-      </w:pPr>
-      <w:r>
-        <w:rPr>
-          <w:b w:val="0"/>
-        </w:rPr>
-        <w:t>Why is giving B the answer key incompatible with an unseen comparison to the simple baseline?. Return to this week and explain what you changed.</w:t>
-      </w:r>
-    </w:p>
-    <w:p>
-      <w:pPr>
-        <w:spacing w:line="336" w:lineRule="auto" w:after="180"/>
-      </w:pPr>
-      <w:r>
-        <w:rPr>
-          <w:b w:val="0"/>
-        </w:rPr>
-        <w:t xml:space="preserve">Review Replication and reproduction (ai-7/5). Goal: Explain the </w:t>
-      </w:r>
-      <w:r>
-        <w:rPr>
-          <w:b/>
-        </w:rPr>
-        <w:t>mechanism</w:t>
-      </w:r>
-      <w:r>
-        <w:rPr>
-          <w:b w:val="0"/>
-        </w:rPr>
-        <w:t xml:space="preserve"> and terminology of replication and reproduction. Short practice: Calculate the scores from the original and new four-record sets.</w:t>
-      </w:r>
-    </w:p>
-    <w:p>
-      <w:pPr>
-        <w:spacing w:line="336" w:lineRule="auto" w:after="180"/>
-      </w:pPr>
-      <w:r>
-        <w:rPr>
-          <w:b w:val="0"/>
-        </w:rPr>
-        <w:t>Which activity reproduces saved analysis, which repeats the protocol, and why does a different rerun of the original data need investigation?. Return to this week and explain what you changed.</w:t>
-      </w:r>
-    </w:p>
-    <w:p>
-      <w:pPr>
-        <w:pStyle w:val="Heading3"/>
-      </w:pPr>
-      <w:r>
-        <w:t>Predict, run and debug</w:t>
-      </w:r>
-    </w:p>
-    <w:p>
-      <w:pPr>
-        <w:spacing w:line="336" w:lineRule="auto" w:after="180"/>
-      </w:pPr>
-      <w:r>
-        <w:rPr>
-          <w:b w:val="0"/>
-        </w:rPr>
-        <w:t xml:space="preserve">The browser lab lets you edit the supported Python examples already included in this lesson. Predict first, run, inspect the actual </w:t>
-      </w:r>
-      <w:r>
-        <w:rPr>
-          <w:b/>
-        </w:rPr>
-        <w:t>output</w:t>
-      </w:r>
-      <w:r>
-        <w:rPr>
-          <w:b w:val="0"/>
-        </w:rPr>
-        <w:t xml:space="preserve"> or error, change one </w:t>
-      </w:r>
-      <w:r>
-        <w:rPr>
-          <w:b/>
-        </w:rPr>
-        <w:t>input</w:t>
-      </w:r>
-      <w:r>
-        <w:rPr>
-          <w:b w:val="0"/>
-        </w:rPr>
-        <w:t>, then run again.</w:t>
-      </w:r>
-    </w:p>
-    <w:p>
-      <w:pPr>
-        <w:spacing w:line="336" w:lineRule="auto" w:after="180"/>
-      </w:pPr>
-      <w:r>
-        <w:rPr>
-          <w:b w:val="0"/>
-        </w:rPr>
-        <w:t xml:space="preserve">Keep code, </w:t>
-      </w:r>
-      <w:r>
-        <w:rPr>
-          <w:b/>
-        </w:rPr>
-        <w:t>prediction</w:t>
-      </w:r>
-      <w:r>
-        <w:rPr>
-          <w:b w:val="0"/>
-        </w:rPr>
-        <w:t>s, actual results and a reasoned revision together. On paper, label your result as a trace rather than an execution.</w:t>
-      </w:r>
-    </w:p>
-    <w:p>
-      <w:pPr>
-        <w:pStyle w:val="Heading3"/>
-      </w:pPr>
-      <w:r>
         <w:t>Keep your completed work</w:t>
       </w:r>
     </w:p>
     <w:p>
       <w:pPr>
-        <w:spacing w:line="336" w:lineRule="auto" w:after="180"/>
-      </w:pPr>
-      <w:r>
-        <w:rPr>
-          <w:b w:val="0"/>
-        </w:rPr>
-        <w:t xml:space="preserve">Use Download completed work in the hosted lesson to export your answers, reflections, practice feedback and code-run </w:t>
-      </w:r>
-      <w:r>
-        <w:rPr>
-          <w:b/>
-        </w:rPr>
-        <w:t>evidence</w:t>
-      </w:r>
-      <w:r>
-        <w:rPr>
-          <w:b w:val="0"/>
-        </w:rPr>
-        <w:t>. Open the HTML copy to read or print it.</w:t>
-      </w:r>
-    </w:p>
-    <w:p>
-      <w:pPr>
-        <w:spacing w:line="336" w:lineRule="auto" w:after="180"/>
-      </w:pPr>
-      <w:r>
-        <w:rPr>
-          <w:b w:val="0"/>
-        </w:rPr>
-        <w:t>Drafts stay in this browser when storage is available; clear drafts on a shared device.</w:t>
-      </w:r>
-    </w:p>
-    <w:p>
-      <w:pPr>
         <w:pStyle w:val="Heading1"/>
       </w:pPr>
       <w:r>
-        <w:t>18. Visual concept journey</w:t>
-      </w:r>
-    </w:p>
-    <w:p>
-      <w:r>
-        <w:t>Explain each Sampling variability graphic using its labels, deciding evidence and relevant limitation.</w:t>
-      </w:r>
-    </w:p>
-    <w:p>
-      <w:pPr>
-        <w:pStyle w:val="Heading3"/>
+        <w:t>18. Reference · Six-picture concept journey</w:t>
+      </w:r>
+    </w:p>
+    <w:p>
+      <w:r>
+        <w:t>Choose the picture that supports the current explanation.</w:t>
+      </w:r>
+    </w:p>
+    <w:p>
+      <w:pPr>
+        <w:pStyle w:val="Heading2"/>
       </w:pPr>
       <w:r>
         <w:t>01. Sampling variability: the case</w:t>
@@ -3996,7 +5351,7 @@
         <w:drawing>
           <wp:inline xmlns:a="http://schemas.openxmlformats.org/drawingml/2006/main" xmlns:pic="http://schemas.openxmlformats.org/drawingml/2006/picture">
             <wp:extent cx="5486400" cy="2834640"/>
-            <wp:docPr id="3" name="Picture 3" descr="Two small samples can differ. A fixed classifier is scored on two distinct four-case samples from a declared collection. Supplied facts: Sample A has 3 correct of 4; sample B has 2 correct of 4. The model and rubric are unchanged."/>
+            <wp:docPr id="6" name="Picture 6" descr="Two small samples can differ. A fixed classifier is scored on two distinct four-case samples from a declared collection. Supplied facts: Sample A has 3 correct of 4; sample B has 2 correct of 4. The model and rubric are unchanged."/>
             <wp:cNvGraphicFramePr>
               <a:graphicFrameLocks noChangeAspect="1"/>
             </wp:cNvGraphicFramePr>
@@ -4008,7 +5363,7 @@
                     <pic:cNvPicPr/>
                   </pic:nvPicPr>
                   <pic:blipFill>
-                    <a:blip r:embed="rId11"/>
+                    <a:blip r:embed="rId14"/>
                     <a:stretch>
                       <a:fillRect/>
                     </a:stretch>
@@ -4052,7 +5407,6 @@
     <w:p>
       <w:pPr>
         <w:spacing w:line="336" w:lineRule="auto" w:after="180"/>
-        <w:shd w:fill="F5F1FB"/>
       </w:pPr>
       <w:r>
         <w:rPr>
@@ -4063,7 +5417,7 @@
     </w:p>
     <w:p>
       <w:pPr>
-        <w:pStyle w:val="Heading3"/>
+        <w:pStyle w:val="Heading2"/>
       </w:pPr>
       <w:r>
         <w:t>02. Follow the deciding steps</w:t>
@@ -4074,7 +5428,7 @@
         <w:drawing>
           <wp:inline xmlns:a="http://schemas.openxmlformats.org/drawingml/2006/main" xmlns:pic="http://schemas.openxmlformats.org/drawingml/2006/picture">
             <wp:extent cx="5486400" cy="3182112"/>
-            <wp:docPr id="4" name="Picture 4" descr="Keep model fixed: No training or threshold change occurs between samples. → Compute observed rates: A is 75%; B is 50%, differing by 25 percentage points. → Consider sampling: Different included cases can change a small-sample rate."/>
+            <wp:docPr id="7" name="Picture 7" descr="Keep model fixed: No training or threshold change occurs between samples. → Compute observed rates: A is 75%; B is 50%, differing by 25 percentage points. → Consider sampling: Different included cases can change a small-sample rate."/>
             <wp:cNvGraphicFramePr>
               <a:graphicFrameLocks noChangeAspect="1"/>
             </wp:cNvGraphicFramePr>
@@ -4086,7 +5440,7 @@
                     <pic:cNvPicPr/>
                   </pic:nvPicPr>
                   <pic:blipFill>
-                    <a:blip r:embed="rId12"/>
+                    <a:blip r:embed="rId10"/>
                     <a:stretch>
                       <a:fillRect/>
                     </a:stretch>
@@ -4131,7 +5485,6 @@
     <w:p>
       <w:pPr>
         <w:spacing w:line="336" w:lineRule="auto" w:after="180"/>
-        <w:shd w:fill="F5F1FB"/>
       </w:pPr>
       <w:r>
         <w:rPr>
@@ -4154,7 +5507,7 @@
     </w:p>
     <w:p>
       <w:pPr>
-        <w:pStyle w:val="Heading3"/>
+        <w:pStyle w:val="Heading2"/>
       </w:pPr>
       <w:r>
         <w:t>03. Two distinct samples, fixed model</w:t>
@@ -4165,7 +5518,7 @@
         <w:drawing>
           <wp:inline xmlns:a="http://schemas.openxmlformats.org/drawingml/2006/main" xmlns:pic="http://schemas.openxmlformats.org/drawingml/2006/picture">
             <wp:extent cx="5486400" cy="2834640"/>
-            <wp:docPr id="5" name="Picture 5" descr="Two distinct samples, fixed model. Units: correct cases out of 4 in each sample. Sample A: 3. Sample B: 2."/>
+            <wp:docPr id="8" name="Picture 8" descr="Two distinct samples, fixed model. Units: correct cases out of 4 in each sample. Sample A: 3. Sample B: 2."/>
             <wp:cNvGraphicFramePr>
               <a:graphicFrameLocks noChangeAspect="1"/>
             </wp:cNvGraphicFramePr>
@@ -4174,163 +5527,6 @@
                 <pic:pic>
                   <pic:nvPicPr>
                     <pic:cNvPr id="0" name="academy-story-ai-7-11-03.png"/>
-                    <pic:cNvPicPr/>
-                  </pic:nvPicPr>
-                  <pic:blipFill>
-                    <a:blip r:embed="rId13"/>
-                    <a:stretch>
-                      <a:fillRect/>
-                    </a:stretch>
-                  </pic:blipFill>
-                  <pic:spPr>
-                    <a:xfrm>
-                      <a:off x="0" y="0"/>
-                      <a:ext cx="5486400" cy="2834640"/>
-                    </a:xfrm>
-                    <a:prstGeom prst="rect"/>
-                  </pic:spPr>
-                </pic:pic>
-              </a:graphicData>
-            </a:graphic>
-          </wp:inline>
-        </w:drawing>
-      </w:r>
-    </w:p>
-    <w:p>
-      <w:pPr>
-        <w:spacing w:line="336" w:lineRule="auto" w:after="180"/>
-      </w:pPr>
-      <w:r>
-        <w:rPr>
-          <w:b w:val="0"/>
-        </w:rPr>
-        <w:t>Two distinct samples, fixed model. Units: correct cases out of 4 in each sample. Sample A: 3. Sample B: 2.</w:t>
-      </w:r>
-    </w:p>
-    <w:p>
-      <w:pPr>
-        <w:spacing w:line="336" w:lineRule="auto" w:after="180"/>
-        <w:shd w:fill="F5F1FB"/>
-      </w:pPr>
-      <w:r>
-        <w:rPr>
-          <w:b w:val="0"/>
-        </w:rPr>
-        <w:t>Read the labels and values. Explain the relationship the model shows.</w:t>
-      </w:r>
-    </w:p>
-    <w:p>
-      <w:pPr>
-        <w:pStyle w:val="Heading3"/>
-      </w:pPr>
-      <w:r>
-        <w:t>04. Change one thing. Trace what follows.</w:t>
-      </w:r>
-    </w:p>
-    <w:p>
-      <w:r>
-        <w:drawing>
-          <wp:inline xmlns:a="http://schemas.openxmlformats.org/drawingml/2006/main" xmlns:pic="http://schemas.openxmlformats.org/drawingml/2006/picture">
-            <wp:extent cx="5486400" cy="3026664"/>
-            <wp:docPr id="6" name="Picture 6" descr="Original case: Different included cases can change a small-sample rate. Changed condition: Evaluate the exact same fixed four cases twice with deterministic predictions. Expected result: The counts should agree unless some condition, data or scoring changed. Reason: The sampling explanation no longer applies when the records are identical."/>
-            <wp:cNvGraphicFramePr>
-              <a:graphicFrameLocks noChangeAspect="1"/>
-            </wp:cNvGraphicFramePr>
-            <a:graphic>
-              <a:graphicData uri="http://schemas.openxmlformats.org/drawingml/2006/picture">
-                <pic:pic>
-                  <pic:nvPicPr>
-                    <pic:cNvPr id="0" name="academy-story-ai-7-11-04.png"/>
-                    <pic:cNvPicPr/>
-                  </pic:nvPicPr>
-                  <pic:blipFill>
-                    <a:blip r:embed="rId14"/>
-                    <a:stretch>
-                      <a:fillRect/>
-                    </a:stretch>
-                  </pic:blipFill>
-                  <pic:spPr>
-                    <a:xfrm>
-                      <a:off x="0" y="0"/>
-                      <a:ext cx="5486400" cy="3026664"/>
-                    </a:xfrm>
-                    <a:prstGeom prst="rect"/>
-                  </pic:spPr>
-                </pic:pic>
-              </a:graphicData>
-            </a:graphic>
-          </wp:inline>
-        </w:drawing>
-      </w:r>
-    </w:p>
-    <w:p>
-      <w:pPr>
-        <w:spacing w:line="336" w:lineRule="auto" w:after="180"/>
-      </w:pPr>
-      <w:r>
-        <w:rPr>
-          <w:b w:val="0"/>
-        </w:rPr>
-        <w:t xml:space="preserve">Original case: Different included cases can change a small-sample rate. Changed condition: Evaluate the exact same fixed four cases twice with deterministic </w:t>
-      </w:r>
-      <w:r>
-        <w:rPr>
-          <w:b/>
-        </w:rPr>
-        <w:t>prediction</w:t>
-      </w:r>
-      <w:r>
-        <w:rPr>
-          <w:b w:val="0"/>
-        </w:rPr>
-        <w:t>s.</w:t>
-      </w:r>
-    </w:p>
-    <w:p>
-      <w:pPr>
-        <w:spacing w:line="336" w:lineRule="auto" w:after="180"/>
-      </w:pPr>
-      <w:r>
-        <w:rPr>
-          <w:b w:val="0"/>
-        </w:rPr>
-        <w:t>Expected result: The counts should agree unless some condition, data or scoring changed. Reason: The sampling explanation no longer applies when the records are identical.</w:t>
-      </w:r>
-    </w:p>
-    <w:p>
-      <w:pPr>
-        <w:spacing w:line="336" w:lineRule="auto" w:after="180"/>
-        <w:shd w:fill="F5F1FB"/>
-      </w:pPr>
-      <w:r>
-        <w:rPr>
-          <w:b w:val="0"/>
-        </w:rPr>
-        <w:t>Predict before checking the worked changed-case result. Name what changed and what the supplied facts allow you to conclude.</w:t>
-      </w:r>
-    </w:p>
-    <w:p>
-      <w:pPr>
-        <w:pStyle w:val="Heading3"/>
-      </w:pPr>
-      <w:r>
-        <w:t>05. Connect the explanation to its limit</w:t>
-      </w:r>
-    </w:p>
-    <w:p>
-      <w:r>
-        <w:drawing>
-          <wp:inline xmlns:a="http://schemas.openxmlformats.org/drawingml/2006/main" xmlns:pic="http://schemas.openxmlformats.org/drawingml/2006/picture">
-            <wp:extent cx="5486400" cy="2834640"/>
-            <wp:docPr id="7" name="Picture 7" descr="Sampling variability means a statistic can vary because different units were observed. Do not automatically attribute every rate change to a model improvement or deterioration. Limit: These two samples do not supply a probability model or confidence interval; none is invented."/>
-            <wp:cNvGraphicFramePr>
-              <a:graphicFrameLocks noChangeAspect="1"/>
-            </wp:cNvGraphicFramePr>
-            <a:graphic>
-              <a:graphicData uri="http://schemas.openxmlformats.org/drawingml/2006/picture">
-                <pic:pic>
-                  <pic:nvPicPr>
-                    <pic:cNvPr id="0" name="academy-story-ai-7-11-05.png"/>
                     <pic:cNvPicPr/>
                   </pic:nvPicPr>
                   <pic:blipFill>
@@ -4359,6 +5555,161 @@
       </w:pPr>
       <w:r>
         <w:rPr>
+          <w:b w:val="0"/>
+        </w:rPr>
+        <w:t>Two distinct samples, fixed model. Units: correct cases out of 4 in each sample. Sample A: 3. Sample B: 2.</w:t>
+      </w:r>
+    </w:p>
+    <w:p>
+      <w:pPr>
+        <w:spacing w:line="336" w:lineRule="auto" w:after="180"/>
+      </w:pPr>
+      <w:r>
+        <w:rPr>
+          <w:b w:val="0"/>
+        </w:rPr>
+        <w:t>Read the labels and values. Explain the relationship the model shows.</w:t>
+      </w:r>
+    </w:p>
+    <w:p>
+      <w:pPr>
+        <w:pStyle w:val="Heading2"/>
+      </w:pPr>
+      <w:r>
+        <w:t>04. Change one thing. Trace what follows.</w:t>
+      </w:r>
+    </w:p>
+    <w:p>
+      <w:r>
+        <w:drawing>
+          <wp:inline xmlns:a="http://schemas.openxmlformats.org/drawingml/2006/main" xmlns:pic="http://schemas.openxmlformats.org/drawingml/2006/picture">
+            <wp:extent cx="5486400" cy="3026664"/>
+            <wp:docPr id="9" name="Picture 9" descr="Original case: Different included cases can change a small-sample rate. Changed condition: Evaluate the exact same fixed four cases twice with deterministic predictions. Expected result: The counts should agree unless some condition, data or scoring changed. Reason: The sampling explanation no longer applies when the records are identical."/>
+            <wp:cNvGraphicFramePr>
+              <a:graphicFrameLocks noChangeAspect="1"/>
+            </wp:cNvGraphicFramePr>
+            <a:graphic>
+              <a:graphicData uri="http://schemas.openxmlformats.org/drawingml/2006/picture">
+                <pic:pic>
+                  <pic:nvPicPr>
+                    <pic:cNvPr id="0" name="academy-story-ai-7-11-04.png"/>
+                    <pic:cNvPicPr/>
+                  </pic:nvPicPr>
+                  <pic:blipFill>
+                    <a:blip r:embed="rId11"/>
+                    <a:stretch>
+                      <a:fillRect/>
+                    </a:stretch>
+                  </pic:blipFill>
+                  <pic:spPr>
+                    <a:xfrm>
+                      <a:off x="0" y="0"/>
+                      <a:ext cx="5486400" cy="3026664"/>
+                    </a:xfrm>
+                    <a:prstGeom prst="rect"/>
+                  </pic:spPr>
+                </pic:pic>
+              </a:graphicData>
+            </a:graphic>
+          </wp:inline>
+        </w:drawing>
+      </w:r>
+    </w:p>
+    <w:p>
+      <w:pPr>
+        <w:spacing w:line="336" w:lineRule="auto" w:after="180"/>
+      </w:pPr>
+      <w:r>
+        <w:rPr>
+          <w:b w:val="0"/>
+        </w:rPr>
+        <w:t xml:space="preserve">Original case: Different included cases can change a small-sample rate. Changed condition: Evaluate the exact same fixed four cases twice with deterministic </w:t>
+      </w:r>
+      <w:r>
+        <w:rPr>
+          <w:b/>
+        </w:rPr>
+        <w:t>prediction</w:t>
+      </w:r>
+      <w:r>
+        <w:rPr>
+          <w:b w:val="0"/>
+        </w:rPr>
+        <w:t>s.</w:t>
+      </w:r>
+    </w:p>
+    <w:p>
+      <w:pPr>
+        <w:spacing w:line="336" w:lineRule="auto" w:after="180"/>
+      </w:pPr>
+      <w:r>
+        <w:rPr>
+          <w:b w:val="0"/>
+        </w:rPr>
+        <w:t>Expected result: The counts should agree unless some condition, data or scoring changed. Reason: The sampling explanation no longer applies when the records are identical.</w:t>
+      </w:r>
+    </w:p>
+    <w:p>
+      <w:pPr>
+        <w:spacing w:line="336" w:lineRule="auto" w:after="180"/>
+      </w:pPr>
+      <w:r>
+        <w:rPr>
+          <w:b w:val="0"/>
+        </w:rPr>
+        <w:t>Predict before checking the worked changed-case result. Name what changed and what the supplied facts allow you to conclude.</w:t>
+      </w:r>
+    </w:p>
+    <w:p>
+      <w:pPr>
+        <w:pStyle w:val="Heading2"/>
+      </w:pPr>
+      <w:r>
+        <w:t>05. Connect the explanation to its limit</w:t>
+      </w:r>
+    </w:p>
+    <w:p>
+      <w:r>
+        <w:drawing>
+          <wp:inline xmlns:a="http://schemas.openxmlformats.org/drawingml/2006/main" xmlns:pic="http://schemas.openxmlformats.org/drawingml/2006/picture">
+            <wp:extent cx="5486400" cy="2834640"/>
+            <wp:docPr id="10" name="Picture 10" descr="Sampling variability means a statistic can vary because different units were observed. Do not automatically attribute every rate change to a model improvement or deterioration. Limit: These two samples do not supply a probability model or confidence interval; none is invented."/>
+            <wp:cNvGraphicFramePr>
+              <a:graphicFrameLocks noChangeAspect="1"/>
+            </wp:cNvGraphicFramePr>
+            <a:graphic>
+              <a:graphicData uri="http://schemas.openxmlformats.org/drawingml/2006/picture">
+                <pic:pic>
+                  <pic:nvPicPr>
+                    <pic:cNvPr id="0" name="academy-story-ai-7-11-05.png"/>
+                    <pic:cNvPicPr/>
+                  </pic:nvPicPr>
+                  <pic:blipFill>
+                    <a:blip r:embed="rId16"/>
+                    <a:stretch>
+                      <a:fillRect/>
+                    </a:stretch>
+                  </pic:blipFill>
+                  <pic:spPr>
+                    <a:xfrm>
+                      <a:off x="0" y="0"/>
+                      <a:ext cx="5486400" cy="2834640"/>
+                    </a:xfrm>
+                    <a:prstGeom prst="rect"/>
+                  </pic:spPr>
+                </pic:pic>
+              </a:graphicData>
+            </a:graphic>
+          </wp:inline>
+        </w:drawing>
+      </w:r>
+    </w:p>
+    <w:p>
+      <w:pPr>
+        <w:spacing w:line="336" w:lineRule="auto" w:after="180"/>
+      </w:pPr>
+      <w:r>
+        <w:rPr>
           <w:b/>
         </w:rPr>
         <w:t>Sampling variability</w:t>
@@ -4384,7 +5735,6 @@
     <w:p>
       <w:pPr>
         <w:spacing w:line="336" w:lineRule="auto" w:after="180"/>
-        <w:shd w:fill="F5F1FB"/>
       </w:pPr>
       <w:r>
         <w:rPr>
@@ -4395,7 +5745,7 @@
     </w:p>
     <w:p>
       <w:pPr>
-        <w:pStyle w:val="Heading3"/>
+        <w:pStyle w:val="Heading2"/>
       </w:pPr>
       <w:r>
         <w:t>06. Make the idea visible in your project</w:t>
@@ -4406,7 +5756,7 @@
         <w:drawing>
           <wp:inline xmlns:a="http://schemas.openxmlformats.org/drawingml/2006/main" xmlns:pic="http://schemas.openxmlformats.org/drawingml/2006/picture">
             <wp:extent cx="5486400" cy="3681984"/>
-            <wp:docPr id="8" name="Picture 8" descr="For the Reproducible AI Research Study, retain an annotated worked trace and the changed-case reasoning. Connect the claim to its records, units and assumptions so another investigator can challenge or reproduce it. Draw your input, deciding step, result and limit. Supported question: Calculate the two four-case rates and their difference. Explain how changed included cases can affect a fixed model, and why identical deterministic records should not differ on a rerun."/>
+            <wp:docPr id="11" name="Picture 11" descr="For the Reproducible AI Research Study, retain an annotated worked trace and the changed-case reasoning. Connect the claim to its records, units and assumptions so another investigator can challenge or reproduce it. Draw your input, deciding step, result and limit. Supported question: Calculate the two four-case rates and their difference. Explain how changed included cases can affect a fixed model, and why identical deterministic records should not differ on a rerun."/>
             <wp:cNvGraphicFramePr>
               <a:graphicFrameLocks noChangeAspect="1"/>
             </wp:cNvGraphicFramePr>
@@ -4418,7 +5768,7 @@
                     <pic:cNvPicPr/>
                   </pic:nvPicPr>
                   <pic:blipFill>
-                    <a:blip r:embed="rId16"/>
+                    <a:blip r:embed="rId17"/>
                     <a:stretch>
                       <a:fillRect/>
                     </a:stretch>
@@ -4485,7 +5835,6 @@
     <w:p>
       <w:pPr>
         <w:spacing w:line="336" w:lineRule="auto" w:after="180"/>
-        <w:shd w:fill="F5F1FB"/>
       </w:pPr>
       <w:r>
         <w:rPr>
@@ -4504,6 +5853,62 @@
           <w:b w:val="0"/>
         </w:rPr>
         <w:t>.</w:t>
+      </w:r>
+    </w:p>
+    <w:p>
+      <w:pPr>
+        <w:pStyle w:val="Heading2"/>
+      </w:pPr>
+      <w:r>
+        <w:t>Earlier wording, alternatives and picture transcripts · reference / check after trying</w:t>
+      </w:r>
+    </w:p>
+    <w:p>
+      <w:pPr>
+        <w:pStyle w:val="Heading3"/>
+      </w:pPr>
+      <w:r>
+        <w:t>01. Sampling variability: the case</w:t>
+      </w:r>
+    </w:p>
+    <w:p>
+      <w:pPr>
+        <w:pStyle w:val="Heading3"/>
+      </w:pPr>
+      <w:r>
+        <w:t>02. Follow the deciding steps</w:t>
+      </w:r>
+    </w:p>
+    <w:p>
+      <w:pPr>
+        <w:pStyle w:val="Heading3"/>
+      </w:pPr>
+      <w:r>
+        <w:t>03. Two distinct samples, fixed model</w:t>
+      </w:r>
+    </w:p>
+    <w:p>
+      <w:pPr>
+        <w:pStyle w:val="Heading3"/>
+      </w:pPr>
+      <w:r>
+        <w:t>04. Change one thing. Trace what follows.</w:t>
+      </w:r>
+    </w:p>
+    <w:p>
+      <w:pPr>
+        <w:pStyle w:val="Heading3"/>
+      </w:pPr>
+      <w:r>
+        <w:t>05. Connect the explanation to its limit</w:t>
+      </w:r>
+    </w:p>
+    <w:p>
+      <w:pPr>
+        <w:pStyle w:val="Heading3"/>
+      </w:pPr>
+      <w:r>
+        <w:t>06. Make the idea visible in your project</w:t>
       </w:r>
     </w:p>
     <w:sectPr>
